--- a/Paper/TongHopNoiDung.docx
+++ b/Paper/TongHopNoiDung.docx
@@ -135,75 +135,1990 @@
           <w:rFonts w:ascii="Times New Roman" w:hAnsi="Times New Roman" w:cs="Times New Roman"/>
           <w:color w:val="auto"/>
         </w:rPr>
-        <w:t>Paper 3 - Thiết kế mô hình dữ liệu</w:t>
-      </w:r>
-    </w:p>
-    <w:p>
-      <w:pPr>
-        <w:rPr>
-          <w:rFonts w:ascii="Times New Roman" w:hAnsi="Times New Roman" w:cs="Times New Roman"/>
-        </w:rPr>
-      </w:pPr>
-      <w:r>
-        <w:rPr>
-          <w:rFonts w:ascii="Times New Roman" w:hAnsi="Times New Roman" w:cs="Times New Roman"/>
-        </w:rPr>
-        <w:t>Nội dung chính: Nghiên cứu phân tích các khó khăn khi xây dựng mô hình dữ liệu cho hệ thống thuê xe. Các vấn đề thường gặp gồm xác định thực thể, quan hệ và ràng buộc dữ liệu.</w:t>
-      </w:r>
-    </w:p>
-    <w:p>
-      <w:pPr>
-        <w:rPr>
-          <w:rFonts w:ascii="Times New Roman" w:hAnsi="Times New Roman" w:cs="Times New Roman"/>
-        </w:rPr>
-      </w:pPr>
-      <w:r>
-        <w:rPr>
-          <w:rFonts w:ascii="Times New Roman" w:hAnsi="Times New Roman" w:cs="Times New Roman"/>
-        </w:rPr>
-        <w:t>Nhận định và khả năng áp dụng: Paper này hỗ trợ trực tiếp cho việc xây dựng ERD, Database và SRS. Nhóm có thể sử dụng các thực thể như Customer, Vehicle, Rental, Employee, Location làm nền tảng dữ liệu.</w:t>
+        <w:t xml:space="preserve">Paper 3 - </w:t>
+      </w:r>
+      <w:r>
+        <w:rPr>
+          <w:rFonts w:ascii="Times New Roman" w:hAnsi="Times New Roman" w:cs="Times New Roman"/>
+          <w:color w:val="auto"/>
+        </w:rPr>
+        <w:t xml:space="preserve">Các </w:t>
+      </w:r>
+      <w:proofErr w:type="spellStart"/>
+      <w:r>
+        <w:rPr>
+          <w:rFonts w:ascii="Times New Roman" w:hAnsi="Times New Roman" w:cs="Times New Roman"/>
+          <w:color w:val="auto"/>
+        </w:rPr>
+        <w:t>yếu</w:t>
+      </w:r>
+      <w:proofErr w:type="spellEnd"/>
+      <w:r>
+        <w:rPr>
+          <w:rFonts w:ascii="Times New Roman" w:hAnsi="Times New Roman" w:cs="Times New Roman"/>
+          <w:color w:val="auto"/>
+        </w:rPr>
+        <w:t xml:space="preserve"> </w:t>
+      </w:r>
+      <w:proofErr w:type="spellStart"/>
+      <w:r>
+        <w:rPr>
+          <w:rFonts w:ascii="Times New Roman" w:hAnsi="Times New Roman" w:cs="Times New Roman"/>
+          <w:color w:val="auto"/>
+        </w:rPr>
+        <w:t>tố</w:t>
+      </w:r>
+      <w:proofErr w:type="spellEnd"/>
+      <w:r>
+        <w:rPr>
+          <w:rFonts w:ascii="Times New Roman" w:hAnsi="Times New Roman" w:cs="Times New Roman"/>
+          <w:color w:val="auto"/>
+        </w:rPr>
+        <w:t xml:space="preserve"> </w:t>
+      </w:r>
+      <w:proofErr w:type="spellStart"/>
+      <w:r>
+        <w:rPr>
+          <w:rFonts w:ascii="Times New Roman" w:hAnsi="Times New Roman" w:cs="Times New Roman"/>
+          <w:color w:val="auto"/>
+        </w:rPr>
+        <w:t>ảnh</w:t>
+      </w:r>
+      <w:proofErr w:type="spellEnd"/>
+      <w:r>
+        <w:rPr>
+          <w:rFonts w:ascii="Times New Roman" w:hAnsi="Times New Roman" w:cs="Times New Roman"/>
+          <w:color w:val="auto"/>
+        </w:rPr>
+        <w:t xml:space="preserve"> </w:t>
+      </w:r>
+      <w:proofErr w:type="spellStart"/>
+      <w:r>
+        <w:rPr>
+          <w:rFonts w:ascii="Times New Roman" w:hAnsi="Times New Roman" w:cs="Times New Roman"/>
+          <w:color w:val="auto"/>
+        </w:rPr>
+        <w:t>hưởng</w:t>
+      </w:r>
+      <w:proofErr w:type="spellEnd"/>
+      <w:r>
+        <w:rPr>
+          <w:rFonts w:ascii="Times New Roman" w:hAnsi="Times New Roman" w:cs="Times New Roman"/>
+          <w:color w:val="auto"/>
+        </w:rPr>
+        <w:t xml:space="preserve"> </w:t>
+      </w:r>
+      <w:proofErr w:type="spellStart"/>
+      <w:r>
+        <w:rPr>
+          <w:rFonts w:ascii="Times New Roman" w:hAnsi="Times New Roman" w:cs="Times New Roman"/>
+          <w:color w:val="auto"/>
+        </w:rPr>
+        <w:t>đến</w:t>
+      </w:r>
+      <w:proofErr w:type="spellEnd"/>
+      <w:r>
+        <w:rPr>
+          <w:rFonts w:ascii="Times New Roman" w:hAnsi="Times New Roman" w:cs="Times New Roman"/>
+          <w:color w:val="auto"/>
+        </w:rPr>
+        <w:t xml:space="preserve"> P2P Car Sharing</w:t>
       </w:r>
     </w:p>
     <w:p>
       <w:pPr>
         <w:pStyle w:val="Heading2"/>
         <w:rPr>
-          <w:rFonts w:ascii="Times New Roman" w:hAnsi="Times New Roman" w:cs="Times New Roman"/>
-          <w:color w:val="auto"/>
+          <w:rFonts w:ascii="Times New Roman" w:eastAsiaTheme="minorEastAsia" w:hAnsi="Times New Roman" w:cs="Times New Roman"/>
+          <w:b w:val="0"/>
+          <w:bCs w:val="0"/>
+          <w:color w:val="auto"/>
+          <w:sz w:val="22"/>
+          <w:szCs w:val="22"/>
         </w:rPr>
       </w:pPr>
-      <w:r>
-        <w:rPr>
-          <w:rFonts w:ascii="Times New Roman" w:hAnsi="Times New Roman" w:cs="Times New Roman"/>
-          <w:color w:val="auto"/>
-        </w:rPr>
-        <w:t>Paper 4 - Vai trò của nhân viên</w:t>
-      </w:r>
-    </w:p>
-    <w:p>
-      <w:pPr>
-        <w:rPr>
-          <w:rFonts w:ascii="Times New Roman" w:hAnsi="Times New Roman" w:cs="Times New Roman"/>
-        </w:rPr>
-      </w:pPr>
-      <w:r>
-        <w:rPr>
-          <w:rFonts w:ascii="Times New Roman" w:hAnsi="Times New Roman" w:cs="Times New Roman"/>
-        </w:rPr>
-        <w:t>Nội dung chính: Kết quả chỉ ra rằng mức độ gắn kết của nhân viên ảnh hưởng trực tiếp đến sự hài lòng và khả năng quay lại của khách hàng.</w:t>
-      </w:r>
-    </w:p>
-    <w:p>
-      <w:pPr>
-        <w:rPr>
-          <w:rFonts w:ascii="Times New Roman" w:hAnsi="Times New Roman" w:cs="Times New Roman"/>
-        </w:rPr>
-      </w:pPr>
-      <w:r>
-        <w:rPr>
-          <w:rFonts w:ascii="Times New Roman" w:hAnsi="Times New Roman" w:cs="Times New Roman"/>
-        </w:rPr>
-        <w:t>Nhận định và khả năng áp dụng: Ngoài công nghệ, yếu tố con người vẫn đóng vai trò quan trọng. Hệ thống nên hỗ trợ nhân viên thao tác nhanh, giảm sai sót và nâng cao chất lượng phục vụ.</w:t>
+      <w:proofErr w:type="spellStart"/>
+      <w:r>
+        <w:rPr>
+          <w:rFonts w:ascii="Times New Roman" w:eastAsiaTheme="minorEastAsia" w:hAnsi="Times New Roman" w:cs="Times New Roman"/>
+          <w:b w:val="0"/>
+          <w:bCs w:val="0"/>
+          <w:color w:val="auto"/>
+          <w:sz w:val="22"/>
+          <w:szCs w:val="22"/>
+        </w:rPr>
+        <w:t>Nội</w:t>
+      </w:r>
+      <w:proofErr w:type="spellEnd"/>
+      <w:r>
+        <w:rPr>
+          <w:rFonts w:ascii="Times New Roman" w:eastAsiaTheme="minorEastAsia" w:hAnsi="Times New Roman" w:cs="Times New Roman"/>
+          <w:b w:val="0"/>
+          <w:bCs w:val="0"/>
+          <w:color w:val="auto"/>
+          <w:sz w:val="22"/>
+          <w:szCs w:val="22"/>
+        </w:rPr>
+        <w:t xml:space="preserve"> dung </w:t>
+      </w:r>
+      <w:proofErr w:type="spellStart"/>
+      <w:r>
+        <w:rPr>
+          <w:rFonts w:ascii="Times New Roman" w:eastAsiaTheme="minorEastAsia" w:hAnsi="Times New Roman" w:cs="Times New Roman"/>
+          <w:b w:val="0"/>
+          <w:bCs w:val="0"/>
+          <w:color w:val="auto"/>
+          <w:sz w:val="22"/>
+          <w:szCs w:val="22"/>
+        </w:rPr>
+        <w:t>chính</w:t>
+      </w:r>
+      <w:proofErr w:type="spellEnd"/>
+      <w:r>
+        <w:rPr>
+          <w:rFonts w:ascii="Times New Roman" w:eastAsiaTheme="minorEastAsia" w:hAnsi="Times New Roman" w:cs="Times New Roman"/>
+          <w:b w:val="0"/>
+          <w:bCs w:val="0"/>
+          <w:color w:val="auto"/>
+          <w:sz w:val="22"/>
+          <w:szCs w:val="22"/>
+        </w:rPr>
+        <w:t xml:space="preserve">: </w:t>
+      </w:r>
+      <w:proofErr w:type="spellStart"/>
+      <w:r>
+        <w:rPr>
+          <w:rFonts w:ascii="Times New Roman" w:eastAsiaTheme="minorEastAsia" w:hAnsi="Times New Roman" w:cs="Times New Roman"/>
+          <w:b w:val="0"/>
+          <w:bCs w:val="0"/>
+          <w:color w:val="auto"/>
+          <w:sz w:val="22"/>
+          <w:szCs w:val="22"/>
+        </w:rPr>
+        <w:t>Nghiên</w:t>
+      </w:r>
+      <w:proofErr w:type="spellEnd"/>
+      <w:r>
+        <w:rPr>
+          <w:rFonts w:ascii="Times New Roman" w:eastAsiaTheme="minorEastAsia" w:hAnsi="Times New Roman" w:cs="Times New Roman"/>
+          <w:b w:val="0"/>
+          <w:bCs w:val="0"/>
+          <w:color w:val="auto"/>
+          <w:sz w:val="22"/>
+          <w:szCs w:val="22"/>
+        </w:rPr>
+        <w:t xml:space="preserve"> </w:t>
+      </w:r>
+      <w:proofErr w:type="spellStart"/>
+      <w:r>
+        <w:rPr>
+          <w:rFonts w:ascii="Times New Roman" w:eastAsiaTheme="minorEastAsia" w:hAnsi="Times New Roman" w:cs="Times New Roman"/>
+          <w:b w:val="0"/>
+          <w:bCs w:val="0"/>
+          <w:color w:val="auto"/>
+          <w:sz w:val="22"/>
+          <w:szCs w:val="22"/>
+        </w:rPr>
+        <w:t>cứu</w:t>
+      </w:r>
+      <w:proofErr w:type="spellEnd"/>
+      <w:r>
+        <w:rPr>
+          <w:rFonts w:ascii="Times New Roman" w:eastAsiaTheme="minorEastAsia" w:hAnsi="Times New Roman" w:cs="Times New Roman"/>
+          <w:b w:val="0"/>
+          <w:bCs w:val="0"/>
+          <w:color w:val="auto"/>
+          <w:sz w:val="22"/>
+          <w:szCs w:val="22"/>
+        </w:rPr>
+        <w:t xml:space="preserve"> </w:t>
+      </w:r>
+      <w:proofErr w:type="spellStart"/>
+      <w:r>
+        <w:rPr>
+          <w:rFonts w:ascii="Times New Roman" w:eastAsiaTheme="minorEastAsia" w:hAnsi="Times New Roman" w:cs="Times New Roman"/>
+          <w:b w:val="0"/>
+          <w:bCs w:val="0"/>
+          <w:color w:val="auto"/>
+          <w:sz w:val="22"/>
+          <w:szCs w:val="22"/>
+        </w:rPr>
+        <w:t>tại</w:t>
+      </w:r>
+      <w:proofErr w:type="spellEnd"/>
+      <w:r>
+        <w:rPr>
+          <w:rFonts w:ascii="Times New Roman" w:eastAsiaTheme="minorEastAsia" w:hAnsi="Times New Roman" w:cs="Times New Roman"/>
+          <w:b w:val="0"/>
+          <w:bCs w:val="0"/>
+          <w:color w:val="auto"/>
+          <w:sz w:val="22"/>
+          <w:szCs w:val="22"/>
+        </w:rPr>
+        <w:t xml:space="preserve"> Hy </w:t>
+      </w:r>
+      <w:proofErr w:type="spellStart"/>
+      <w:r>
+        <w:rPr>
+          <w:rFonts w:ascii="Times New Roman" w:eastAsiaTheme="minorEastAsia" w:hAnsi="Times New Roman" w:cs="Times New Roman"/>
+          <w:b w:val="0"/>
+          <w:bCs w:val="0"/>
+          <w:color w:val="auto"/>
+          <w:sz w:val="22"/>
+          <w:szCs w:val="22"/>
+        </w:rPr>
+        <w:t>Lạp</w:t>
+      </w:r>
+      <w:proofErr w:type="spellEnd"/>
+      <w:r>
+        <w:rPr>
+          <w:rFonts w:ascii="Times New Roman" w:eastAsiaTheme="minorEastAsia" w:hAnsi="Times New Roman" w:cs="Times New Roman"/>
+          <w:b w:val="0"/>
+          <w:bCs w:val="0"/>
+          <w:color w:val="auto"/>
+          <w:sz w:val="22"/>
+          <w:szCs w:val="22"/>
+        </w:rPr>
+        <w:t xml:space="preserve"> </w:t>
+      </w:r>
+      <w:proofErr w:type="spellStart"/>
+      <w:r>
+        <w:rPr>
+          <w:rFonts w:ascii="Times New Roman" w:eastAsiaTheme="minorEastAsia" w:hAnsi="Times New Roman" w:cs="Times New Roman"/>
+          <w:b w:val="0"/>
+          <w:bCs w:val="0"/>
+          <w:color w:val="auto"/>
+          <w:sz w:val="22"/>
+          <w:szCs w:val="22"/>
+        </w:rPr>
+        <w:t>chỉ</w:t>
+      </w:r>
+      <w:proofErr w:type="spellEnd"/>
+      <w:r>
+        <w:rPr>
+          <w:rFonts w:ascii="Times New Roman" w:eastAsiaTheme="minorEastAsia" w:hAnsi="Times New Roman" w:cs="Times New Roman"/>
+          <w:b w:val="0"/>
+          <w:bCs w:val="0"/>
+          <w:color w:val="auto"/>
+          <w:sz w:val="22"/>
+          <w:szCs w:val="22"/>
+        </w:rPr>
+        <w:t xml:space="preserve"> </w:t>
+      </w:r>
+      <w:proofErr w:type="spellStart"/>
+      <w:r>
+        <w:rPr>
+          <w:rFonts w:ascii="Times New Roman" w:eastAsiaTheme="minorEastAsia" w:hAnsi="Times New Roman" w:cs="Times New Roman"/>
+          <w:b w:val="0"/>
+          <w:bCs w:val="0"/>
+          <w:color w:val="auto"/>
+          <w:sz w:val="22"/>
+          <w:szCs w:val="22"/>
+        </w:rPr>
+        <w:t>ra</w:t>
+      </w:r>
+      <w:proofErr w:type="spellEnd"/>
+      <w:r>
+        <w:rPr>
+          <w:rFonts w:ascii="Times New Roman" w:eastAsiaTheme="minorEastAsia" w:hAnsi="Times New Roman" w:cs="Times New Roman"/>
+          <w:b w:val="0"/>
+          <w:bCs w:val="0"/>
+          <w:color w:val="auto"/>
+          <w:sz w:val="22"/>
+          <w:szCs w:val="22"/>
+        </w:rPr>
+        <w:t xml:space="preserve"> </w:t>
+      </w:r>
+      <w:proofErr w:type="spellStart"/>
+      <w:r>
+        <w:rPr>
+          <w:rFonts w:ascii="Times New Roman" w:eastAsiaTheme="minorEastAsia" w:hAnsi="Times New Roman" w:cs="Times New Roman"/>
+          <w:b w:val="0"/>
+          <w:bCs w:val="0"/>
+          <w:color w:val="auto"/>
+          <w:sz w:val="22"/>
+          <w:szCs w:val="22"/>
+        </w:rPr>
+        <w:t>rằng</w:t>
+      </w:r>
+      <w:proofErr w:type="spellEnd"/>
+      <w:r>
+        <w:rPr>
+          <w:rFonts w:ascii="Times New Roman" w:eastAsiaTheme="minorEastAsia" w:hAnsi="Times New Roman" w:cs="Times New Roman"/>
+          <w:b w:val="0"/>
+          <w:bCs w:val="0"/>
+          <w:color w:val="auto"/>
+          <w:sz w:val="22"/>
+          <w:szCs w:val="22"/>
+        </w:rPr>
+        <w:t xml:space="preserve"> </w:t>
+      </w:r>
+      <w:proofErr w:type="spellStart"/>
+      <w:r>
+        <w:rPr>
+          <w:rFonts w:ascii="Times New Roman" w:eastAsiaTheme="minorEastAsia" w:hAnsi="Times New Roman" w:cs="Times New Roman"/>
+          <w:b w:val="0"/>
+          <w:bCs w:val="0"/>
+          <w:color w:val="auto"/>
+          <w:sz w:val="22"/>
+          <w:szCs w:val="22"/>
+        </w:rPr>
+        <w:t>lợi</w:t>
+      </w:r>
+      <w:proofErr w:type="spellEnd"/>
+      <w:r>
+        <w:rPr>
+          <w:rFonts w:ascii="Times New Roman" w:eastAsiaTheme="minorEastAsia" w:hAnsi="Times New Roman" w:cs="Times New Roman"/>
+          <w:b w:val="0"/>
+          <w:bCs w:val="0"/>
+          <w:color w:val="auto"/>
+          <w:sz w:val="22"/>
+          <w:szCs w:val="22"/>
+        </w:rPr>
+        <w:t xml:space="preserve"> </w:t>
+      </w:r>
+      <w:proofErr w:type="spellStart"/>
+      <w:r>
+        <w:rPr>
+          <w:rFonts w:ascii="Times New Roman" w:eastAsiaTheme="minorEastAsia" w:hAnsi="Times New Roman" w:cs="Times New Roman"/>
+          <w:b w:val="0"/>
+          <w:bCs w:val="0"/>
+          <w:color w:val="auto"/>
+          <w:sz w:val="22"/>
+          <w:szCs w:val="22"/>
+        </w:rPr>
+        <w:t>ích</w:t>
+      </w:r>
+      <w:proofErr w:type="spellEnd"/>
+      <w:r>
+        <w:rPr>
+          <w:rFonts w:ascii="Times New Roman" w:eastAsiaTheme="minorEastAsia" w:hAnsi="Times New Roman" w:cs="Times New Roman"/>
+          <w:b w:val="0"/>
+          <w:bCs w:val="0"/>
+          <w:color w:val="auto"/>
+          <w:sz w:val="22"/>
+          <w:szCs w:val="22"/>
+        </w:rPr>
+        <w:t xml:space="preserve"> </w:t>
+      </w:r>
+      <w:proofErr w:type="spellStart"/>
+      <w:r>
+        <w:rPr>
+          <w:rFonts w:ascii="Times New Roman" w:eastAsiaTheme="minorEastAsia" w:hAnsi="Times New Roman" w:cs="Times New Roman"/>
+          <w:b w:val="0"/>
+          <w:bCs w:val="0"/>
+          <w:color w:val="auto"/>
+          <w:sz w:val="22"/>
+          <w:szCs w:val="22"/>
+        </w:rPr>
+        <w:t>kinh</w:t>
+      </w:r>
+      <w:proofErr w:type="spellEnd"/>
+      <w:r>
+        <w:rPr>
+          <w:rFonts w:ascii="Times New Roman" w:eastAsiaTheme="minorEastAsia" w:hAnsi="Times New Roman" w:cs="Times New Roman"/>
+          <w:b w:val="0"/>
+          <w:bCs w:val="0"/>
+          <w:color w:val="auto"/>
+          <w:sz w:val="22"/>
+          <w:szCs w:val="22"/>
+        </w:rPr>
+        <w:t xml:space="preserve"> </w:t>
+      </w:r>
+      <w:proofErr w:type="spellStart"/>
+      <w:r>
+        <w:rPr>
+          <w:rFonts w:ascii="Times New Roman" w:eastAsiaTheme="minorEastAsia" w:hAnsi="Times New Roman" w:cs="Times New Roman"/>
+          <w:b w:val="0"/>
+          <w:bCs w:val="0"/>
+          <w:color w:val="auto"/>
+          <w:sz w:val="22"/>
+          <w:szCs w:val="22"/>
+        </w:rPr>
+        <w:t>tế</w:t>
+      </w:r>
+      <w:proofErr w:type="spellEnd"/>
+      <w:r>
+        <w:rPr>
+          <w:rFonts w:ascii="Times New Roman" w:eastAsiaTheme="minorEastAsia" w:hAnsi="Times New Roman" w:cs="Times New Roman"/>
+          <w:b w:val="0"/>
+          <w:bCs w:val="0"/>
+          <w:color w:val="auto"/>
+          <w:sz w:val="22"/>
+          <w:szCs w:val="22"/>
+        </w:rPr>
+        <w:t xml:space="preserve"> </w:t>
+      </w:r>
+      <w:proofErr w:type="spellStart"/>
+      <w:r>
+        <w:rPr>
+          <w:rFonts w:ascii="Times New Roman" w:eastAsiaTheme="minorEastAsia" w:hAnsi="Times New Roman" w:cs="Times New Roman"/>
+          <w:b w:val="0"/>
+          <w:bCs w:val="0"/>
+          <w:color w:val="auto"/>
+          <w:sz w:val="22"/>
+          <w:szCs w:val="22"/>
+        </w:rPr>
+        <w:t>là</w:t>
+      </w:r>
+      <w:proofErr w:type="spellEnd"/>
+      <w:r>
+        <w:rPr>
+          <w:rFonts w:ascii="Times New Roman" w:eastAsiaTheme="minorEastAsia" w:hAnsi="Times New Roman" w:cs="Times New Roman"/>
+          <w:b w:val="0"/>
+          <w:bCs w:val="0"/>
+          <w:color w:val="auto"/>
+          <w:sz w:val="22"/>
+          <w:szCs w:val="22"/>
+        </w:rPr>
+        <w:t xml:space="preserve"> </w:t>
+      </w:r>
+      <w:proofErr w:type="spellStart"/>
+      <w:r>
+        <w:rPr>
+          <w:rFonts w:ascii="Times New Roman" w:eastAsiaTheme="minorEastAsia" w:hAnsi="Times New Roman" w:cs="Times New Roman"/>
+          <w:b w:val="0"/>
+          <w:bCs w:val="0"/>
+          <w:color w:val="auto"/>
+          <w:sz w:val="22"/>
+          <w:szCs w:val="22"/>
+        </w:rPr>
+        <w:t>động</w:t>
+      </w:r>
+      <w:proofErr w:type="spellEnd"/>
+      <w:r>
+        <w:rPr>
+          <w:rFonts w:ascii="Times New Roman" w:eastAsiaTheme="minorEastAsia" w:hAnsi="Times New Roman" w:cs="Times New Roman"/>
+          <w:b w:val="0"/>
+          <w:bCs w:val="0"/>
+          <w:color w:val="auto"/>
+          <w:sz w:val="22"/>
+          <w:szCs w:val="22"/>
+        </w:rPr>
+        <w:t xml:space="preserve"> </w:t>
+      </w:r>
+      <w:proofErr w:type="spellStart"/>
+      <w:r>
+        <w:rPr>
+          <w:rFonts w:ascii="Times New Roman" w:eastAsiaTheme="minorEastAsia" w:hAnsi="Times New Roman" w:cs="Times New Roman"/>
+          <w:b w:val="0"/>
+          <w:bCs w:val="0"/>
+          <w:color w:val="auto"/>
+          <w:sz w:val="22"/>
+          <w:szCs w:val="22"/>
+        </w:rPr>
+        <w:t>lực</w:t>
+      </w:r>
+      <w:proofErr w:type="spellEnd"/>
+      <w:r>
+        <w:rPr>
+          <w:rFonts w:ascii="Times New Roman" w:eastAsiaTheme="minorEastAsia" w:hAnsi="Times New Roman" w:cs="Times New Roman"/>
+          <w:b w:val="0"/>
+          <w:bCs w:val="0"/>
+          <w:color w:val="auto"/>
+          <w:sz w:val="22"/>
+          <w:szCs w:val="22"/>
+        </w:rPr>
+        <w:t xml:space="preserve"> </w:t>
+      </w:r>
+      <w:proofErr w:type="spellStart"/>
+      <w:r>
+        <w:rPr>
+          <w:rFonts w:ascii="Times New Roman" w:eastAsiaTheme="minorEastAsia" w:hAnsi="Times New Roman" w:cs="Times New Roman"/>
+          <w:b w:val="0"/>
+          <w:bCs w:val="0"/>
+          <w:color w:val="auto"/>
+          <w:sz w:val="22"/>
+          <w:szCs w:val="22"/>
+        </w:rPr>
+        <w:t>lớn</w:t>
+      </w:r>
+      <w:proofErr w:type="spellEnd"/>
+      <w:r>
+        <w:rPr>
+          <w:rFonts w:ascii="Times New Roman" w:eastAsiaTheme="minorEastAsia" w:hAnsi="Times New Roman" w:cs="Times New Roman"/>
+          <w:b w:val="0"/>
+          <w:bCs w:val="0"/>
+          <w:color w:val="auto"/>
+          <w:sz w:val="22"/>
+          <w:szCs w:val="22"/>
+        </w:rPr>
+        <w:t xml:space="preserve"> </w:t>
+      </w:r>
+      <w:proofErr w:type="spellStart"/>
+      <w:r>
+        <w:rPr>
+          <w:rFonts w:ascii="Times New Roman" w:eastAsiaTheme="minorEastAsia" w:hAnsi="Times New Roman" w:cs="Times New Roman"/>
+          <w:b w:val="0"/>
+          <w:bCs w:val="0"/>
+          <w:color w:val="auto"/>
+          <w:sz w:val="22"/>
+          <w:szCs w:val="22"/>
+        </w:rPr>
+        <w:t>nhất</w:t>
+      </w:r>
+      <w:proofErr w:type="spellEnd"/>
+      <w:r>
+        <w:rPr>
+          <w:rFonts w:ascii="Times New Roman" w:eastAsiaTheme="minorEastAsia" w:hAnsi="Times New Roman" w:cs="Times New Roman"/>
+          <w:b w:val="0"/>
+          <w:bCs w:val="0"/>
+          <w:color w:val="auto"/>
+          <w:sz w:val="22"/>
+          <w:szCs w:val="22"/>
+        </w:rPr>
+        <w:t xml:space="preserve"> </w:t>
+      </w:r>
+      <w:proofErr w:type="spellStart"/>
+      <w:r>
+        <w:rPr>
+          <w:rFonts w:ascii="Times New Roman" w:eastAsiaTheme="minorEastAsia" w:hAnsi="Times New Roman" w:cs="Times New Roman"/>
+          <w:b w:val="0"/>
+          <w:bCs w:val="0"/>
+          <w:color w:val="auto"/>
+          <w:sz w:val="22"/>
+          <w:szCs w:val="22"/>
+        </w:rPr>
+        <w:t>thúc</w:t>
+      </w:r>
+      <w:proofErr w:type="spellEnd"/>
+      <w:r>
+        <w:rPr>
+          <w:rFonts w:ascii="Times New Roman" w:eastAsiaTheme="minorEastAsia" w:hAnsi="Times New Roman" w:cs="Times New Roman"/>
+          <w:b w:val="0"/>
+          <w:bCs w:val="0"/>
+          <w:color w:val="auto"/>
+          <w:sz w:val="22"/>
+          <w:szCs w:val="22"/>
+        </w:rPr>
+        <w:t xml:space="preserve"> </w:t>
+      </w:r>
+      <w:proofErr w:type="spellStart"/>
+      <w:r>
+        <w:rPr>
+          <w:rFonts w:ascii="Times New Roman" w:eastAsiaTheme="minorEastAsia" w:hAnsi="Times New Roman" w:cs="Times New Roman"/>
+          <w:b w:val="0"/>
+          <w:bCs w:val="0"/>
+          <w:color w:val="auto"/>
+          <w:sz w:val="22"/>
+          <w:szCs w:val="22"/>
+        </w:rPr>
+        <w:t>đẩy</w:t>
+      </w:r>
+      <w:proofErr w:type="spellEnd"/>
+      <w:r>
+        <w:rPr>
+          <w:rFonts w:ascii="Times New Roman" w:eastAsiaTheme="minorEastAsia" w:hAnsi="Times New Roman" w:cs="Times New Roman"/>
+          <w:b w:val="0"/>
+          <w:bCs w:val="0"/>
+          <w:color w:val="auto"/>
+          <w:sz w:val="22"/>
+          <w:szCs w:val="22"/>
+        </w:rPr>
+        <w:t xml:space="preserve"> </w:t>
+      </w:r>
+      <w:proofErr w:type="spellStart"/>
+      <w:r>
+        <w:rPr>
+          <w:rFonts w:ascii="Times New Roman" w:eastAsiaTheme="minorEastAsia" w:hAnsi="Times New Roman" w:cs="Times New Roman"/>
+          <w:b w:val="0"/>
+          <w:bCs w:val="0"/>
+          <w:color w:val="auto"/>
+          <w:sz w:val="22"/>
+          <w:szCs w:val="22"/>
+        </w:rPr>
+        <w:t>người</w:t>
+      </w:r>
+      <w:proofErr w:type="spellEnd"/>
+      <w:r>
+        <w:rPr>
+          <w:rFonts w:ascii="Times New Roman" w:eastAsiaTheme="minorEastAsia" w:hAnsi="Times New Roman" w:cs="Times New Roman"/>
+          <w:b w:val="0"/>
+          <w:bCs w:val="0"/>
+          <w:color w:val="auto"/>
+          <w:sz w:val="22"/>
+          <w:szCs w:val="22"/>
+        </w:rPr>
+        <w:t xml:space="preserve"> </w:t>
+      </w:r>
+      <w:proofErr w:type="spellStart"/>
+      <w:r>
+        <w:rPr>
+          <w:rFonts w:ascii="Times New Roman" w:eastAsiaTheme="minorEastAsia" w:hAnsi="Times New Roman" w:cs="Times New Roman"/>
+          <w:b w:val="0"/>
+          <w:bCs w:val="0"/>
+          <w:color w:val="auto"/>
+          <w:sz w:val="22"/>
+          <w:szCs w:val="22"/>
+        </w:rPr>
+        <w:t>dùng</w:t>
+      </w:r>
+      <w:proofErr w:type="spellEnd"/>
+      <w:r>
+        <w:rPr>
+          <w:rFonts w:ascii="Times New Roman" w:eastAsiaTheme="minorEastAsia" w:hAnsi="Times New Roman" w:cs="Times New Roman"/>
+          <w:b w:val="0"/>
+          <w:bCs w:val="0"/>
+          <w:color w:val="auto"/>
+          <w:sz w:val="22"/>
+          <w:szCs w:val="22"/>
+        </w:rPr>
+        <w:t xml:space="preserve"> </w:t>
+      </w:r>
+      <w:proofErr w:type="spellStart"/>
+      <w:r>
+        <w:rPr>
+          <w:rFonts w:ascii="Times New Roman" w:eastAsiaTheme="minorEastAsia" w:hAnsi="Times New Roman" w:cs="Times New Roman"/>
+          <w:b w:val="0"/>
+          <w:bCs w:val="0"/>
+          <w:color w:val="auto"/>
+          <w:sz w:val="22"/>
+          <w:szCs w:val="22"/>
+        </w:rPr>
+        <w:t>tham</w:t>
+      </w:r>
+      <w:proofErr w:type="spellEnd"/>
+      <w:r>
+        <w:rPr>
+          <w:rFonts w:ascii="Times New Roman" w:eastAsiaTheme="minorEastAsia" w:hAnsi="Times New Roman" w:cs="Times New Roman"/>
+          <w:b w:val="0"/>
+          <w:bCs w:val="0"/>
+          <w:color w:val="auto"/>
+          <w:sz w:val="22"/>
+          <w:szCs w:val="22"/>
+        </w:rPr>
+        <w:t xml:space="preserve"> </w:t>
+      </w:r>
+      <w:proofErr w:type="spellStart"/>
+      <w:r>
+        <w:rPr>
+          <w:rFonts w:ascii="Times New Roman" w:eastAsiaTheme="minorEastAsia" w:hAnsi="Times New Roman" w:cs="Times New Roman"/>
+          <w:b w:val="0"/>
+          <w:bCs w:val="0"/>
+          <w:color w:val="auto"/>
+          <w:sz w:val="22"/>
+          <w:szCs w:val="22"/>
+        </w:rPr>
+        <w:t>gia</w:t>
+      </w:r>
+      <w:proofErr w:type="spellEnd"/>
+      <w:r>
+        <w:rPr>
+          <w:rFonts w:ascii="Times New Roman" w:eastAsiaTheme="minorEastAsia" w:hAnsi="Times New Roman" w:cs="Times New Roman"/>
+          <w:b w:val="0"/>
+          <w:bCs w:val="0"/>
+          <w:color w:val="auto"/>
+          <w:sz w:val="22"/>
+          <w:szCs w:val="22"/>
+        </w:rPr>
+        <w:t xml:space="preserve"> P2P Car Sharing. Tuy </w:t>
+      </w:r>
+      <w:proofErr w:type="spellStart"/>
+      <w:r>
+        <w:rPr>
+          <w:rFonts w:ascii="Times New Roman" w:eastAsiaTheme="minorEastAsia" w:hAnsi="Times New Roman" w:cs="Times New Roman"/>
+          <w:b w:val="0"/>
+          <w:bCs w:val="0"/>
+          <w:color w:val="auto"/>
+          <w:sz w:val="22"/>
+          <w:szCs w:val="22"/>
+        </w:rPr>
+        <w:t>nhiên</w:t>
+      </w:r>
+      <w:proofErr w:type="spellEnd"/>
+      <w:r>
+        <w:rPr>
+          <w:rFonts w:ascii="Times New Roman" w:eastAsiaTheme="minorEastAsia" w:hAnsi="Times New Roman" w:cs="Times New Roman"/>
+          <w:b w:val="0"/>
+          <w:bCs w:val="0"/>
+          <w:color w:val="auto"/>
+          <w:sz w:val="22"/>
+          <w:szCs w:val="22"/>
+        </w:rPr>
+        <w:t xml:space="preserve">, </w:t>
+      </w:r>
+      <w:proofErr w:type="spellStart"/>
+      <w:r>
+        <w:rPr>
+          <w:rFonts w:ascii="Times New Roman" w:eastAsiaTheme="minorEastAsia" w:hAnsi="Times New Roman" w:cs="Times New Roman"/>
+          <w:b w:val="0"/>
+          <w:bCs w:val="0"/>
+          <w:color w:val="auto"/>
+          <w:sz w:val="22"/>
+          <w:szCs w:val="22"/>
+        </w:rPr>
+        <w:t>sự</w:t>
+      </w:r>
+      <w:proofErr w:type="spellEnd"/>
+      <w:r>
+        <w:rPr>
+          <w:rFonts w:ascii="Times New Roman" w:eastAsiaTheme="minorEastAsia" w:hAnsi="Times New Roman" w:cs="Times New Roman"/>
+          <w:b w:val="0"/>
+          <w:bCs w:val="0"/>
+          <w:color w:val="auto"/>
+          <w:sz w:val="22"/>
+          <w:szCs w:val="22"/>
+        </w:rPr>
+        <w:t xml:space="preserve"> </w:t>
+      </w:r>
+      <w:proofErr w:type="spellStart"/>
+      <w:r>
+        <w:rPr>
+          <w:rFonts w:ascii="Times New Roman" w:eastAsiaTheme="minorEastAsia" w:hAnsi="Times New Roman" w:cs="Times New Roman"/>
+          <w:b w:val="0"/>
+          <w:bCs w:val="0"/>
+          <w:color w:val="auto"/>
+          <w:sz w:val="22"/>
+          <w:szCs w:val="22"/>
+        </w:rPr>
+        <w:t>thiếu</w:t>
+      </w:r>
+      <w:proofErr w:type="spellEnd"/>
+      <w:r>
+        <w:rPr>
+          <w:rFonts w:ascii="Times New Roman" w:eastAsiaTheme="minorEastAsia" w:hAnsi="Times New Roman" w:cs="Times New Roman"/>
+          <w:b w:val="0"/>
+          <w:bCs w:val="0"/>
+          <w:color w:val="auto"/>
+          <w:sz w:val="22"/>
+          <w:szCs w:val="22"/>
+        </w:rPr>
+        <w:t xml:space="preserve"> tin </w:t>
+      </w:r>
+      <w:proofErr w:type="spellStart"/>
+      <w:r>
+        <w:rPr>
+          <w:rFonts w:ascii="Times New Roman" w:eastAsiaTheme="minorEastAsia" w:hAnsi="Times New Roman" w:cs="Times New Roman"/>
+          <w:b w:val="0"/>
+          <w:bCs w:val="0"/>
+          <w:color w:val="auto"/>
+          <w:sz w:val="22"/>
+          <w:szCs w:val="22"/>
+        </w:rPr>
+        <w:t>tưởng</w:t>
+      </w:r>
+      <w:proofErr w:type="spellEnd"/>
+      <w:r>
+        <w:rPr>
+          <w:rFonts w:ascii="Times New Roman" w:eastAsiaTheme="minorEastAsia" w:hAnsi="Times New Roman" w:cs="Times New Roman"/>
+          <w:b w:val="0"/>
+          <w:bCs w:val="0"/>
+          <w:color w:val="auto"/>
+          <w:sz w:val="22"/>
+          <w:szCs w:val="22"/>
+        </w:rPr>
+        <w:t xml:space="preserve">, lo </w:t>
+      </w:r>
+      <w:proofErr w:type="spellStart"/>
+      <w:r>
+        <w:rPr>
+          <w:rFonts w:ascii="Times New Roman" w:eastAsiaTheme="minorEastAsia" w:hAnsi="Times New Roman" w:cs="Times New Roman"/>
+          <w:b w:val="0"/>
+          <w:bCs w:val="0"/>
+          <w:color w:val="auto"/>
+          <w:sz w:val="22"/>
+          <w:szCs w:val="22"/>
+        </w:rPr>
+        <w:t>ngại</w:t>
+      </w:r>
+      <w:proofErr w:type="spellEnd"/>
+      <w:r>
+        <w:rPr>
+          <w:rFonts w:ascii="Times New Roman" w:eastAsiaTheme="minorEastAsia" w:hAnsi="Times New Roman" w:cs="Times New Roman"/>
+          <w:b w:val="0"/>
+          <w:bCs w:val="0"/>
+          <w:color w:val="auto"/>
+          <w:sz w:val="22"/>
+          <w:szCs w:val="22"/>
+        </w:rPr>
+        <w:t xml:space="preserve"> </w:t>
+      </w:r>
+      <w:proofErr w:type="spellStart"/>
+      <w:r>
+        <w:rPr>
+          <w:rFonts w:ascii="Times New Roman" w:eastAsiaTheme="minorEastAsia" w:hAnsi="Times New Roman" w:cs="Times New Roman"/>
+          <w:b w:val="0"/>
+          <w:bCs w:val="0"/>
+          <w:color w:val="auto"/>
+          <w:sz w:val="22"/>
+          <w:szCs w:val="22"/>
+        </w:rPr>
+        <w:t>về</w:t>
+      </w:r>
+      <w:proofErr w:type="spellEnd"/>
+      <w:r>
+        <w:rPr>
+          <w:rFonts w:ascii="Times New Roman" w:eastAsiaTheme="minorEastAsia" w:hAnsi="Times New Roman" w:cs="Times New Roman"/>
+          <w:b w:val="0"/>
+          <w:bCs w:val="0"/>
+          <w:color w:val="auto"/>
+          <w:sz w:val="22"/>
+          <w:szCs w:val="22"/>
+        </w:rPr>
+        <w:t xml:space="preserve"> an </w:t>
+      </w:r>
+      <w:proofErr w:type="spellStart"/>
+      <w:r>
+        <w:rPr>
+          <w:rFonts w:ascii="Times New Roman" w:eastAsiaTheme="minorEastAsia" w:hAnsi="Times New Roman" w:cs="Times New Roman"/>
+          <w:b w:val="0"/>
+          <w:bCs w:val="0"/>
+          <w:color w:val="auto"/>
+          <w:sz w:val="22"/>
+          <w:szCs w:val="22"/>
+        </w:rPr>
+        <w:t>toàn</w:t>
+      </w:r>
+      <w:proofErr w:type="spellEnd"/>
+      <w:r>
+        <w:rPr>
+          <w:rFonts w:ascii="Times New Roman" w:eastAsiaTheme="minorEastAsia" w:hAnsi="Times New Roman" w:cs="Times New Roman"/>
+          <w:b w:val="0"/>
+          <w:bCs w:val="0"/>
+          <w:color w:val="auto"/>
+          <w:sz w:val="22"/>
+          <w:szCs w:val="22"/>
+        </w:rPr>
+        <w:t xml:space="preserve"> </w:t>
+      </w:r>
+      <w:proofErr w:type="spellStart"/>
+      <w:r>
+        <w:rPr>
+          <w:rFonts w:ascii="Times New Roman" w:eastAsiaTheme="minorEastAsia" w:hAnsi="Times New Roman" w:cs="Times New Roman"/>
+          <w:b w:val="0"/>
+          <w:bCs w:val="0"/>
+          <w:color w:val="auto"/>
+          <w:sz w:val="22"/>
+          <w:szCs w:val="22"/>
+        </w:rPr>
+        <w:t>và</w:t>
+      </w:r>
+      <w:proofErr w:type="spellEnd"/>
+      <w:r>
+        <w:rPr>
+          <w:rFonts w:ascii="Times New Roman" w:eastAsiaTheme="minorEastAsia" w:hAnsi="Times New Roman" w:cs="Times New Roman"/>
+          <w:b w:val="0"/>
+          <w:bCs w:val="0"/>
+          <w:color w:val="auto"/>
+          <w:sz w:val="22"/>
+          <w:szCs w:val="22"/>
+        </w:rPr>
+        <w:t xml:space="preserve"> </w:t>
+      </w:r>
+      <w:proofErr w:type="spellStart"/>
+      <w:r>
+        <w:rPr>
+          <w:rFonts w:ascii="Times New Roman" w:eastAsiaTheme="minorEastAsia" w:hAnsi="Times New Roman" w:cs="Times New Roman"/>
+          <w:b w:val="0"/>
+          <w:bCs w:val="0"/>
+          <w:color w:val="auto"/>
+          <w:sz w:val="22"/>
+          <w:szCs w:val="22"/>
+        </w:rPr>
+        <w:t>tình</w:t>
+      </w:r>
+      <w:proofErr w:type="spellEnd"/>
+      <w:r>
+        <w:rPr>
+          <w:rFonts w:ascii="Times New Roman" w:eastAsiaTheme="minorEastAsia" w:hAnsi="Times New Roman" w:cs="Times New Roman"/>
+          <w:b w:val="0"/>
+          <w:bCs w:val="0"/>
+          <w:color w:val="auto"/>
+          <w:sz w:val="22"/>
+          <w:szCs w:val="22"/>
+        </w:rPr>
+        <w:t xml:space="preserve"> </w:t>
+      </w:r>
+      <w:proofErr w:type="spellStart"/>
+      <w:r>
+        <w:rPr>
+          <w:rFonts w:ascii="Times New Roman" w:eastAsiaTheme="minorEastAsia" w:hAnsi="Times New Roman" w:cs="Times New Roman"/>
+          <w:b w:val="0"/>
+          <w:bCs w:val="0"/>
+          <w:color w:val="auto"/>
+          <w:sz w:val="22"/>
+          <w:szCs w:val="22"/>
+        </w:rPr>
+        <w:t>trạng</w:t>
+      </w:r>
+      <w:proofErr w:type="spellEnd"/>
+      <w:r>
+        <w:rPr>
+          <w:rFonts w:ascii="Times New Roman" w:eastAsiaTheme="minorEastAsia" w:hAnsi="Times New Roman" w:cs="Times New Roman"/>
+          <w:b w:val="0"/>
+          <w:bCs w:val="0"/>
+          <w:color w:val="auto"/>
+          <w:sz w:val="22"/>
+          <w:szCs w:val="22"/>
+        </w:rPr>
+        <w:t xml:space="preserve"> </w:t>
+      </w:r>
+      <w:proofErr w:type="spellStart"/>
+      <w:r>
+        <w:rPr>
+          <w:rFonts w:ascii="Times New Roman" w:eastAsiaTheme="minorEastAsia" w:hAnsi="Times New Roman" w:cs="Times New Roman"/>
+          <w:b w:val="0"/>
+          <w:bCs w:val="0"/>
+          <w:color w:val="auto"/>
+          <w:sz w:val="22"/>
+          <w:szCs w:val="22"/>
+        </w:rPr>
+        <w:t>phương</w:t>
+      </w:r>
+      <w:proofErr w:type="spellEnd"/>
+      <w:r>
+        <w:rPr>
+          <w:rFonts w:ascii="Times New Roman" w:eastAsiaTheme="minorEastAsia" w:hAnsi="Times New Roman" w:cs="Times New Roman"/>
+          <w:b w:val="0"/>
+          <w:bCs w:val="0"/>
+          <w:color w:val="auto"/>
+          <w:sz w:val="22"/>
+          <w:szCs w:val="22"/>
+        </w:rPr>
+        <w:t xml:space="preserve"> </w:t>
+      </w:r>
+      <w:proofErr w:type="spellStart"/>
+      <w:r>
+        <w:rPr>
+          <w:rFonts w:ascii="Times New Roman" w:eastAsiaTheme="minorEastAsia" w:hAnsi="Times New Roman" w:cs="Times New Roman"/>
+          <w:b w:val="0"/>
+          <w:bCs w:val="0"/>
+          <w:color w:val="auto"/>
+          <w:sz w:val="22"/>
+          <w:szCs w:val="22"/>
+        </w:rPr>
+        <w:t>tiện</w:t>
+      </w:r>
+      <w:proofErr w:type="spellEnd"/>
+      <w:r>
+        <w:rPr>
+          <w:rFonts w:ascii="Times New Roman" w:eastAsiaTheme="minorEastAsia" w:hAnsi="Times New Roman" w:cs="Times New Roman"/>
+          <w:b w:val="0"/>
+          <w:bCs w:val="0"/>
+          <w:color w:val="auto"/>
+          <w:sz w:val="22"/>
+          <w:szCs w:val="22"/>
+        </w:rPr>
+        <w:t xml:space="preserve"> </w:t>
+      </w:r>
+      <w:proofErr w:type="spellStart"/>
+      <w:r>
+        <w:rPr>
+          <w:rFonts w:ascii="Times New Roman" w:eastAsiaTheme="minorEastAsia" w:hAnsi="Times New Roman" w:cs="Times New Roman"/>
+          <w:b w:val="0"/>
+          <w:bCs w:val="0"/>
+          <w:color w:val="auto"/>
+          <w:sz w:val="22"/>
+          <w:szCs w:val="22"/>
+        </w:rPr>
+        <w:t>là</w:t>
+      </w:r>
+      <w:proofErr w:type="spellEnd"/>
+      <w:r>
+        <w:rPr>
+          <w:rFonts w:ascii="Times New Roman" w:eastAsiaTheme="minorEastAsia" w:hAnsi="Times New Roman" w:cs="Times New Roman"/>
+          <w:b w:val="0"/>
+          <w:bCs w:val="0"/>
+          <w:color w:val="auto"/>
+          <w:sz w:val="22"/>
+          <w:szCs w:val="22"/>
+        </w:rPr>
+        <w:t xml:space="preserve"> </w:t>
+      </w:r>
+      <w:proofErr w:type="spellStart"/>
+      <w:r>
+        <w:rPr>
+          <w:rFonts w:ascii="Times New Roman" w:eastAsiaTheme="minorEastAsia" w:hAnsi="Times New Roman" w:cs="Times New Roman"/>
+          <w:b w:val="0"/>
+          <w:bCs w:val="0"/>
+          <w:color w:val="auto"/>
+          <w:sz w:val="22"/>
+          <w:szCs w:val="22"/>
+        </w:rPr>
+        <w:t>các</w:t>
+      </w:r>
+      <w:proofErr w:type="spellEnd"/>
+      <w:r>
+        <w:rPr>
+          <w:rFonts w:ascii="Times New Roman" w:eastAsiaTheme="minorEastAsia" w:hAnsi="Times New Roman" w:cs="Times New Roman"/>
+          <w:b w:val="0"/>
+          <w:bCs w:val="0"/>
+          <w:color w:val="auto"/>
+          <w:sz w:val="22"/>
+          <w:szCs w:val="22"/>
+        </w:rPr>
+        <w:t xml:space="preserve"> </w:t>
+      </w:r>
+      <w:proofErr w:type="spellStart"/>
+      <w:r>
+        <w:rPr>
+          <w:rFonts w:ascii="Times New Roman" w:eastAsiaTheme="minorEastAsia" w:hAnsi="Times New Roman" w:cs="Times New Roman"/>
+          <w:b w:val="0"/>
+          <w:bCs w:val="0"/>
+          <w:color w:val="auto"/>
+          <w:sz w:val="22"/>
+          <w:szCs w:val="22"/>
+        </w:rPr>
+        <w:t>rào</w:t>
+      </w:r>
+      <w:proofErr w:type="spellEnd"/>
+      <w:r>
+        <w:rPr>
+          <w:rFonts w:ascii="Times New Roman" w:eastAsiaTheme="minorEastAsia" w:hAnsi="Times New Roman" w:cs="Times New Roman"/>
+          <w:b w:val="0"/>
+          <w:bCs w:val="0"/>
+          <w:color w:val="auto"/>
+          <w:sz w:val="22"/>
+          <w:szCs w:val="22"/>
+        </w:rPr>
+        <w:t xml:space="preserve"> </w:t>
+      </w:r>
+      <w:proofErr w:type="spellStart"/>
+      <w:r>
+        <w:rPr>
+          <w:rFonts w:ascii="Times New Roman" w:eastAsiaTheme="minorEastAsia" w:hAnsi="Times New Roman" w:cs="Times New Roman"/>
+          <w:b w:val="0"/>
+          <w:bCs w:val="0"/>
+          <w:color w:val="auto"/>
+          <w:sz w:val="22"/>
+          <w:szCs w:val="22"/>
+        </w:rPr>
+        <w:t>cản</w:t>
+      </w:r>
+      <w:proofErr w:type="spellEnd"/>
+      <w:r>
+        <w:rPr>
+          <w:rFonts w:ascii="Times New Roman" w:eastAsiaTheme="minorEastAsia" w:hAnsi="Times New Roman" w:cs="Times New Roman"/>
+          <w:b w:val="0"/>
+          <w:bCs w:val="0"/>
+          <w:color w:val="auto"/>
+          <w:sz w:val="22"/>
+          <w:szCs w:val="22"/>
+        </w:rPr>
+        <w:t xml:space="preserve"> </w:t>
+      </w:r>
+      <w:proofErr w:type="spellStart"/>
+      <w:r>
+        <w:rPr>
+          <w:rFonts w:ascii="Times New Roman" w:eastAsiaTheme="minorEastAsia" w:hAnsi="Times New Roman" w:cs="Times New Roman"/>
+          <w:b w:val="0"/>
+          <w:bCs w:val="0"/>
+          <w:color w:val="auto"/>
+          <w:sz w:val="22"/>
+          <w:szCs w:val="22"/>
+        </w:rPr>
+        <w:t>quan</w:t>
+      </w:r>
+      <w:proofErr w:type="spellEnd"/>
+      <w:r>
+        <w:rPr>
+          <w:rFonts w:ascii="Times New Roman" w:eastAsiaTheme="minorEastAsia" w:hAnsi="Times New Roman" w:cs="Times New Roman"/>
+          <w:b w:val="0"/>
+          <w:bCs w:val="0"/>
+          <w:color w:val="auto"/>
+          <w:sz w:val="22"/>
+          <w:szCs w:val="22"/>
+        </w:rPr>
+        <w:t xml:space="preserve"> </w:t>
+      </w:r>
+      <w:proofErr w:type="spellStart"/>
+      <w:r>
+        <w:rPr>
+          <w:rFonts w:ascii="Times New Roman" w:eastAsiaTheme="minorEastAsia" w:hAnsi="Times New Roman" w:cs="Times New Roman"/>
+          <w:b w:val="0"/>
+          <w:bCs w:val="0"/>
+          <w:color w:val="auto"/>
+          <w:sz w:val="22"/>
+          <w:szCs w:val="22"/>
+        </w:rPr>
+        <w:t>trọng</w:t>
+      </w:r>
+      <w:proofErr w:type="spellEnd"/>
+      <w:r>
+        <w:rPr>
+          <w:rFonts w:ascii="Times New Roman" w:eastAsiaTheme="minorEastAsia" w:hAnsi="Times New Roman" w:cs="Times New Roman"/>
+          <w:b w:val="0"/>
+          <w:bCs w:val="0"/>
+          <w:color w:val="auto"/>
+          <w:sz w:val="22"/>
+          <w:szCs w:val="22"/>
+        </w:rPr>
+        <w:t>.</w:t>
+      </w:r>
+      <w:r>
+        <w:rPr>
+          <w:rFonts w:ascii="Times New Roman" w:eastAsiaTheme="minorEastAsia" w:hAnsi="Times New Roman" w:cs="Times New Roman"/>
+          <w:b w:val="0"/>
+          <w:bCs w:val="0"/>
+          <w:color w:val="auto"/>
+          <w:sz w:val="22"/>
+          <w:szCs w:val="22"/>
+        </w:rPr>
+        <w:br/>
+      </w:r>
+      <w:proofErr w:type="spellStart"/>
+      <w:r>
+        <w:rPr>
+          <w:rFonts w:ascii="Times New Roman" w:eastAsiaTheme="minorEastAsia" w:hAnsi="Times New Roman" w:cs="Times New Roman"/>
+          <w:b w:val="0"/>
+          <w:bCs w:val="0"/>
+          <w:color w:val="auto"/>
+          <w:sz w:val="22"/>
+          <w:szCs w:val="22"/>
+        </w:rPr>
+        <w:t>Nhận</w:t>
+      </w:r>
+      <w:proofErr w:type="spellEnd"/>
+      <w:r>
+        <w:rPr>
+          <w:rFonts w:ascii="Times New Roman" w:eastAsiaTheme="minorEastAsia" w:hAnsi="Times New Roman" w:cs="Times New Roman"/>
+          <w:b w:val="0"/>
+          <w:bCs w:val="0"/>
+          <w:color w:val="auto"/>
+          <w:sz w:val="22"/>
+          <w:szCs w:val="22"/>
+        </w:rPr>
+        <w:t xml:space="preserve"> </w:t>
+      </w:r>
+      <w:proofErr w:type="spellStart"/>
+      <w:r>
+        <w:rPr>
+          <w:rFonts w:ascii="Times New Roman" w:eastAsiaTheme="minorEastAsia" w:hAnsi="Times New Roman" w:cs="Times New Roman"/>
+          <w:b w:val="0"/>
+          <w:bCs w:val="0"/>
+          <w:color w:val="auto"/>
+          <w:sz w:val="22"/>
+          <w:szCs w:val="22"/>
+        </w:rPr>
+        <w:t>định</w:t>
+      </w:r>
+      <w:proofErr w:type="spellEnd"/>
+      <w:r>
+        <w:rPr>
+          <w:rFonts w:ascii="Times New Roman" w:eastAsiaTheme="minorEastAsia" w:hAnsi="Times New Roman" w:cs="Times New Roman"/>
+          <w:b w:val="0"/>
+          <w:bCs w:val="0"/>
+          <w:color w:val="auto"/>
+          <w:sz w:val="22"/>
+          <w:szCs w:val="22"/>
+        </w:rPr>
+        <w:t xml:space="preserve"> </w:t>
+      </w:r>
+      <w:proofErr w:type="spellStart"/>
+      <w:r>
+        <w:rPr>
+          <w:rFonts w:ascii="Times New Roman" w:eastAsiaTheme="minorEastAsia" w:hAnsi="Times New Roman" w:cs="Times New Roman"/>
+          <w:b w:val="0"/>
+          <w:bCs w:val="0"/>
+          <w:color w:val="auto"/>
+          <w:sz w:val="22"/>
+          <w:szCs w:val="22"/>
+        </w:rPr>
+        <w:t>và</w:t>
+      </w:r>
+      <w:proofErr w:type="spellEnd"/>
+      <w:r>
+        <w:rPr>
+          <w:rFonts w:ascii="Times New Roman" w:eastAsiaTheme="minorEastAsia" w:hAnsi="Times New Roman" w:cs="Times New Roman"/>
+          <w:b w:val="0"/>
+          <w:bCs w:val="0"/>
+          <w:color w:val="auto"/>
+          <w:sz w:val="22"/>
+          <w:szCs w:val="22"/>
+        </w:rPr>
+        <w:t xml:space="preserve"> </w:t>
+      </w:r>
+      <w:proofErr w:type="spellStart"/>
+      <w:r>
+        <w:rPr>
+          <w:rFonts w:ascii="Times New Roman" w:eastAsiaTheme="minorEastAsia" w:hAnsi="Times New Roman" w:cs="Times New Roman"/>
+          <w:b w:val="0"/>
+          <w:bCs w:val="0"/>
+          <w:color w:val="auto"/>
+          <w:sz w:val="22"/>
+          <w:szCs w:val="22"/>
+        </w:rPr>
+        <w:t>khả</w:t>
+      </w:r>
+      <w:proofErr w:type="spellEnd"/>
+      <w:r>
+        <w:rPr>
+          <w:rFonts w:ascii="Times New Roman" w:eastAsiaTheme="minorEastAsia" w:hAnsi="Times New Roman" w:cs="Times New Roman"/>
+          <w:b w:val="0"/>
+          <w:bCs w:val="0"/>
+          <w:color w:val="auto"/>
+          <w:sz w:val="22"/>
+          <w:szCs w:val="22"/>
+        </w:rPr>
+        <w:t xml:space="preserve"> </w:t>
+      </w:r>
+      <w:proofErr w:type="spellStart"/>
+      <w:r>
+        <w:rPr>
+          <w:rFonts w:ascii="Times New Roman" w:eastAsiaTheme="minorEastAsia" w:hAnsi="Times New Roman" w:cs="Times New Roman"/>
+          <w:b w:val="0"/>
+          <w:bCs w:val="0"/>
+          <w:color w:val="auto"/>
+          <w:sz w:val="22"/>
+          <w:szCs w:val="22"/>
+        </w:rPr>
+        <w:t>năng</w:t>
+      </w:r>
+      <w:proofErr w:type="spellEnd"/>
+      <w:r>
+        <w:rPr>
+          <w:rFonts w:ascii="Times New Roman" w:eastAsiaTheme="minorEastAsia" w:hAnsi="Times New Roman" w:cs="Times New Roman"/>
+          <w:b w:val="0"/>
+          <w:bCs w:val="0"/>
+          <w:color w:val="auto"/>
+          <w:sz w:val="22"/>
+          <w:szCs w:val="22"/>
+        </w:rPr>
+        <w:t xml:space="preserve"> </w:t>
+      </w:r>
+      <w:proofErr w:type="spellStart"/>
+      <w:r>
+        <w:rPr>
+          <w:rFonts w:ascii="Times New Roman" w:eastAsiaTheme="minorEastAsia" w:hAnsi="Times New Roman" w:cs="Times New Roman"/>
+          <w:b w:val="0"/>
+          <w:bCs w:val="0"/>
+          <w:color w:val="auto"/>
+          <w:sz w:val="22"/>
+          <w:szCs w:val="22"/>
+        </w:rPr>
+        <w:t>áp</w:t>
+      </w:r>
+      <w:proofErr w:type="spellEnd"/>
+      <w:r>
+        <w:rPr>
+          <w:rFonts w:ascii="Times New Roman" w:eastAsiaTheme="minorEastAsia" w:hAnsi="Times New Roman" w:cs="Times New Roman"/>
+          <w:b w:val="0"/>
+          <w:bCs w:val="0"/>
+          <w:color w:val="auto"/>
+          <w:sz w:val="22"/>
+          <w:szCs w:val="22"/>
+        </w:rPr>
+        <w:t xml:space="preserve"> </w:t>
+      </w:r>
+      <w:proofErr w:type="spellStart"/>
+      <w:r>
+        <w:rPr>
+          <w:rFonts w:ascii="Times New Roman" w:eastAsiaTheme="minorEastAsia" w:hAnsi="Times New Roman" w:cs="Times New Roman"/>
+          <w:b w:val="0"/>
+          <w:bCs w:val="0"/>
+          <w:color w:val="auto"/>
+          <w:sz w:val="22"/>
+          <w:szCs w:val="22"/>
+        </w:rPr>
+        <w:t>dụng</w:t>
+      </w:r>
+      <w:proofErr w:type="spellEnd"/>
+      <w:r>
+        <w:rPr>
+          <w:rFonts w:ascii="Times New Roman" w:eastAsiaTheme="minorEastAsia" w:hAnsi="Times New Roman" w:cs="Times New Roman"/>
+          <w:b w:val="0"/>
+          <w:bCs w:val="0"/>
+          <w:color w:val="auto"/>
+          <w:sz w:val="22"/>
+          <w:szCs w:val="22"/>
+        </w:rPr>
+        <w:t xml:space="preserve">: </w:t>
+      </w:r>
+      <w:proofErr w:type="spellStart"/>
+      <w:r>
+        <w:rPr>
+          <w:rFonts w:ascii="Times New Roman" w:eastAsiaTheme="minorEastAsia" w:hAnsi="Times New Roman" w:cs="Times New Roman"/>
+          <w:b w:val="0"/>
+          <w:bCs w:val="0"/>
+          <w:color w:val="auto"/>
+          <w:sz w:val="22"/>
+          <w:szCs w:val="22"/>
+        </w:rPr>
+        <w:t>Hệ</w:t>
+      </w:r>
+      <w:proofErr w:type="spellEnd"/>
+      <w:r>
+        <w:rPr>
+          <w:rFonts w:ascii="Times New Roman" w:eastAsiaTheme="minorEastAsia" w:hAnsi="Times New Roman" w:cs="Times New Roman"/>
+          <w:b w:val="0"/>
+          <w:bCs w:val="0"/>
+          <w:color w:val="auto"/>
+          <w:sz w:val="22"/>
+          <w:szCs w:val="22"/>
+        </w:rPr>
+        <w:t xml:space="preserve"> </w:t>
+      </w:r>
+      <w:proofErr w:type="spellStart"/>
+      <w:r>
+        <w:rPr>
+          <w:rFonts w:ascii="Times New Roman" w:eastAsiaTheme="minorEastAsia" w:hAnsi="Times New Roman" w:cs="Times New Roman"/>
+          <w:b w:val="0"/>
+          <w:bCs w:val="0"/>
+          <w:color w:val="auto"/>
+          <w:sz w:val="22"/>
+          <w:szCs w:val="22"/>
+        </w:rPr>
+        <w:t>thống</w:t>
+      </w:r>
+      <w:proofErr w:type="spellEnd"/>
+      <w:r>
+        <w:rPr>
+          <w:rFonts w:ascii="Times New Roman" w:eastAsiaTheme="minorEastAsia" w:hAnsi="Times New Roman" w:cs="Times New Roman"/>
+          <w:b w:val="0"/>
+          <w:bCs w:val="0"/>
+          <w:color w:val="auto"/>
+          <w:sz w:val="22"/>
+          <w:szCs w:val="22"/>
+        </w:rPr>
+        <w:t xml:space="preserve"> </w:t>
+      </w:r>
+      <w:proofErr w:type="spellStart"/>
+      <w:r>
+        <w:rPr>
+          <w:rFonts w:ascii="Times New Roman" w:eastAsiaTheme="minorEastAsia" w:hAnsi="Times New Roman" w:cs="Times New Roman"/>
+          <w:b w:val="0"/>
+          <w:bCs w:val="0"/>
+          <w:color w:val="auto"/>
+          <w:sz w:val="22"/>
+          <w:szCs w:val="22"/>
+        </w:rPr>
+        <w:t>nên</w:t>
+      </w:r>
+      <w:proofErr w:type="spellEnd"/>
+      <w:r>
+        <w:rPr>
+          <w:rFonts w:ascii="Times New Roman" w:eastAsiaTheme="minorEastAsia" w:hAnsi="Times New Roman" w:cs="Times New Roman"/>
+          <w:b w:val="0"/>
+          <w:bCs w:val="0"/>
+          <w:color w:val="auto"/>
+          <w:sz w:val="22"/>
+          <w:szCs w:val="22"/>
+        </w:rPr>
+        <w:t xml:space="preserve"> </w:t>
+      </w:r>
+      <w:proofErr w:type="spellStart"/>
+      <w:r>
+        <w:rPr>
+          <w:rFonts w:ascii="Times New Roman" w:eastAsiaTheme="minorEastAsia" w:hAnsi="Times New Roman" w:cs="Times New Roman"/>
+          <w:b w:val="0"/>
+          <w:bCs w:val="0"/>
+          <w:color w:val="auto"/>
+          <w:sz w:val="22"/>
+          <w:szCs w:val="22"/>
+        </w:rPr>
+        <w:t>tích</w:t>
+      </w:r>
+      <w:proofErr w:type="spellEnd"/>
+      <w:r>
+        <w:rPr>
+          <w:rFonts w:ascii="Times New Roman" w:eastAsiaTheme="minorEastAsia" w:hAnsi="Times New Roman" w:cs="Times New Roman"/>
+          <w:b w:val="0"/>
+          <w:bCs w:val="0"/>
+          <w:color w:val="auto"/>
+          <w:sz w:val="22"/>
+          <w:szCs w:val="22"/>
+        </w:rPr>
+        <w:t xml:space="preserve"> </w:t>
+      </w:r>
+      <w:proofErr w:type="spellStart"/>
+      <w:r>
+        <w:rPr>
+          <w:rFonts w:ascii="Times New Roman" w:eastAsiaTheme="minorEastAsia" w:hAnsi="Times New Roman" w:cs="Times New Roman"/>
+          <w:b w:val="0"/>
+          <w:bCs w:val="0"/>
+          <w:color w:val="auto"/>
+          <w:sz w:val="22"/>
+          <w:szCs w:val="22"/>
+        </w:rPr>
+        <w:t>hợp</w:t>
+      </w:r>
+      <w:proofErr w:type="spellEnd"/>
+      <w:r>
+        <w:rPr>
+          <w:rFonts w:ascii="Times New Roman" w:eastAsiaTheme="minorEastAsia" w:hAnsi="Times New Roman" w:cs="Times New Roman"/>
+          <w:b w:val="0"/>
+          <w:bCs w:val="0"/>
+          <w:color w:val="auto"/>
+          <w:sz w:val="22"/>
+          <w:szCs w:val="22"/>
+        </w:rPr>
+        <w:t xml:space="preserve"> </w:t>
+      </w:r>
+      <w:proofErr w:type="spellStart"/>
+      <w:r>
+        <w:rPr>
+          <w:rFonts w:ascii="Times New Roman" w:eastAsiaTheme="minorEastAsia" w:hAnsi="Times New Roman" w:cs="Times New Roman"/>
+          <w:b w:val="0"/>
+          <w:bCs w:val="0"/>
+          <w:color w:val="auto"/>
+          <w:sz w:val="22"/>
+          <w:szCs w:val="22"/>
+        </w:rPr>
+        <w:t>xác</w:t>
+      </w:r>
+      <w:proofErr w:type="spellEnd"/>
+      <w:r>
+        <w:rPr>
+          <w:rFonts w:ascii="Times New Roman" w:eastAsiaTheme="minorEastAsia" w:hAnsi="Times New Roman" w:cs="Times New Roman"/>
+          <w:b w:val="0"/>
+          <w:bCs w:val="0"/>
+          <w:color w:val="auto"/>
+          <w:sz w:val="22"/>
+          <w:szCs w:val="22"/>
+        </w:rPr>
+        <w:t xml:space="preserve"> </w:t>
+      </w:r>
+      <w:proofErr w:type="spellStart"/>
+      <w:r>
+        <w:rPr>
+          <w:rFonts w:ascii="Times New Roman" w:eastAsiaTheme="minorEastAsia" w:hAnsi="Times New Roman" w:cs="Times New Roman"/>
+          <w:b w:val="0"/>
+          <w:bCs w:val="0"/>
+          <w:color w:val="auto"/>
+          <w:sz w:val="22"/>
+          <w:szCs w:val="22"/>
+        </w:rPr>
+        <w:t>minh</w:t>
+      </w:r>
+      <w:proofErr w:type="spellEnd"/>
+      <w:r>
+        <w:rPr>
+          <w:rFonts w:ascii="Times New Roman" w:eastAsiaTheme="minorEastAsia" w:hAnsi="Times New Roman" w:cs="Times New Roman"/>
+          <w:b w:val="0"/>
+          <w:bCs w:val="0"/>
+          <w:color w:val="auto"/>
+          <w:sz w:val="22"/>
+          <w:szCs w:val="22"/>
+        </w:rPr>
+        <w:t xml:space="preserve"> </w:t>
+      </w:r>
+      <w:proofErr w:type="spellStart"/>
+      <w:r>
+        <w:rPr>
+          <w:rFonts w:ascii="Times New Roman" w:eastAsiaTheme="minorEastAsia" w:hAnsi="Times New Roman" w:cs="Times New Roman"/>
+          <w:b w:val="0"/>
+          <w:bCs w:val="0"/>
+          <w:color w:val="auto"/>
+          <w:sz w:val="22"/>
+          <w:szCs w:val="22"/>
+        </w:rPr>
+        <w:t>danh</w:t>
+      </w:r>
+      <w:proofErr w:type="spellEnd"/>
+      <w:r>
+        <w:rPr>
+          <w:rFonts w:ascii="Times New Roman" w:eastAsiaTheme="minorEastAsia" w:hAnsi="Times New Roman" w:cs="Times New Roman"/>
+          <w:b w:val="0"/>
+          <w:bCs w:val="0"/>
+          <w:color w:val="auto"/>
+          <w:sz w:val="22"/>
+          <w:szCs w:val="22"/>
+        </w:rPr>
+        <w:t xml:space="preserve"> </w:t>
+      </w:r>
+      <w:proofErr w:type="spellStart"/>
+      <w:r>
+        <w:rPr>
+          <w:rFonts w:ascii="Times New Roman" w:eastAsiaTheme="minorEastAsia" w:hAnsi="Times New Roman" w:cs="Times New Roman"/>
+          <w:b w:val="0"/>
+          <w:bCs w:val="0"/>
+          <w:color w:val="auto"/>
+          <w:sz w:val="22"/>
+          <w:szCs w:val="22"/>
+        </w:rPr>
+        <w:t>tính</w:t>
+      </w:r>
+      <w:proofErr w:type="spellEnd"/>
+      <w:r>
+        <w:rPr>
+          <w:rFonts w:ascii="Times New Roman" w:eastAsiaTheme="minorEastAsia" w:hAnsi="Times New Roman" w:cs="Times New Roman"/>
+          <w:b w:val="0"/>
+          <w:bCs w:val="0"/>
+          <w:color w:val="auto"/>
+          <w:sz w:val="22"/>
+          <w:szCs w:val="22"/>
+        </w:rPr>
+        <w:t xml:space="preserve">, </w:t>
+      </w:r>
+      <w:proofErr w:type="spellStart"/>
+      <w:r>
+        <w:rPr>
+          <w:rFonts w:ascii="Times New Roman" w:eastAsiaTheme="minorEastAsia" w:hAnsi="Times New Roman" w:cs="Times New Roman"/>
+          <w:b w:val="0"/>
+          <w:bCs w:val="0"/>
+          <w:color w:val="auto"/>
+          <w:sz w:val="22"/>
+          <w:szCs w:val="22"/>
+        </w:rPr>
+        <w:t>đánh</w:t>
+      </w:r>
+      <w:proofErr w:type="spellEnd"/>
+      <w:r>
+        <w:rPr>
+          <w:rFonts w:ascii="Times New Roman" w:eastAsiaTheme="minorEastAsia" w:hAnsi="Times New Roman" w:cs="Times New Roman"/>
+          <w:b w:val="0"/>
+          <w:bCs w:val="0"/>
+          <w:color w:val="auto"/>
+          <w:sz w:val="22"/>
+          <w:szCs w:val="22"/>
+        </w:rPr>
+        <w:t xml:space="preserve"> </w:t>
+      </w:r>
+      <w:proofErr w:type="spellStart"/>
+      <w:r>
+        <w:rPr>
+          <w:rFonts w:ascii="Times New Roman" w:eastAsiaTheme="minorEastAsia" w:hAnsi="Times New Roman" w:cs="Times New Roman"/>
+          <w:b w:val="0"/>
+          <w:bCs w:val="0"/>
+          <w:color w:val="auto"/>
+          <w:sz w:val="22"/>
+          <w:szCs w:val="22"/>
+        </w:rPr>
+        <w:t>giá</w:t>
+      </w:r>
+      <w:proofErr w:type="spellEnd"/>
+      <w:r>
+        <w:rPr>
+          <w:rFonts w:ascii="Times New Roman" w:eastAsiaTheme="minorEastAsia" w:hAnsi="Times New Roman" w:cs="Times New Roman"/>
+          <w:b w:val="0"/>
+          <w:bCs w:val="0"/>
+          <w:color w:val="auto"/>
+          <w:sz w:val="22"/>
+          <w:szCs w:val="22"/>
+        </w:rPr>
+        <w:t xml:space="preserve"> </w:t>
+      </w:r>
+      <w:proofErr w:type="spellStart"/>
+      <w:r>
+        <w:rPr>
+          <w:rFonts w:ascii="Times New Roman" w:eastAsiaTheme="minorEastAsia" w:hAnsi="Times New Roman" w:cs="Times New Roman"/>
+          <w:b w:val="0"/>
+          <w:bCs w:val="0"/>
+          <w:color w:val="auto"/>
+          <w:sz w:val="22"/>
+          <w:szCs w:val="22"/>
+        </w:rPr>
+        <w:t>người</w:t>
+      </w:r>
+      <w:proofErr w:type="spellEnd"/>
+      <w:r>
+        <w:rPr>
+          <w:rFonts w:ascii="Times New Roman" w:eastAsiaTheme="minorEastAsia" w:hAnsi="Times New Roman" w:cs="Times New Roman"/>
+          <w:b w:val="0"/>
+          <w:bCs w:val="0"/>
+          <w:color w:val="auto"/>
+          <w:sz w:val="22"/>
+          <w:szCs w:val="22"/>
+        </w:rPr>
+        <w:t xml:space="preserve"> </w:t>
+      </w:r>
+      <w:proofErr w:type="spellStart"/>
+      <w:r>
+        <w:rPr>
+          <w:rFonts w:ascii="Times New Roman" w:eastAsiaTheme="minorEastAsia" w:hAnsi="Times New Roman" w:cs="Times New Roman"/>
+          <w:b w:val="0"/>
+          <w:bCs w:val="0"/>
+          <w:color w:val="auto"/>
+          <w:sz w:val="22"/>
+          <w:szCs w:val="22"/>
+        </w:rPr>
+        <w:t>dùng</w:t>
+      </w:r>
+      <w:proofErr w:type="spellEnd"/>
+      <w:r>
+        <w:rPr>
+          <w:rFonts w:ascii="Times New Roman" w:eastAsiaTheme="minorEastAsia" w:hAnsi="Times New Roman" w:cs="Times New Roman"/>
+          <w:b w:val="0"/>
+          <w:bCs w:val="0"/>
+          <w:color w:val="auto"/>
+          <w:sz w:val="22"/>
+          <w:szCs w:val="22"/>
+        </w:rPr>
+        <w:t xml:space="preserve">, </w:t>
+      </w:r>
+      <w:proofErr w:type="spellStart"/>
+      <w:r>
+        <w:rPr>
+          <w:rFonts w:ascii="Times New Roman" w:eastAsiaTheme="minorEastAsia" w:hAnsi="Times New Roman" w:cs="Times New Roman"/>
+          <w:b w:val="0"/>
+          <w:bCs w:val="0"/>
+          <w:color w:val="auto"/>
+          <w:sz w:val="22"/>
+          <w:szCs w:val="22"/>
+        </w:rPr>
+        <w:t>cơ</w:t>
+      </w:r>
+      <w:proofErr w:type="spellEnd"/>
+      <w:r>
+        <w:rPr>
+          <w:rFonts w:ascii="Times New Roman" w:eastAsiaTheme="minorEastAsia" w:hAnsi="Times New Roman" w:cs="Times New Roman"/>
+          <w:b w:val="0"/>
+          <w:bCs w:val="0"/>
+          <w:color w:val="auto"/>
+          <w:sz w:val="22"/>
+          <w:szCs w:val="22"/>
+        </w:rPr>
+        <w:t xml:space="preserve"> </w:t>
+      </w:r>
+      <w:proofErr w:type="spellStart"/>
+      <w:r>
+        <w:rPr>
+          <w:rFonts w:ascii="Times New Roman" w:eastAsiaTheme="minorEastAsia" w:hAnsi="Times New Roman" w:cs="Times New Roman"/>
+          <w:b w:val="0"/>
+          <w:bCs w:val="0"/>
+          <w:color w:val="auto"/>
+          <w:sz w:val="22"/>
+          <w:szCs w:val="22"/>
+        </w:rPr>
+        <w:t>chế</w:t>
+      </w:r>
+      <w:proofErr w:type="spellEnd"/>
+      <w:r>
+        <w:rPr>
+          <w:rFonts w:ascii="Times New Roman" w:eastAsiaTheme="minorEastAsia" w:hAnsi="Times New Roman" w:cs="Times New Roman"/>
+          <w:b w:val="0"/>
+          <w:bCs w:val="0"/>
+          <w:color w:val="auto"/>
+          <w:sz w:val="22"/>
+          <w:szCs w:val="22"/>
+        </w:rPr>
+        <w:t xml:space="preserve"> </w:t>
+      </w:r>
+      <w:proofErr w:type="spellStart"/>
+      <w:r>
+        <w:rPr>
+          <w:rFonts w:ascii="Times New Roman" w:eastAsiaTheme="minorEastAsia" w:hAnsi="Times New Roman" w:cs="Times New Roman"/>
+          <w:b w:val="0"/>
+          <w:bCs w:val="0"/>
+          <w:color w:val="auto"/>
+          <w:sz w:val="22"/>
+          <w:szCs w:val="22"/>
+        </w:rPr>
+        <w:t>phản</w:t>
+      </w:r>
+      <w:proofErr w:type="spellEnd"/>
+      <w:r>
+        <w:rPr>
+          <w:rFonts w:ascii="Times New Roman" w:eastAsiaTheme="minorEastAsia" w:hAnsi="Times New Roman" w:cs="Times New Roman"/>
+          <w:b w:val="0"/>
+          <w:bCs w:val="0"/>
+          <w:color w:val="auto"/>
+          <w:sz w:val="22"/>
+          <w:szCs w:val="22"/>
+        </w:rPr>
+        <w:t xml:space="preserve"> </w:t>
+      </w:r>
+      <w:proofErr w:type="spellStart"/>
+      <w:r>
+        <w:rPr>
+          <w:rFonts w:ascii="Times New Roman" w:eastAsiaTheme="minorEastAsia" w:hAnsi="Times New Roman" w:cs="Times New Roman"/>
+          <w:b w:val="0"/>
+          <w:bCs w:val="0"/>
+          <w:color w:val="auto"/>
+          <w:sz w:val="22"/>
+          <w:szCs w:val="22"/>
+        </w:rPr>
+        <w:t>hồi</w:t>
+      </w:r>
+      <w:proofErr w:type="spellEnd"/>
+      <w:r>
+        <w:rPr>
+          <w:rFonts w:ascii="Times New Roman" w:eastAsiaTheme="minorEastAsia" w:hAnsi="Times New Roman" w:cs="Times New Roman"/>
+          <w:b w:val="0"/>
+          <w:bCs w:val="0"/>
+          <w:color w:val="auto"/>
+          <w:sz w:val="22"/>
+          <w:szCs w:val="22"/>
+        </w:rPr>
+        <w:t xml:space="preserve"> </w:t>
+      </w:r>
+      <w:proofErr w:type="spellStart"/>
+      <w:r>
+        <w:rPr>
+          <w:rFonts w:ascii="Times New Roman" w:eastAsiaTheme="minorEastAsia" w:hAnsi="Times New Roman" w:cs="Times New Roman"/>
+          <w:b w:val="0"/>
+          <w:bCs w:val="0"/>
+          <w:color w:val="auto"/>
+          <w:sz w:val="22"/>
+          <w:szCs w:val="22"/>
+        </w:rPr>
+        <w:t>và</w:t>
+      </w:r>
+      <w:proofErr w:type="spellEnd"/>
+      <w:r>
+        <w:rPr>
+          <w:rFonts w:ascii="Times New Roman" w:eastAsiaTheme="minorEastAsia" w:hAnsi="Times New Roman" w:cs="Times New Roman"/>
+          <w:b w:val="0"/>
+          <w:bCs w:val="0"/>
+          <w:color w:val="auto"/>
+          <w:sz w:val="22"/>
+          <w:szCs w:val="22"/>
+        </w:rPr>
+        <w:t xml:space="preserve"> </w:t>
+      </w:r>
+      <w:proofErr w:type="spellStart"/>
+      <w:r>
+        <w:rPr>
+          <w:rFonts w:ascii="Times New Roman" w:eastAsiaTheme="minorEastAsia" w:hAnsi="Times New Roman" w:cs="Times New Roman"/>
+          <w:b w:val="0"/>
+          <w:bCs w:val="0"/>
+          <w:color w:val="auto"/>
+          <w:sz w:val="22"/>
+          <w:szCs w:val="22"/>
+        </w:rPr>
+        <w:t>thông</w:t>
+      </w:r>
+      <w:proofErr w:type="spellEnd"/>
+      <w:r>
+        <w:rPr>
+          <w:rFonts w:ascii="Times New Roman" w:eastAsiaTheme="minorEastAsia" w:hAnsi="Times New Roman" w:cs="Times New Roman"/>
+          <w:b w:val="0"/>
+          <w:bCs w:val="0"/>
+          <w:color w:val="auto"/>
+          <w:sz w:val="22"/>
+          <w:szCs w:val="22"/>
+        </w:rPr>
+        <w:t xml:space="preserve"> tin </w:t>
+      </w:r>
+      <w:proofErr w:type="spellStart"/>
+      <w:r>
+        <w:rPr>
+          <w:rFonts w:ascii="Times New Roman" w:eastAsiaTheme="minorEastAsia" w:hAnsi="Times New Roman" w:cs="Times New Roman"/>
+          <w:b w:val="0"/>
+          <w:bCs w:val="0"/>
+          <w:color w:val="auto"/>
+          <w:sz w:val="22"/>
+          <w:szCs w:val="22"/>
+        </w:rPr>
+        <w:t>bảo</w:t>
+      </w:r>
+      <w:proofErr w:type="spellEnd"/>
+      <w:r>
+        <w:rPr>
+          <w:rFonts w:ascii="Times New Roman" w:eastAsiaTheme="minorEastAsia" w:hAnsi="Times New Roman" w:cs="Times New Roman"/>
+          <w:b w:val="0"/>
+          <w:bCs w:val="0"/>
+          <w:color w:val="auto"/>
+          <w:sz w:val="22"/>
+          <w:szCs w:val="22"/>
+        </w:rPr>
+        <w:t xml:space="preserve"> </w:t>
+      </w:r>
+      <w:proofErr w:type="spellStart"/>
+      <w:r>
+        <w:rPr>
+          <w:rFonts w:ascii="Times New Roman" w:eastAsiaTheme="minorEastAsia" w:hAnsi="Times New Roman" w:cs="Times New Roman"/>
+          <w:b w:val="0"/>
+          <w:bCs w:val="0"/>
+          <w:color w:val="auto"/>
+          <w:sz w:val="22"/>
+          <w:szCs w:val="22"/>
+        </w:rPr>
+        <w:t>hiểm</w:t>
+      </w:r>
+      <w:proofErr w:type="spellEnd"/>
+      <w:r>
+        <w:rPr>
+          <w:rFonts w:ascii="Times New Roman" w:eastAsiaTheme="minorEastAsia" w:hAnsi="Times New Roman" w:cs="Times New Roman"/>
+          <w:b w:val="0"/>
+          <w:bCs w:val="0"/>
+          <w:color w:val="auto"/>
+          <w:sz w:val="22"/>
+          <w:szCs w:val="22"/>
+        </w:rPr>
+        <w:t xml:space="preserve"> </w:t>
+      </w:r>
+      <w:proofErr w:type="spellStart"/>
+      <w:r>
+        <w:rPr>
+          <w:rFonts w:ascii="Times New Roman" w:eastAsiaTheme="minorEastAsia" w:hAnsi="Times New Roman" w:cs="Times New Roman"/>
+          <w:b w:val="0"/>
+          <w:bCs w:val="0"/>
+          <w:color w:val="auto"/>
+          <w:sz w:val="22"/>
+          <w:szCs w:val="22"/>
+        </w:rPr>
+        <w:t>rõ</w:t>
+      </w:r>
+      <w:proofErr w:type="spellEnd"/>
+      <w:r>
+        <w:rPr>
+          <w:rFonts w:ascii="Times New Roman" w:eastAsiaTheme="minorEastAsia" w:hAnsi="Times New Roman" w:cs="Times New Roman"/>
+          <w:b w:val="0"/>
+          <w:bCs w:val="0"/>
+          <w:color w:val="auto"/>
+          <w:sz w:val="22"/>
+          <w:szCs w:val="22"/>
+        </w:rPr>
+        <w:t xml:space="preserve"> </w:t>
+      </w:r>
+      <w:proofErr w:type="spellStart"/>
+      <w:r>
+        <w:rPr>
+          <w:rFonts w:ascii="Times New Roman" w:eastAsiaTheme="minorEastAsia" w:hAnsi="Times New Roman" w:cs="Times New Roman"/>
+          <w:b w:val="0"/>
+          <w:bCs w:val="0"/>
+          <w:color w:val="auto"/>
+          <w:sz w:val="22"/>
+          <w:szCs w:val="22"/>
+        </w:rPr>
+        <w:t>ràng</w:t>
+      </w:r>
+      <w:proofErr w:type="spellEnd"/>
+      <w:r>
+        <w:rPr>
+          <w:rFonts w:ascii="Times New Roman" w:eastAsiaTheme="minorEastAsia" w:hAnsi="Times New Roman" w:cs="Times New Roman"/>
+          <w:b w:val="0"/>
+          <w:bCs w:val="0"/>
+          <w:color w:val="auto"/>
+          <w:sz w:val="22"/>
+          <w:szCs w:val="22"/>
+        </w:rPr>
+        <w:t xml:space="preserve"> </w:t>
+      </w:r>
+      <w:proofErr w:type="spellStart"/>
+      <w:r>
+        <w:rPr>
+          <w:rFonts w:ascii="Times New Roman" w:eastAsiaTheme="minorEastAsia" w:hAnsi="Times New Roman" w:cs="Times New Roman"/>
+          <w:b w:val="0"/>
+          <w:bCs w:val="0"/>
+          <w:color w:val="auto"/>
+          <w:sz w:val="22"/>
+          <w:szCs w:val="22"/>
+        </w:rPr>
+        <w:t>nhằm</w:t>
+      </w:r>
+      <w:proofErr w:type="spellEnd"/>
+      <w:r>
+        <w:rPr>
+          <w:rFonts w:ascii="Times New Roman" w:eastAsiaTheme="minorEastAsia" w:hAnsi="Times New Roman" w:cs="Times New Roman"/>
+          <w:b w:val="0"/>
+          <w:bCs w:val="0"/>
+          <w:color w:val="auto"/>
+          <w:sz w:val="22"/>
+          <w:szCs w:val="22"/>
+        </w:rPr>
+        <w:t xml:space="preserve"> </w:t>
+      </w:r>
+      <w:proofErr w:type="spellStart"/>
+      <w:r>
+        <w:rPr>
+          <w:rFonts w:ascii="Times New Roman" w:eastAsiaTheme="minorEastAsia" w:hAnsi="Times New Roman" w:cs="Times New Roman"/>
+          <w:b w:val="0"/>
+          <w:bCs w:val="0"/>
+          <w:color w:val="auto"/>
+          <w:sz w:val="22"/>
+          <w:szCs w:val="22"/>
+        </w:rPr>
+        <w:t>gia</w:t>
+      </w:r>
+      <w:proofErr w:type="spellEnd"/>
+      <w:r>
+        <w:rPr>
+          <w:rFonts w:ascii="Times New Roman" w:eastAsiaTheme="minorEastAsia" w:hAnsi="Times New Roman" w:cs="Times New Roman"/>
+          <w:b w:val="0"/>
+          <w:bCs w:val="0"/>
+          <w:color w:val="auto"/>
+          <w:sz w:val="22"/>
+          <w:szCs w:val="22"/>
+        </w:rPr>
+        <w:t xml:space="preserve"> </w:t>
+      </w:r>
+      <w:proofErr w:type="spellStart"/>
+      <w:r>
+        <w:rPr>
+          <w:rFonts w:ascii="Times New Roman" w:eastAsiaTheme="minorEastAsia" w:hAnsi="Times New Roman" w:cs="Times New Roman"/>
+          <w:b w:val="0"/>
+          <w:bCs w:val="0"/>
+          <w:color w:val="auto"/>
+          <w:sz w:val="22"/>
+          <w:szCs w:val="22"/>
+        </w:rPr>
+        <w:t>tăng</w:t>
+      </w:r>
+      <w:proofErr w:type="spellEnd"/>
+      <w:r>
+        <w:rPr>
+          <w:rFonts w:ascii="Times New Roman" w:eastAsiaTheme="minorEastAsia" w:hAnsi="Times New Roman" w:cs="Times New Roman"/>
+          <w:b w:val="0"/>
+          <w:bCs w:val="0"/>
+          <w:color w:val="auto"/>
+          <w:sz w:val="22"/>
+          <w:szCs w:val="22"/>
+        </w:rPr>
+        <w:t xml:space="preserve"> </w:t>
+      </w:r>
+      <w:proofErr w:type="spellStart"/>
+      <w:r>
+        <w:rPr>
+          <w:rFonts w:ascii="Times New Roman" w:eastAsiaTheme="minorEastAsia" w:hAnsi="Times New Roman" w:cs="Times New Roman"/>
+          <w:b w:val="0"/>
+          <w:bCs w:val="0"/>
+          <w:color w:val="auto"/>
+          <w:sz w:val="22"/>
+          <w:szCs w:val="22"/>
+        </w:rPr>
+        <w:t>mức</w:t>
+      </w:r>
+      <w:proofErr w:type="spellEnd"/>
+      <w:r>
+        <w:rPr>
+          <w:rFonts w:ascii="Times New Roman" w:eastAsiaTheme="minorEastAsia" w:hAnsi="Times New Roman" w:cs="Times New Roman"/>
+          <w:b w:val="0"/>
+          <w:bCs w:val="0"/>
+          <w:color w:val="auto"/>
+          <w:sz w:val="22"/>
+          <w:szCs w:val="22"/>
+        </w:rPr>
+        <w:t xml:space="preserve"> </w:t>
+      </w:r>
+      <w:proofErr w:type="spellStart"/>
+      <w:r>
+        <w:rPr>
+          <w:rFonts w:ascii="Times New Roman" w:eastAsiaTheme="minorEastAsia" w:hAnsi="Times New Roman" w:cs="Times New Roman"/>
+          <w:b w:val="0"/>
+          <w:bCs w:val="0"/>
+          <w:color w:val="auto"/>
+          <w:sz w:val="22"/>
+          <w:szCs w:val="22"/>
+        </w:rPr>
+        <w:t>độ</w:t>
+      </w:r>
+      <w:proofErr w:type="spellEnd"/>
+      <w:r>
+        <w:rPr>
+          <w:rFonts w:ascii="Times New Roman" w:eastAsiaTheme="minorEastAsia" w:hAnsi="Times New Roman" w:cs="Times New Roman"/>
+          <w:b w:val="0"/>
+          <w:bCs w:val="0"/>
+          <w:color w:val="auto"/>
+          <w:sz w:val="22"/>
+          <w:szCs w:val="22"/>
+        </w:rPr>
+        <w:t xml:space="preserve"> tin </w:t>
+      </w:r>
+      <w:proofErr w:type="spellStart"/>
+      <w:r>
+        <w:rPr>
+          <w:rFonts w:ascii="Times New Roman" w:eastAsiaTheme="minorEastAsia" w:hAnsi="Times New Roman" w:cs="Times New Roman"/>
+          <w:b w:val="0"/>
+          <w:bCs w:val="0"/>
+          <w:color w:val="auto"/>
+          <w:sz w:val="22"/>
+          <w:szCs w:val="22"/>
+        </w:rPr>
+        <w:t>cậy</w:t>
+      </w:r>
+      <w:proofErr w:type="spellEnd"/>
+      <w:r>
+        <w:rPr>
+          <w:rFonts w:ascii="Times New Roman" w:eastAsiaTheme="minorEastAsia" w:hAnsi="Times New Roman" w:cs="Times New Roman"/>
+          <w:b w:val="0"/>
+          <w:bCs w:val="0"/>
+          <w:color w:val="auto"/>
+          <w:sz w:val="22"/>
+          <w:szCs w:val="22"/>
+        </w:rPr>
+        <w:t>.</w:t>
       </w:r>
     </w:p>
     <w:p>
@@ -219,7 +2134,7 @@
           <w:rFonts w:ascii="Times New Roman" w:hAnsi="Times New Roman" w:cs="Times New Roman"/>
           <w:color w:val="auto"/>
         </w:rPr>
-        <w:t>Paper 5 - Phân tích hành vi người dùng</w:t>
+        <w:t>Paper 4 - Vai trò của nhân viên</w:t>
       </w:r>
     </w:p>
     <w:p>
@@ -232,7 +2147,7 @@
         <w:rPr>
           <w:rFonts w:ascii="Times New Roman" w:hAnsi="Times New Roman" w:cs="Times New Roman"/>
         </w:rPr>
-        <w:t>Nội dung chính: Nghiên cứu khai thác dữ liệu sử dụng dịch vụ để xây dựng hồ sơ khách hàng và tối ưu vận hành.</w:t>
+        <w:t>Nội dung chính: Kết quả chỉ ra rằng mức độ gắn kết của nhân viên ảnh hưởng trực tiếp đến sự hài lòng và khả năng quay lại của khách hàng.</w:t>
       </w:r>
     </w:p>
     <w:p>
@@ -245,8 +2160,7 @@
         <w:rPr>
           <w:rFonts w:ascii="Times New Roman" w:hAnsi="Times New Roman" w:cs="Times New Roman"/>
         </w:rPr>
-        <w:lastRenderedPageBreak/>
-        <w:t>Nhận định và khả năng áp dụng: Đây là cơ sở để phát triển các chức năng thống kê, phân tích lịch sử thuê xe và đề xuất dịch vụ phù hợp cho khách hàng.</w:t>
+        <w:t>Nhận định và khả năng áp dụng: Ngoài công nghệ, yếu tố con người vẫn đóng vai trò quan trọng. Hệ thống nên hỗ trợ nhân viên thao tác nhanh, giảm sai sót và nâng cao chất lượng phục vụ.</w:t>
       </w:r>
     </w:p>
     <w:p>
@@ -262,7 +2176,7 @@
           <w:rFonts w:ascii="Times New Roman" w:hAnsi="Times New Roman" w:cs="Times New Roman"/>
           <w:color w:val="auto"/>
         </w:rPr>
-        <w:t>Paper 6 - Các mô hình kinh doanh Car Sharing</w:t>
+        <w:t>Paper 5 - Phân tích hành vi người dùng</w:t>
       </w:r>
     </w:p>
     <w:p>
@@ -275,7 +2189,7 @@
         <w:rPr>
           <w:rFonts w:ascii="Times New Roman" w:hAnsi="Times New Roman" w:cs="Times New Roman"/>
         </w:rPr>
-        <w:t>Nội dung chính: Nghiên cứu cho thấy nhiều mô hình cùng tồn tại như B2C, P2P, One-way và Round-trip. Mỗi mô hình phù hợp với từng môi trường đô thị khác nhau.</w:t>
+        <w:t>Nội dung chính: Nghiên cứu khai thác dữ liệu sử dụng dịch vụ để xây dựng hồ sơ khách hàng và tối ưu vận hành.</w:t>
       </w:r>
     </w:p>
     <w:p>
@@ -288,7 +2202,8 @@
         <w:rPr>
           <w:rFonts w:ascii="Times New Roman" w:hAnsi="Times New Roman" w:cs="Times New Roman"/>
         </w:rPr>
-        <w:t>Nhận định và khả năng áp dụng: Nhóm nhận thấy hệ thống cần thiết kế linh hoạt để có thể thích nghi với các mô hình kinh doanh khác nhau trong tương lai.</w:t>
+        <w:lastRenderedPageBreak/>
+        <w:t>Nhận định và khả năng áp dụng: Đây là cơ sở để phát triển các chức năng thống kê, phân tích lịch sử thuê xe và đề xuất dịch vụ phù hợp cho khách hàng.</w:t>
       </w:r>
     </w:p>
     <w:p>
@@ -304,7 +2219,7 @@
           <w:rFonts w:ascii="Times New Roman" w:hAnsi="Times New Roman" w:cs="Times New Roman"/>
           <w:color w:val="auto"/>
         </w:rPr>
-        <w:t>Paper 7 - Car Sharing và phát triển bền vững</w:t>
+        <w:t>Paper 6 - Các mô hình kinh doanh Car Sharing</w:t>
       </w:r>
     </w:p>
     <w:p>
@@ -317,7 +2232,7 @@
         <w:rPr>
           <w:rFonts w:ascii="Times New Roman" w:hAnsi="Times New Roman" w:cs="Times New Roman"/>
         </w:rPr>
-        <w:t>Nội dung chính: Car Sharing giúp giảm số lượng xe cá nhân, giảm tiêu thụ nhiên liệu và phát thải môi trường.</w:t>
+        <w:t>Nội dung chính: Nghiên cứu cho thấy nhiều mô hình cùng tồn tại như B2C, P2P, One-way và Round-trip. Mỗi mô hình phù hợp với từng môi trường đô thị khác nhau.</w:t>
       </w:r>
     </w:p>
     <w:p>
@@ -330,7 +2245,7 @@
         <w:rPr>
           <w:rFonts w:ascii="Times New Roman" w:hAnsi="Times New Roman" w:cs="Times New Roman"/>
         </w:rPr>
-        <w:t>Nhận định và khả năng áp dụng: Đây là một giá trị xã hội quan trọng, giúp định hướng phát triển các giải pháp giao thông thông minh và bền vững.</w:t>
+        <w:t>Nhận định và khả năng áp dụng: Nhóm nhận thấy hệ thống cần thiết kế linh hoạt để có thể thích nghi với các mô hình kinh doanh khác nhau trong tương lai.</w:t>
       </w:r>
     </w:p>
     <w:p>
@@ -338,6 +2253,8 @@
         <w:pStyle w:val="Heading2"/>
         <w:rPr>
           <w:rFonts w:ascii="Times New Roman" w:hAnsi="Times New Roman" w:cs="Times New Roman"/>
+          <w:b w:val="0"/>
+          <w:bCs w:val="0"/>
           <w:color w:val="auto"/>
         </w:rPr>
       </w:pPr>
@@ -346,33 +2263,1673 @@
           <w:rFonts w:ascii="Times New Roman" w:hAnsi="Times New Roman" w:cs="Times New Roman"/>
           <w:color w:val="auto"/>
         </w:rPr>
-        <w:t>Paper 8 - Hệ thống gợi ý du lịch</w:t>
-      </w:r>
-    </w:p>
-    <w:p>
-      <w:pPr>
-        <w:rPr>
-          <w:rFonts w:ascii="Times New Roman" w:hAnsi="Times New Roman" w:cs="Times New Roman"/>
-        </w:rPr>
-      </w:pPr>
-      <w:r>
-        <w:rPr>
-          <w:rFonts w:ascii="Times New Roman" w:hAnsi="Times New Roman" w:cs="Times New Roman"/>
-        </w:rPr>
-        <w:t>Nội dung chính: Nghiên cứu đề xuất hệ thống khuyến nghị thông minh giúp người dùng lựa chọn dịch vụ phù hợp.</w:t>
-      </w:r>
-    </w:p>
-    <w:p>
-      <w:pPr>
-        <w:rPr>
-          <w:rFonts w:ascii="Times New Roman" w:hAnsi="Times New Roman" w:cs="Times New Roman"/>
-        </w:rPr>
-      </w:pPr>
-      <w:r>
-        <w:rPr>
-          <w:rFonts w:ascii="Times New Roman" w:hAnsi="Times New Roman" w:cs="Times New Roman"/>
-        </w:rPr>
-        <w:t>Nhận định và khả năng áp dụng: Ý tưởng này có thể áp dụng vào việc gợi ý loại xe, mức giá hoặc gói thuê xe phù hợp với nhu cầu khách hàng.</w:t>
+        <w:t xml:space="preserve">Paper 7 - </w:t>
+      </w:r>
+      <w:proofErr w:type="spellStart"/>
+      <w:r>
+        <w:rPr>
+          <w:rFonts w:ascii="Times New Roman" w:hAnsi="Times New Roman" w:cs="Times New Roman"/>
+          <w:color w:val="auto"/>
+        </w:rPr>
+        <w:t>Tác</w:t>
+      </w:r>
+      <w:proofErr w:type="spellEnd"/>
+      <w:r>
+        <w:rPr>
+          <w:rFonts w:ascii="Times New Roman" w:hAnsi="Times New Roman" w:cs="Times New Roman"/>
+          <w:color w:val="auto"/>
+        </w:rPr>
+        <w:t xml:space="preserve"> </w:t>
+      </w:r>
+      <w:proofErr w:type="spellStart"/>
+      <w:r>
+        <w:rPr>
+          <w:rFonts w:ascii="Times New Roman" w:hAnsi="Times New Roman" w:cs="Times New Roman"/>
+          <w:color w:val="auto"/>
+        </w:rPr>
+        <w:t>động</w:t>
+      </w:r>
+      <w:proofErr w:type="spellEnd"/>
+      <w:r>
+        <w:rPr>
+          <w:rFonts w:ascii="Times New Roman" w:hAnsi="Times New Roman" w:cs="Times New Roman"/>
+          <w:color w:val="auto"/>
+        </w:rPr>
+        <w:t xml:space="preserve"> </w:t>
+      </w:r>
+      <w:proofErr w:type="spellStart"/>
+      <w:r>
+        <w:rPr>
+          <w:rFonts w:ascii="Times New Roman" w:hAnsi="Times New Roman" w:cs="Times New Roman"/>
+          <w:color w:val="auto"/>
+        </w:rPr>
+        <w:t>của</w:t>
+      </w:r>
+      <w:proofErr w:type="spellEnd"/>
+      <w:r>
+        <w:rPr>
+          <w:rFonts w:ascii="Times New Roman" w:hAnsi="Times New Roman" w:cs="Times New Roman"/>
+          <w:color w:val="auto"/>
+        </w:rPr>
+        <w:t xml:space="preserve"> </w:t>
+      </w:r>
+      <w:proofErr w:type="spellStart"/>
+      <w:r>
+        <w:rPr>
+          <w:rFonts w:ascii="Times New Roman" w:hAnsi="Times New Roman" w:cs="Times New Roman"/>
+          <w:color w:val="auto"/>
+        </w:rPr>
+        <w:t>yếu</w:t>
+      </w:r>
+      <w:proofErr w:type="spellEnd"/>
+      <w:r>
+        <w:rPr>
+          <w:rFonts w:ascii="Times New Roman" w:hAnsi="Times New Roman" w:cs="Times New Roman"/>
+          <w:color w:val="auto"/>
+        </w:rPr>
+        <w:t xml:space="preserve"> </w:t>
+      </w:r>
+      <w:proofErr w:type="spellStart"/>
+      <w:r>
+        <w:rPr>
+          <w:rFonts w:ascii="Times New Roman" w:hAnsi="Times New Roman" w:cs="Times New Roman"/>
+          <w:color w:val="auto"/>
+        </w:rPr>
+        <w:t>tố</w:t>
+      </w:r>
+      <w:proofErr w:type="spellEnd"/>
+      <w:r>
+        <w:rPr>
+          <w:rFonts w:ascii="Times New Roman" w:hAnsi="Times New Roman" w:cs="Times New Roman"/>
+          <w:color w:val="auto"/>
+        </w:rPr>
+        <w:t xml:space="preserve"> </w:t>
+      </w:r>
+      <w:proofErr w:type="spellStart"/>
+      <w:r>
+        <w:rPr>
+          <w:rFonts w:ascii="Times New Roman" w:hAnsi="Times New Roman" w:cs="Times New Roman"/>
+          <w:color w:val="auto"/>
+        </w:rPr>
+        <w:t>tâm</w:t>
+      </w:r>
+      <w:proofErr w:type="spellEnd"/>
+      <w:r>
+        <w:rPr>
+          <w:rFonts w:ascii="Times New Roman" w:hAnsi="Times New Roman" w:cs="Times New Roman"/>
+          <w:color w:val="auto"/>
+        </w:rPr>
+        <w:t xml:space="preserve"> </w:t>
+      </w:r>
+      <w:proofErr w:type="spellStart"/>
+      <w:r>
+        <w:rPr>
+          <w:rFonts w:ascii="Times New Roman" w:hAnsi="Times New Roman" w:cs="Times New Roman"/>
+          <w:color w:val="auto"/>
+        </w:rPr>
+        <w:t>lý</w:t>
+      </w:r>
+      <w:proofErr w:type="spellEnd"/>
+      <w:r>
+        <w:rPr>
+          <w:rFonts w:ascii="Times New Roman" w:hAnsi="Times New Roman" w:cs="Times New Roman"/>
+          <w:color w:val="auto"/>
+        </w:rPr>
+        <w:t xml:space="preserve"> </w:t>
+      </w:r>
+      <w:proofErr w:type="spellStart"/>
+      <w:r>
+        <w:rPr>
+          <w:rFonts w:ascii="Times New Roman" w:hAnsi="Times New Roman" w:cs="Times New Roman"/>
+          <w:color w:val="auto"/>
+        </w:rPr>
+        <w:t>đến</w:t>
+      </w:r>
+      <w:proofErr w:type="spellEnd"/>
+      <w:r>
+        <w:rPr>
+          <w:rFonts w:ascii="Times New Roman" w:hAnsi="Times New Roman" w:cs="Times New Roman"/>
+          <w:color w:val="auto"/>
+        </w:rPr>
+        <w:t xml:space="preserve"> Car Sharing</w:t>
+      </w:r>
+      <w:r>
+        <w:rPr>
+          <w:rFonts w:ascii="Times New Roman" w:hAnsi="Times New Roman" w:cs="Times New Roman"/>
+          <w:b w:val="0"/>
+          <w:bCs w:val="0"/>
+          <w:color w:val="auto"/>
+        </w:rPr>
+        <w:br/>
+      </w:r>
+      <w:proofErr w:type="spellStart"/>
+      <w:r>
+        <w:rPr>
+          <w:rFonts w:ascii="Times New Roman" w:hAnsi="Times New Roman" w:cs="Times New Roman"/>
+          <w:b w:val="0"/>
+          <w:bCs w:val="0"/>
+          <w:color w:val="auto"/>
+        </w:rPr>
+        <w:t>Nội</w:t>
+      </w:r>
+      <w:proofErr w:type="spellEnd"/>
+      <w:r>
+        <w:rPr>
+          <w:rFonts w:ascii="Times New Roman" w:hAnsi="Times New Roman" w:cs="Times New Roman"/>
+          <w:b w:val="0"/>
+          <w:bCs w:val="0"/>
+          <w:color w:val="auto"/>
+        </w:rPr>
+        <w:t xml:space="preserve"> dung </w:t>
+      </w:r>
+      <w:proofErr w:type="spellStart"/>
+      <w:r>
+        <w:rPr>
+          <w:rFonts w:ascii="Times New Roman" w:hAnsi="Times New Roman" w:cs="Times New Roman"/>
+          <w:b w:val="0"/>
+          <w:bCs w:val="0"/>
+          <w:color w:val="auto"/>
+        </w:rPr>
+        <w:t>chính</w:t>
+      </w:r>
+      <w:proofErr w:type="spellEnd"/>
+      <w:r>
+        <w:rPr>
+          <w:rFonts w:ascii="Times New Roman" w:hAnsi="Times New Roman" w:cs="Times New Roman"/>
+          <w:b w:val="0"/>
+          <w:bCs w:val="0"/>
+          <w:color w:val="auto"/>
+        </w:rPr>
+        <w:t xml:space="preserve">: </w:t>
+      </w:r>
+      <w:proofErr w:type="spellStart"/>
+      <w:r>
+        <w:rPr>
+          <w:rFonts w:ascii="Times New Roman" w:hAnsi="Times New Roman" w:cs="Times New Roman"/>
+          <w:b w:val="0"/>
+          <w:bCs w:val="0"/>
+          <w:color w:val="auto"/>
+        </w:rPr>
+        <w:t>Nghiên</w:t>
+      </w:r>
+      <w:proofErr w:type="spellEnd"/>
+      <w:r>
+        <w:rPr>
+          <w:rFonts w:ascii="Times New Roman" w:hAnsi="Times New Roman" w:cs="Times New Roman"/>
+          <w:b w:val="0"/>
+          <w:bCs w:val="0"/>
+          <w:color w:val="auto"/>
+        </w:rPr>
+        <w:t xml:space="preserve"> </w:t>
+      </w:r>
+      <w:proofErr w:type="spellStart"/>
+      <w:r>
+        <w:rPr>
+          <w:rFonts w:ascii="Times New Roman" w:hAnsi="Times New Roman" w:cs="Times New Roman"/>
+          <w:b w:val="0"/>
+          <w:bCs w:val="0"/>
+          <w:color w:val="auto"/>
+        </w:rPr>
+        <w:t>cứu</w:t>
+      </w:r>
+      <w:proofErr w:type="spellEnd"/>
+      <w:r>
+        <w:rPr>
+          <w:rFonts w:ascii="Times New Roman" w:hAnsi="Times New Roman" w:cs="Times New Roman"/>
+          <w:b w:val="0"/>
+          <w:bCs w:val="0"/>
+          <w:color w:val="auto"/>
+        </w:rPr>
+        <w:t xml:space="preserve"> </w:t>
+      </w:r>
+      <w:proofErr w:type="spellStart"/>
+      <w:r>
+        <w:rPr>
+          <w:rFonts w:ascii="Times New Roman" w:hAnsi="Times New Roman" w:cs="Times New Roman"/>
+          <w:b w:val="0"/>
+          <w:bCs w:val="0"/>
+          <w:color w:val="auto"/>
+        </w:rPr>
+        <w:t>cho</w:t>
+      </w:r>
+      <w:proofErr w:type="spellEnd"/>
+      <w:r>
+        <w:rPr>
+          <w:rFonts w:ascii="Times New Roman" w:hAnsi="Times New Roman" w:cs="Times New Roman"/>
+          <w:b w:val="0"/>
+          <w:bCs w:val="0"/>
+          <w:color w:val="auto"/>
+        </w:rPr>
+        <w:t xml:space="preserve"> </w:t>
+      </w:r>
+      <w:proofErr w:type="spellStart"/>
+      <w:r>
+        <w:rPr>
+          <w:rFonts w:ascii="Times New Roman" w:hAnsi="Times New Roman" w:cs="Times New Roman"/>
+          <w:b w:val="0"/>
+          <w:bCs w:val="0"/>
+          <w:color w:val="auto"/>
+        </w:rPr>
+        <w:t>thấy</w:t>
+      </w:r>
+      <w:proofErr w:type="spellEnd"/>
+      <w:r>
+        <w:rPr>
+          <w:rFonts w:ascii="Times New Roman" w:hAnsi="Times New Roman" w:cs="Times New Roman"/>
+          <w:b w:val="0"/>
+          <w:bCs w:val="0"/>
+          <w:color w:val="auto"/>
+        </w:rPr>
+        <w:t xml:space="preserve"> </w:t>
+      </w:r>
+      <w:proofErr w:type="spellStart"/>
+      <w:r>
+        <w:rPr>
+          <w:rFonts w:ascii="Times New Roman" w:hAnsi="Times New Roman" w:cs="Times New Roman"/>
+          <w:b w:val="0"/>
+          <w:bCs w:val="0"/>
+          <w:color w:val="auto"/>
+        </w:rPr>
+        <w:t>các</w:t>
+      </w:r>
+      <w:proofErr w:type="spellEnd"/>
+      <w:r>
+        <w:rPr>
+          <w:rFonts w:ascii="Times New Roman" w:hAnsi="Times New Roman" w:cs="Times New Roman"/>
+          <w:b w:val="0"/>
+          <w:bCs w:val="0"/>
+          <w:color w:val="auto"/>
+        </w:rPr>
+        <w:t xml:space="preserve"> </w:t>
+      </w:r>
+      <w:proofErr w:type="spellStart"/>
+      <w:r>
+        <w:rPr>
+          <w:rFonts w:ascii="Times New Roman" w:hAnsi="Times New Roman" w:cs="Times New Roman"/>
+          <w:b w:val="0"/>
+          <w:bCs w:val="0"/>
+          <w:color w:val="auto"/>
+        </w:rPr>
+        <w:t>yếu</w:t>
+      </w:r>
+      <w:proofErr w:type="spellEnd"/>
+      <w:r>
+        <w:rPr>
+          <w:rFonts w:ascii="Times New Roman" w:hAnsi="Times New Roman" w:cs="Times New Roman"/>
+          <w:b w:val="0"/>
+          <w:bCs w:val="0"/>
+          <w:color w:val="auto"/>
+        </w:rPr>
+        <w:t xml:space="preserve"> </w:t>
+      </w:r>
+      <w:proofErr w:type="spellStart"/>
+      <w:r>
+        <w:rPr>
+          <w:rFonts w:ascii="Times New Roman" w:hAnsi="Times New Roman" w:cs="Times New Roman"/>
+          <w:b w:val="0"/>
+          <w:bCs w:val="0"/>
+          <w:color w:val="auto"/>
+        </w:rPr>
+        <w:t>tố</w:t>
+      </w:r>
+      <w:proofErr w:type="spellEnd"/>
+      <w:r>
+        <w:rPr>
+          <w:rFonts w:ascii="Times New Roman" w:hAnsi="Times New Roman" w:cs="Times New Roman"/>
+          <w:b w:val="0"/>
+          <w:bCs w:val="0"/>
+          <w:color w:val="auto"/>
+        </w:rPr>
+        <w:t xml:space="preserve"> </w:t>
+      </w:r>
+      <w:proofErr w:type="spellStart"/>
+      <w:r>
+        <w:rPr>
+          <w:rFonts w:ascii="Times New Roman" w:hAnsi="Times New Roman" w:cs="Times New Roman"/>
+          <w:b w:val="0"/>
+          <w:bCs w:val="0"/>
+          <w:color w:val="auto"/>
+        </w:rPr>
+        <w:t>tâm</w:t>
+      </w:r>
+      <w:proofErr w:type="spellEnd"/>
+      <w:r>
+        <w:rPr>
+          <w:rFonts w:ascii="Times New Roman" w:hAnsi="Times New Roman" w:cs="Times New Roman"/>
+          <w:b w:val="0"/>
+          <w:bCs w:val="0"/>
+          <w:color w:val="auto"/>
+        </w:rPr>
+        <w:t xml:space="preserve"> </w:t>
+      </w:r>
+      <w:proofErr w:type="spellStart"/>
+      <w:r>
+        <w:rPr>
+          <w:rFonts w:ascii="Times New Roman" w:hAnsi="Times New Roman" w:cs="Times New Roman"/>
+          <w:b w:val="0"/>
+          <w:bCs w:val="0"/>
+          <w:color w:val="auto"/>
+        </w:rPr>
+        <w:t>lý</w:t>
+      </w:r>
+      <w:proofErr w:type="spellEnd"/>
+      <w:r>
+        <w:rPr>
+          <w:rFonts w:ascii="Times New Roman" w:hAnsi="Times New Roman" w:cs="Times New Roman"/>
+          <w:b w:val="0"/>
+          <w:bCs w:val="0"/>
+          <w:color w:val="auto"/>
+        </w:rPr>
+        <w:t xml:space="preserve"> </w:t>
+      </w:r>
+      <w:proofErr w:type="spellStart"/>
+      <w:r>
+        <w:rPr>
+          <w:rFonts w:ascii="Times New Roman" w:hAnsi="Times New Roman" w:cs="Times New Roman"/>
+          <w:b w:val="0"/>
+          <w:bCs w:val="0"/>
+          <w:color w:val="auto"/>
+        </w:rPr>
+        <w:t>như</w:t>
+      </w:r>
+      <w:proofErr w:type="spellEnd"/>
+      <w:r>
+        <w:rPr>
+          <w:rFonts w:ascii="Times New Roman" w:hAnsi="Times New Roman" w:cs="Times New Roman"/>
+          <w:b w:val="0"/>
+          <w:bCs w:val="0"/>
+          <w:color w:val="auto"/>
+        </w:rPr>
+        <w:t xml:space="preserve"> </w:t>
+      </w:r>
+      <w:proofErr w:type="spellStart"/>
+      <w:r>
+        <w:rPr>
+          <w:rFonts w:ascii="Times New Roman" w:hAnsi="Times New Roman" w:cs="Times New Roman"/>
+          <w:b w:val="0"/>
+          <w:bCs w:val="0"/>
+          <w:color w:val="auto"/>
+        </w:rPr>
+        <w:t>thái</w:t>
+      </w:r>
+      <w:proofErr w:type="spellEnd"/>
+      <w:r>
+        <w:rPr>
+          <w:rFonts w:ascii="Times New Roman" w:hAnsi="Times New Roman" w:cs="Times New Roman"/>
+          <w:b w:val="0"/>
+          <w:bCs w:val="0"/>
+          <w:color w:val="auto"/>
+        </w:rPr>
+        <w:t xml:space="preserve"> </w:t>
+      </w:r>
+      <w:proofErr w:type="spellStart"/>
+      <w:r>
+        <w:rPr>
+          <w:rFonts w:ascii="Times New Roman" w:hAnsi="Times New Roman" w:cs="Times New Roman"/>
+          <w:b w:val="0"/>
+          <w:bCs w:val="0"/>
+          <w:color w:val="auto"/>
+        </w:rPr>
+        <w:t>độ</w:t>
+      </w:r>
+      <w:proofErr w:type="spellEnd"/>
+      <w:r>
+        <w:rPr>
+          <w:rFonts w:ascii="Times New Roman" w:hAnsi="Times New Roman" w:cs="Times New Roman"/>
+          <w:b w:val="0"/>
+          <w:bCs w:val="0"/>
+          <w:color w:val="auto"/>
+        </w:rPr>
+        <w:t xml:space="preserve"> </w:t>
+      </w:r>
+      <w:proofErr w:type="spellStart"/>
+      <w:r>
+        <w:rPr>
+          <w:rFonts w:ascii="Times New Roman" w:hAnsi="Times New Roman" w:cs="Times New Roman"/>
+          <w:b w:val="0"/>
+          <w:bCs w:val="0"/>
+          <w:color w:val="auto"/>
+        </w:rPr>
+        <w:t>đối</w:t>
+      </w:r>
+      <w:proofErr w:type="spellEnd"/>
+      <w:r>
+        <w:rPr>
+          <w:rFonts w:ascii="Times New Roman" w:hAnsi="Times New Roman" w:cs="Times New Roman"/>
+          <w:b w:val="0"/>
+          <w:bCs w:val="0"/>
+          <w:color w:val="auto"/>
+        </w:rPr>
+        <w:t xml:space="preserve"> </w:t>
+      </w:r>
+      <w:proofErr w:type="spellStart"/>
+      <w:r>
+        <w:rPr>
+          <w:rFonts w:ascii="Times New Roman" w:hAnsi="Times New Roman" w:cs="Times New Roman"/>
+          <w:b w:val="0"/>
+          <w:bCs w:val="0"/>
+          <w:color w:val="auto"/>
+        </w:rPr>
+        <w:t>với</w:t>
+      </w:r>
+      <w:proofErr w:type="spellEnd"/>
+      <w:r>
+        <w:rPr>
+          <w:rFonts w:ascii="Times New Roman" w:hAnsi="Times New Roman" w:cs="Times New Roman"/>
+          <w:b w:val="0"/>
+          <w:bCs w:val="0"/>
+          <w:color w:val="auto"/>
+        </w:rPr>
+        <w:t xml:space="preserve"> </w:t>
+      </w:r>
+      <w:proofErr w:type="spellStart"/>
+      <w:r>
+        <w:rPr>
+          <w:rFonts w:ascii="Times New Roman" w:hAnsi="Times New Roman" w:cs="Times New Roman"/>
+          <w:b w:val="0"/>
+          <w:bCs w:val="0"/>
+          <w:color w:val="auto"/>
+        </w:rPr>
+        <w:t>công</w:t>
+      </w:r>
+      <w:proofErr w:type="spellEnd"/>
+      <w:r>
+        <w:rPr>
+          <w:rFonts w:ascii="Times New Roman" w:hAnsi="Times New Roman" w:cs="Times New Roman"/>
+          <w:b w:val="0"/>
+          <w:bCs w:val="0"/>
+          <w:color w:val="auto"/>
+        </w:rPr>
+        <w:t xml:space="preserve"> </w:t>
+      </w:r>
+      <w:proofErr w:type="spellStart"/>
+      <w:r>
+        <w:rPr>
+          <w:rFonts w:ascii="Times New Roman" w:hAnsi="Times New Roman" w:cs="Times New Roman"/>
+          <w:b w:val="0"/>
+          <w:bCs w:val="0"/>
+          <w:color w:val="auto"/>
+        </w:rPr>
+        <w:t>nghệ</w:t>
+      </w:r>
+      <w:proofErr w:type="spellEnd"/>
+      <w:r>
+        <w:rPr>
+          <w:rFonts w:ascii="Times New Roman" w:hAnsi="Times New Roman" w:cs="Times New Roman"/>
+          <w:b w:val="0"/>
+          <w:bCs w:val="0"/>
+          <w:color w:val="auto"/>
+        </w:rPr>
+        <w:t xml:space="preserve">, </w:t>
+      </w:r>
+      <w:proofErr w:type="spellStart"/>
+      <w:r>
+        <w:rPr>
+          <w:rFonts w:ascii="Times New Roman" w:hAnsi="Times New Roman" w:cs="Times New Roman"/>
+          <w:b w:val="0"/>
+          <w:bCs w:val="0"/>
+          <w:color w:val="auto"/>
+        </w:rPr>
+        <w:t>mức</w:t>
+      </w:r>
+      <w:proofErr w:type="spellEnd"/>
+      <w:r>
+        <w:rPr>
+          <w:rFonts w:ascii="Times New Roman" w:hAnsi="Times New Roman" w:cs="Times New Roman"/>
+          <w:b w:val="0"/>
+          <w:bCs w:val="0"/>
+          <w:color w:val="auto"/>
+        </w:rPr>
+        <w:t xml:space="preserve"> </w:t>
+      </w:r>
+      <w:proofErr w:type="spellStart"/>
+      <w:r>
+        <w:rPr>
+          <w:rFonts w:ascii="Times New Roman" w:hAnsi="Times New Roman" w:cs="Times New Roman"/>
+          <w:b w:val="0"/>
+          <w:bCs w:val="0"/>
+          <w:color w:val="auto"/>
+        </w:rPr>
+        <w:t>độ</w:t>
+      </w:r>
+      <w:proofErr w:type="spellEnd"/>
+      <w:r>
+        <w:rPr>
+          <w:rFonts w:ascii="Times New Roman" w:hAnsi="Times New Roman" w:cs="Times New Roman"/>
+          <w:b w:val="0"/>
+          <w:bCs w:val="0"/>
+          <w:color w:val="auto"/>
+        </w:rPr>
+        <w:t xml:space="preserve"> </w:t>
+      </w:r>
+      <w:proofErr w:type="spellStart"/>
+      <w:r>
+        <w:rPr>
+          <w:rFonts w:ascii="Times New Roman" w:hAnsi="Times New Roman" w:cs="Times New Roman"/>
+          <w:b w:val="0"/>
+          <w:bCs w:val="0"/>
+          <w:color w:val="auto"/>
+        </w:rPr>
+        <w:t>thích</w:t>
+      </w:r>
+      <w:proofErr w:type="spellEnd"/>
+      <w:r>
+        <w:rPr>
+          <w:rFonts w:ascii="Times New Roman" w:hAnsi="Times New Roman" w:cs="Times New Roman"/>
+          <w:b w:val="0"/>
+          <w:bCs w:val="0"/>
+          <w:color w:val="auto"/>
+        </w:rPr>
+        <w:t xml:space="preserve"> </w:t>
+      </w:r>
+      <w:proofErr w:type="spellStart"/>
+      <w:r>
+        <w:rPr>
+          <w:rFonts w:ascii="Times New Roman" w:hAnsi="Times New Roman" w:cs="Times New Roman"/>
+          <w:b w:val="0"/>
+          <w:bCs w:val="0"/>
+          <w:color w:val="auto"/>
+        </w:rPr>
+        <w:t>khám</w:t>
+      </w:r>
+      <w:proofErr w:type="spellEnd"/>
+      <w:r>
+        <w:rPr>
+          <w:rFonts w:ascii="Times New Roman" w:hAnsi="Times New Roman" w:cs="Times New Roman"/>
+          <w:b w:val="0"/>
+          <w:bCs w:val="0"/>
+          <w:color w:val="auto"/>
+        </w:rPr>
+        <w:t xml:space="preserve"> </w:t>
+      </w:r>
+      <w:proofErr w:type="spellStart"/>
+      <w:r>
+        <w:rPr>
+          <w:rFonts w:ascii="Times New Roman" w:hAnsi="Times New Roman" w:cs="Times New Roman"/>
+          <w:b w:val="0"/>
+          <w:bCs w:val="0"/>
+          <w:color w:val="auto"/>
+        </w:rPr>
+        <w:t>phá</w:t>
+      </w:r>
+      <w:proofErr w:type="spellEnd"/>
+      <w:r>
+        <w:rPr>
+          <w:rFonts w:ascii="Times New Roman" w:hAnsi="Times New Roman" w:cs="Times New Roman"/>
+          <w:b w:val="0"/>
+          <w:bCs w:val="0"/>
+          <w:color w:val="auto"/>
+        </w:rPr>
+        <w:t xml:space="preserve">, </w:t>
+      </w:r>
+      <w:proofErr w:type="spellStart"/>
+      <w:r>
+        <w:rPr>
+          <w:rFonts w:ascii="Times New Roman" w:hAnsi="Times New Roman" w:cs="Times New Roman"/>
+          <w:b w:val="0"/>
+          <w:bCs w:val="0"/>
+          <w:color w:val="auto"/>
+        </w:rPr>
+        <w:t>nhận</w:t>
+      </w:r>
+      <w:proofErr w:type="spellEnd"/>
+      <w:r>
+        <w:rPr>
+          <w:rFonts w:ascii="Times New Roman" w:hAnsi="Times New Roman" w:cs="Times New Roman"/>
+          <w:b w:val="0"/>
+          <w:bCs w:val="0"/>
+          <w:color w:val="auto"/>
+        </w:rPr>
+        <w:t xml:space="preserve"> </w:t>
+      </w:r>
+      <w:proofErr w:type="spellStart"/>
+      <w:r>
+        <w:rPr>
+          <w:rFonts w:ascii="Times New Roman" w:hAnsi="Times New Roman" w:cs="Times New Roman"/>
+          <w:b w:val="0"/>
+          <w:bCs w:val="0"/>
+          <w:color w:val="auto"/>
+        </w:rPr>
+        <w:t>thức</w:t>
+      </w:r>
+      <w:proofErr w:type="spellEnd"/>
+      <w:r>
+        <w:rPr>
+          <w:rFonts w:ascii="Times New Roman" w:hAnsi="Times New Roman" w:cs="Times New Roman"/>
+          <w:b w:val="0"/>
+          <w:bCs w:val="0"/>
+          <w:color w:val="auto"/>
+        </w:rPr>
+        <w:t xml:space="preserve"> </w:t>
+      </w:r>
+      <w:proofErr w:type="spellStart"/>
+      <w:r>
+        <w:rPr>
+          <w:rFonts w:ascii="Times New Roman" w:hAnsi="Times New Roman" w:cs="Times New Roman"/>
+          <w:b w:val="0"/>
+          <w:bCs w:val="0"/>
+          <w:color w:val="auto"/>
+        </w:rPr>
+        <w:t>về</w:t>
+      </w:r>
+      <w:proofErr w:type="spellEnd"/>
+      <w:r>
+        <w:rPr>
+          <w:rFonts w:ascii="Times New Roman" w:hAnsi="Times New Roman" w:cs="Times New Roman"/>
+          <w:b w:val="0"/>
+          <w:bCs w:val="0"/>
+          <w:color w:val="auto"/>
+        </w:rPr>
+        <w:t xml:space="preserve"> </w:t>
+      </w:r>
+      <w:proofErr w:type="spellStart"/>
+      <w:r>
+        <w:rPr>
+          <w:rFonts w:ascii="Times New Roman" w:hAnsi="Times New Roman" w:cs="Times New Roman"/>
+          <w:b w:val="0"/>
+          <w:bCs w:val="0"/>
+          <w:color w:val="auto"/>
+        </w:rPr>
+        <w:t>ứng</w:t>
+      </w:r>
+      <w:proofErr w:type="spellEnd"/>
+      <w:r>
+        <w:rPr>
+          <w:rFonts w:ascii="Times New Roman" w:hAnsi="Times New Roman" w:cs="Times New Roman"/>
+          <w:b w:val="0"/>
+          <w:bCs w:val="0"/>
+          <w:color w:val="auto"/>
+        </w:rPr>
+        <w:t xml:space="preserve"> </w:t>
+      </w:r>
+      <w:proofErr w:type="spellStart"/>
+      <w:r>
+        <w:rPr>
+          <w:rFonts w:ascii="Times New Roman" w:hAnsi="Times New Roman" w:cs="Times New Roman"/>
+          <w:b w:val="0"/>
+          <w:bCs w:val="0"/>
+          <w:color w:val="auto"/>
+        </w:rPr>
+        <w:t>dụng</w:t>
+      </w:r>
+      <w:proofErr w:type="spellEnd"/>
+      <w:r>
+        <w:rPr>
+          <w:rFonts w:ascii="Times New Roman" w:hAnsi="Times New Roman" w:cs="Times New Roman"/>
+          <w:b w:val="0"/>
+          <w:bCs w:val="0"/>
+          <w:color w:val="auto"/>
+        </w:rPr>
+        <w:t xml:space="preserve"> </w:t>
+      </w:r>
+      <w:proofErr w:type="spellStart"/>
+      <w:r>
+        <w:rPr>
+          <w:rFonts w:ascii="Times New Roman" w:hAnsi="Times New Roman" w:cs="Times New Roman"/>
+          <w:b w:val="0"/>
+          <w:bCs w:val="0"/>
+          <w:color w:val="auto"/>
+        </w:rPr>
+        <w:t>và</w:t>
+      </w:r>
+      <w:proofErr w:type="spellEnd"/>
+      <w:r>
+        <w:rPr>
+          <w:rFonts w:ascii="Times New Roman" w:hAnsi="Times New Roman" w:cs="Times New Roman"/>
+          <w:b w:val="0"/>
+          <w:bCs w:val="0"/>
+          <w:color w:val="auto"/>
+        </w:rPr>
+        <w:t xml:space="preserve"> </w:t>
+      </w:r>
+      <w:proofErr w:type="spellStart"/>
+      <w:r>
+        <w:rPr>
+          <w:rFonts w:ascii="Times New Roman" w:hAnsi="Times New Roman" w:cs="Times New Roman"/>
+          <w:b w:val="0"/>
+          <w:bCs w:val="0"/>
+          <w:color w:val="auto"/>
+        </w:rPr>
+        <w:t>thói</w:t>
+      </w:r>
+      <w:proofErr w:type="spellEnd"/>
+      <w:r>
+        <w:rPr>
+          <w:rFonts w:ascii="Times New Roman" w:hAnsi="Times New Roman" w:cs="Times New Roman"/>
+          <w:b w:val="0"/>
+          <w:bCs w:val="0"/>
+          <w:color w:val="auto"/>
+        </w:rPr>
+        <w:t xml:space="preserve"> </w:t>
+      </w:r>
+      <w:proofErr w:type="spellStart"/>
+      <w:r>
+        <w:rPr>
+          <w:rFonts w:ascii="Times New Roman" w:hAnsi="Times New Roman" w:cs="Times New Roman"/>
+          <w:b w:val="0"/>
+          <w:bCs w:val="0"/>
+          <w:color w:val="auto"/>
+        </w:rPr>
+        <w:t>quen</w:t>
+      </w:r>
+      <w:proofErr w:type="spellEnd"/>
+      <w:r>
+        <w:rPr>
+          <w:rFonts w:ascii="Times New Roman" w:hAnsi="Times New Roman" w:cs="Times New Roman"/>
+          <w:b w:val="0"/>
+          <w:bCs w:val="0"/>
+          <w:color w:val="auto"/>
+        </w:rPr>
+        <w:t xml:space="preserve"> di </w:t>
+      </w:r>
+      <w:proofErr w:type="spellStart"/>
+      <w:r>
+        <w:rPr>
+          <w:rFonts w:ascii="Times New Roman" w:hAnsi="Times New Roman" w:cs="Times New Roman"/>
+          <w:b w:val="0"/>
+          <w:bCs w:val="0"/>
+          <w:color w:val="auto"/>
+        </w:rPr>
+        <w:t>chuyển</w:t>
+      </w:r>
+      <w:proofErr w:type="spellEnd"/>
+      <w:r>
+        <w:rPr>
+          <w:rFonts w:ascii="Times New Roman" w:hAnsi="Times New Roman" w:cs="Times New Roman"/>
+          <w:b w:val="0"/>
+          <w:bCs w:val="0"/>
+          <w:color w:val="auto"/>
+        </w:rPr>
+        <w:t xml:space="preserve"> </w:t>
+      </w:r>
+      <w:proofErr w:type="spellStart"/>
+      <w:r>
+        <w:rPr>
+          <w:rFonts w:ascii="Times New Roman" w:hAnsi="Times New Roman" w:cs="Times New Roman"/>
+          <w:b w:val="0"/>
+          <w:bCs w:val="0"/>
+          <w:color w:val="auto"/>
+        </w:rPr>
+        <w:t>ảnh</w:t>
+      </w:r>
+      <w:proofErr w:type="spellEnd"/>
+      <w:r>
+        <w:rPr>
+          <w:rFonts w:ascii="Times New Roman" w:hAnsi="Times New Roman" w:cs="Times New Roman"/>
+          <w:b w:val="0"/>
+          <w:bCs w:val="0"/>
+          <w:color w:val="auto"/>
+        </w:rPr>
+        <w:t xml:space="preserve"> </w:t>
+      </w:r>
+      <w:proofErr w:type="spellStart"/>
+      <w:r>
+        <w:rPr>
+          <w:rFonts w:ascii="Times New Roman" w:hAnsi="Times New Roman" w:cs="Times New Roman"/>
+          <w:b w:val="0"/>
+          <w:bCs w:val="0"/>
+          <w:color w:val="auto"/>
+        </w:rPr>
+        <w:t>hưởng</w:t>
+      </w:r>
+      <w:proofErr w:type="spellEnd"/>
+      <w:r>
+        <w:rPr>
+          <w:rFonts w:ascii="Times New Roman" w:hAnsi="Times New Roman" w:cs="Times New Roman"/>
+          <w:b w:val="0"/>
+          <w:bCs w:val="0"/>
+          <w:color w:val="auto"/>
+        </w:rPr>
+        <w:t xml:space="preserve"> </w:t>
+      </w:r>
+      <w:proofErr w:type="spellStart"/>
+      <w:r>
+        <w:rPr>
+          <w:rFonts w:ascii="Times New Roman" w:hAnsi="Times New Roman" w:cs="Times New Roman"/>
+          <w:b w:val="0"/>
+          <w:bCs w:val="0"/>
+          <w:color w:val="auto"/>
+        </w:rPr>
+        <w:t>đáng</w:t>
+      </w:r>
+      <w:proofErr w:type="spellEnd"/>
+      <w:r>
+        <w:rPr>
+          <w:rFonts w:ascii="Times New Roman" w:hAnsi="Times New Roman" w:cs="Times New Roman"/>
+          <w:b w:val="0"/>
+          <w:bCs w:val="0"/>
+          <w:color w:val="auto"/>
+        </w:rPr>
+        <w:t xml:space="preserve"> </w:t>
+      </w:r>
+      <w:proofErr w:type="spellStart"/>
+      <w:r>
+        <w:rPr>
+          <w:rFonts w:ascii="Times New Roman" w:hAnsi="Times New Roman" w:cs="Times New Roman"/>
+          <w:b w:val="0"/>
+          <w:bCs w:val="0"/>
+          <w:color w:val="auto"/>
+        </w:rPr>
+        <w:t>kể</w:t>
+      </w:r>
+      <w:proofErr w:type="spellEnd"/>
+      <w:r>
+        <w:rPr>
+          <w:rFonts w:ascii="Times New Roman" w:hAnsi="Times New Roman" w:cs="Times New Roman"/>
+          <w:b w:val="0"/>
+          <w:bCs w:val="0"/>
+          <w:color w:val="auto"/>
+        </w:rPr>
+        <w:t xml:space="preserve"> </w:t>
+      </w:r>
+      <w:proofErr w:type="spellStart"/>
+      <w:r>
+        <w:rPr>
+          <w:rFonts w:ascii="Times New Roman" w:hAnsi="Times New Roman" w:cs="Times New Roman"/>
+          <w:b w:val="0"/>
+          <w:bCs w:val="0"/>
+          <w:color w:val="auto"/>
+        </w:rPr>
+        <w:t>đến</w:t>
+      </w:r>
+      <w:proofErr w:type="spellEnd"/>
+      <w:r>
+        <w:rPr>
+          <w:rFonts w:ascii="Times New Roman" w:hAnsi="Times New Roman" w:cs="Times New Roman"/>
+          <w:b w:val="0"/>
+          <w:bCs w:val="0"/>
+          <w:color w:val="auto"/>
+        </w:rPr>
+        <w:t xml:space="preserve"> </w:t>
+      </w:r>
+      <w:proofErr w:type="spellStart"/>
+      <w:r>
+        <w:rPr>
+          <w:rFonts w:ascii="Times New Roman" w:hAnsi="Times New Roman" w:cs="Times New Roman"/>
+          <w:b w:val="0"/>
+          <w:bCs w:val="0"/>
+          <w:color w:val="auto"/>
+        </w:rPr>
+        <w:t>quyết</w:t>
+      </w:r>
+      <w:proofErr w:type="spellEnd"/>
+      <w:r>
+        <w:rPr>
+          <w:rFonts w:ascii="Times New Roman" w:hAnsi="Times New Roman" w:cs="Times New Roman"/>
+          <w:b w:val="0"/>
+          <w:bCs w:val="0"/>
+          <w:color w:val="auto"/>
+        </w:rPr>
+        <w:t xml:space="preserve"> </w:t>
+      </w:r>
+      <w:proofErr w:type="spellStart"/>
+      <w:r>
+        <w:rPr>
+          <w:rFonts w:ascii="Times New Roman" w:hAnsi="Times New Roman" w:cs="Times New Roman"/>
+          <w:b w:val="0"/>
+          <w:bCs w:val="0"/>
+          <w:color w:val="auto"/>
+        </w:rPr>
+        <w:t>định</w:t>
+      </w:r>
+      <w:proofErr w:type="spellEnd"/>
+      <w:r>
+        <w:rPr>
+          <w:rFonts w:ascii="Times New Roman" w:hAnsi="Times New Roman" w:cs="Times New Roman"/>
+          <w:b w:val="0"/>
+          <w:bCs w:val="0"/>
+          <w:color w:val="auto"/>
+        </w:rPr>
+        <w:t xml:space="preserve"> </w:t>
+      </w:r>
+      <w:proofErr w:type="spellStart"/>
+      <w:r>
+        <w:rPr>
+          <w:rFonts w:ascii="Times New Roman" w:hAnsi="Times New Roman" w:cs="Times New Roman"/>
+          <w:b w:val="0"/>
+          <w:bCs w:val="0"/>
+          <w:color w:val="auto"/>
+        </w:rPr>
+        <w:t>sử</w:t>
+      </w:r>
+      <w:proofErr w:type="spellEnd"/>
+      <w:r>
+        <w:rPr>
+          <w:rFonts w:ascii="Times New Roman" w:hAnsi="Times New Roman" w:cs="Times New Roman"/>
+          <w:b w:val="0"/>
+          <w:bCs w:val="0"/>
+          <w:color w:val="auto"/>
+        </w:rPr>
+        <w:t xml:space="preserve"> </w:t>
+      </w:r>
+      <w:proofErr w:type="spellStart"/>
+      <w:r>
+        <w:rPr>
+          <w:rFonts w:ascii="Times New Roman" w:hAnsi="Times New Roman" w:cs="Times New Roman"/>
+          <w:b w:val="0"/>
+          <w:bCs w:val="0"/>
+          <w:color w:val="auto"/>
+        </w:rPr>
+        <w:t>dụng</w:t>
+      </w:r>
+      <w:proofErr w:type="spellEnd"/>
+      <w:r>
+        <w:rPr>
+          <w:rFonts w:ascii="Times New Roman" w:hAnsi="Times New Roman" w:cs="Times New Roman"/>
+          <w:b w:val="0"/>
+          <w:bCs w:val="0"/>
+          <w:color w:val="auto"/>
+        </w:rPr>
+        <w:t xml:space="preserve"> </w:t>
+      </w:r>
+      <w:proofErr w:type="spellStart"/>
+      <w:r>
+        <w:rPr>
+          <w:rFonts w:ascii="Times New Roman" w:hAnsi="Times New Roman" w:cs="Times New Roman"/>
+          <w:b w:val="0"/>
+          <w:bCs w:val="0"/>
+          <w:color w:val="auto"/>
+        </w:rPr>
+        <w:t>dịch</w:t>
+      </w:r>
+      <w:proofErr w:type="spellEnd"/>
+      <w:r>
+        <w:rPr>
+          <w:rFonts w:ascii="Times New Roman" w:hAnsi="Times New Roman" w:cs="Times New Roman"/>
+          <w:b w:val="0"/>
+          <w:bCs w:val="0"/>
+          <w:color w:val="auto"/>
+        </w:rPr>
+        <w:t xml:space="preserve"> </w:t>
+      </w:r>
+      <w:proofErr w:type="spellStart"/>
+      <w:r>
+        <w:rPr>
+          <w:rFonts w:ascii="Times New Roman" w:hAnsi="Times New Roman" w:cs="Times New Roman"/>
+          <w:b w:val="0"/>
+          <w:bCs w:val="0"/>
+          <w:color w:val="auto"/>
+        </w:rPr>
+        <w:t>vụ</w:t>
+      </w:r>
+      <w:proofErr w:type="spellEnd"/>
+      <w:r>
+        <w:rPr>
+          <w:rFonts w:ascii="Times New Roman" w:hAnsi="Times New Roman" w:cs="Times New Roman"/>
+          <w:b w:val="0"/>
+          <w:bCs w:val="0"/>
+          <w:color w:val="auto"/>
+        </w:rPr>
+        <w:t>.</w:t>
+      </w:r>
+      <w:r>
+        <w:rPr>
+          <w:rFonts w:ascii="Times New Roman" w:hAnsi="Times New Roman" w:cs="Times New Roman"/>
+          <w:b w:val="0"/>
+          <w:bCs w:val="0"/>
+          <w:color w:val="auto"/>
+        </w:rPr>
+        <w:br/>
+      </w:r>
+      <w:proofErr w:type="spellStart"/>
+      <w:r>
+        <w:rPr>
+          <w:rFonts w:ascii="Times New Roman" w:hAnsi="Times New Roman" w:cs="Times New Roman"/>
+          <w:b w:val="0"/>
+          <w:bCs w:val="0"/>
+          <w:color w:val="auto"/>
+        </w:rPr>
+        <w:t>Nhận</w:t>
+      </w:r>
+      <w:proofErr w:type="spellEnd"/>
+      <w:r>
+        <w:rPr>
+          <w:rFonts w:ascii="Times New Roman" w:hAnsi="Times New Roman" w:cs="Times New Roman"/>
+          <w:b w:val="0"/>
+          <w:bCs w:val="0"/>
+          <w:color w:val="auto"/>
+        </w:rPr>
+        <w:t xml:space="preserve"> </w:t>
+      </w:r>
+      <w:proofErr w:type="spellStart"/>
+      <w:r>
+        <w:rPr>
+          <w:rFonts w:ascii="Times New Roman" w:hAnsi="Times New Roman" w:cs="Times New Roman"/>
+          <w:b w:val="0"/>
+          <w:bCs w:val="0"/>
+          <w:color w:val="auto"/>
+        </w:rPr>
+        <w:t>định</w:t>
+      </w:r>
+      <w:proofErr w:type="spellEnd"/>
+      <w:r>
+        <w:rPr>
+          <w:rFonts w:ascii="Times New Roman" w:hAnsi="Times New Roman" w:cs="Times New Roman"/>
+          <w:b w:val="0"/>
+          <w:bCs w:val="0"/>
+          <w:color w:val="auto"/>
+        </w:rPr>
+        <w:t xml:space="preserve"> </w:t>
+      </w:r>
+      <w:proofErr w:type="spellStart"/>
+      <w:r>
+        <w:rPr>
+          <w:rFonts w:ascii="Times New Roman" w:hAnsi="Times New Roman" w:cs="Times New Roman"/>
+          <w:b w:val="0"/>
+          <w:bCs w:val="0"/>
+          <w:color w:val="auto"/>
+        </w:rPr>
+        <w:t>và</w:t>
+      </w:r>
+      <w:proofErr w:type="spellEnd"/>
+      <w:r>
+        <w:rPr>
+          <w:rFonts w:ascii="Times New Roman" w:hAnsi="Times New Roman" w:cs="Times New Roman"/>
+          <w:b w:val="0"/>
+          <w:bCs w:val="0"/>
+          <w:color w:val="auto"/>
+        </w:rPr>
+        <w:t xml:space="preserve"> </w:t>
+      </w:r>
+      <w:proofErr w:type="spellStart"/>
+      <w:r>
+        <w:rPr>
+          <w:rFonts w:ascii="Times New Roman" w:hAnsi="Times New Roman" w:cs="Times New Roman"/>
+          <w:b w:val="0"/>
+          <w:bCs w:val="0"/>
+          <w:color w:val="auto"/>
+        </w:rPr>
+        <w:t>khả</w:t>
+      </w:r>
+      <w:proofErr w:type="spellEnd"/>
+      <w:r>
+        <w:rPr>
+          <w:rFonts w:ascii="Times New Roman" w:hAnsi="Times New Roman" w:cs="Times New Roman"/>
+          <w:b w:val="0"/>
+          <w:bCs w:val="0"/>
+          <w:color w:val="auto"/>
+        </w:rPr>
+        <w:t xml:space="preserve"> </w:t>
+      </w:r>
+      <w:proofErr w:type="spellStart"/>
+      <w:r>
+        <w:rPr>
+          <w:rFonts w:ascii="Times New Roman" w:hAnsi="Times New Roman" w:cs="Times New Roman"/>
+          <w:b w:val="0"/>
+          <w:bCs w:val="0"/>
+          <w:color w:val="auto"/>
+        </w:rPr>
+        <w:t>năng</w:t>
+      </w:r>
+      <w:proofErr w:type="spellEnd"/>
+      <w:r>
+        <w:rPr>
+          <w:rFonts w:ascii="Times New Roman" w:hAnsi="Times New Roman" w:cs="Times New Roman"/>
+          <w:b w:val="0"/>
+          <w:bCs w:val="0"/>
+          <w:color w:val="auto"/>
+        </w:rPr>
+        <w:t xml:space="preserve"> </w:t>
+      </w:r>
+      <w:proofErr w:type="spellStart"/>
+      <w:r>
+        <w:rPr>
+          <w:rFonts w:ascii="Times New Roman" w:hAnsi="Times New Roman" w:cs="Times New Roman"/>
+          <w:b w:val="0"/>
+          <w:bCs w:val="0"/>
+          <w:color w:val="auto"/>
+        </w:rPr>
+        <w:t>áp</w:t>
+      </w:r>
+      <w:proofErr w:type="spellEnd"/>
+      <w:r>
+        <w:rPr>
+          <w:rFonts w:ascii="Times New Roman" w:hAnsi="Times New Roman" w:cs="Times New Roman"/>
+          <w:b w:val="0"/>
+          <w:bCs w:val="0"/>
+          <w:color w:val="auto"/>
+        </w:rPr>
+        <w:t xml:space="preserve"> </w:t>
+      </w:r>
+      <w:proofErr w:type="spellStart"/>
+      <w:r>
+        <w:rPr>
+          <w:rFonts w:ascii="Times New Roman" w:hAnsi="Times New Roman" w:cs="Times New Roman"/>
+          <w:b w:val="0"/>
+          <w:bCs w:val="0"/>
+          <w:color w:val="auto"/>
+        </w:rPr>
+        <w:t>dụng</w:t>
+      </w:r>
+      <w:proofErr w:type="spellEnd"/>
+      <w:r>
+        <w:rPr>
+          <w:rFonts w:ascii="Times New Roman" w:hAnsi="Times New Roman" w:cs="Times New Roman"/>
+          <w:b w:val="0"/>
+          <w:bCs w:val="0"/>
+          <w:color w:val="auto"/>
+        </w:rPr>
+        <w:t xml:space="preserve">: </w:t>
+      </w:r>
+      <w:proofErr w:type="spellStart"/>
+      <w:r>
+        <w:rPr>
+          <w:rFonts w:ascii="Times New Roman" w:hAnsi="Times New Roman" w:cs="Times New Roman"/>
+          <w:b w:val="0"/>
+          <w:bCs w:val="0"/>
+          <w:color w:val="auto"/>
+        </w:rPr>
+        <w:t>Nhóm</w:t>
+      </w:r>
+      <w:proofErr w:type="spellEnd"/>
+      <w:r>
+        <w:rPr>
+          <w:rFonts w:ascii="Times New Roman" w:hAnsi="Times New Roman" w:cs="Times New Roman"/>
+          <w:b w:val="0"/>
+          <w:bCs w:val="0"/>
+          <w:color w:val="auto"/>
+        </w:rPr>
+        <w:t xml:space="preserve"> </w:t>
+      </w:r>
+      <w:proofErr w:type="spellStart"/>
+      <w:r>
+        <w:rPr>
+          <w:rFonts w:ascii="Times New Roman" w:hAnsi="Times New Roman" w:cs="Times New Roman"/>
+          <w:b w:val="0"/>
+          <w:bCs w:val="0"/>
+          <w:color w:val="auto"/>
+        </w:rPr>
+        <w:t>có</w:t>
+      </w:r>
+      <w:proofErr w:type="spellEnd"/>
+      <w:r>
+        <w:rPr>
+          <w:rFonts w:ascii="Times New Roman" w:hAnsi="Times New Roman" w:cs="Times New Roman"/>
+          <w:b w:val="0"/>
+          <w:bCs w:val="0"/>
+          <w:color w:val="auto"/>
+        </w:rPr>
+        <w:t xml:space="preserve"> </w:t>
+      </w:r>
+      <w:proofErr w:type="spellStart"/>
+      <w:r>
+        <w:rPr>
+          <w:rFonts w:ascii="Times New Roman" w:hAnsi="Times New Roman" w:cs="Times New Roman"/>
+          <w:b w:val="0"/>
+          <w:bCs w:val="0"/>
+          <w:color w:val="auto"/>
+        </w:rPr>
+        <w:t>thể</w:t>
+      </w:r>
+      <w:proofErr w:type="spellEnd"/>
+      <w:r>
+        <w:rPr>
+          <w:rFonts w:ascii="Times New Roman" w:hAnsi="Times New Roman" w:cs="Times New Roman"/>
+          <w:b w:val="0"/>
+          <w:bCs w:val="0"/>
+          <w:color w:val="auto"/>
+        </w:rPr>
+        <w:t xml:space="preserve"> </w:t>
+      </w:r>
+      <w:proofErr w:type="spellStart"/>
+      <w:r>
+        <w:rPr>
+          <w:rFonts w:ascii="Times New Roman" w:hAnsi="Times New Roman" w:cs="Times New Roman"/>
+          <w:b w:val="0"/>
+          <w:bCs w:val="0"/>
+          <w:color w:val="auto"/>
+        </w:rPr>
+        <w:t>tập</w:t>
+      </w:r>
+      <w:proofErr w:type="spellEnd"/>
+      <w:r>
+        <w:rPr>
+          <w:rFonts w:ascii="Times New Roman" w:hAnsi="Times New Roman" w:cs="Times New Roman"/>
+          <w:b w:val="0"/>
+          <w:bCs w:val="0"/>
+          <w:color w:val="auto"/>
+        </w:rPr>
+        <w:t xml:space="preserve"> </w:t>
+      </w:r>
+      <w:proofErr w:type="spellStart"/>
+      <w:r>
+        <w:rPr>
+          <w:rFonts w:ascii="Times New Roman" w:hAnsi="Times New Roman" w:cs="Times New Roman"/>
+          <w:b w:val="0"/>
+          <w:bCs w:val="0"/>
+          <w:color w:val="auto"/>
+        </w:rPr>
+        <w:t>trung</w:t>
+      </w:r>
+      <w:proofErr w:type="spellEnd"/>
+      <w:r>
+        <w:rPr>
+          <w:rFonts w:ascii="Times New Roman" w:hAnsi="Times New Roman" w:cs="Times New Roman"/>
+          <w:b w:val="0"/>
+          <w:bCs w:val="0"/>
+          <w:color w:val="auto"/>
+        </w:rPr>
+        <w:t xml:space="preserve"> </w:t>
+      </w:r>
+      <w:proofErr w:type="spellStart"/>
+      <w:r>
+        <w:rPr>
+          <w:rFonts w:ascii="Times New Roman" w:hAnsi="Times New Roman" w:cs="Times New Roman"/>
+          <w:b w:val="0"/>
+          <w:bCs w:val="0"/>
+          <w:color w:val="auto"/>
+        </w:rPr>
+        <w:t>cải</w:t>
+      </w:r>
+      <w:proofErr w:type="spellEnd"/>
+      <w:r>
+        <w:rPr>
+          <w:rFonts w:ascii="Times New Roman" w:hAnsi="Times New Roman" w:cs="Times New Roman"/>
+          <w:b w:val="0"/>
+          <w:bCs w:val="0"/>
+          <w:color w:val="auto"/>
+        </w:rPr>
+        <w:t xml:space="preserve"> </w:t>
+      </w:r>
+      <w:proofErr w:type="spellStart"/>
+      <w:r>
+        <w:rPr>
+          <w:rFonts w:ascii="Times New Roman" w:hAnsi="Times New Roman" w:cs="Times New Roman"/>
+          <w:b w:val="0"/>
+          <w:bCs w:val="0"/>
+          <w:color w:val="auto"/>
+        </w:rPr>
+        <w:t>thiện</w:t>
+      </w:r>
+      <w:proofErr w:type="spellEnd"/>
+      <w:r>
+        <w:rPr>
+          <w:rFonts w:ascii="Times New Roman" w:hAnsi="Times New Roman" w:cs="Times New Roman"/>
+          <w:b w:val="0"/>
+          <w:bCs w:val="0"/>
+          <w:color w:val="auto"/>
+        </w:rPr>
+        <w:t xml:space="preserve"> </w:t>
+      </w:r>
+      <w:proofErr w:type="spellStart"/>
+      <w:r>
+        <w:rPr>
+          <w:rFonts w:ascii="Times New Roman" w:hAnsi="Times New Roman" w:cs="Times New Roman"/>
+          <w:b w:val="0"/>
+          <w:bCs w:val="0"/>
+          <w:color w:val="auto"/>
+        </w:rPr>
+        <w:t>trải</w:t>
+      </w:r>
+      <w:proofErr w:type="spellEnd"/>
+      <w:r>
+        <w:rPr>
+          <w:rFonts w:ascii="Times New Roman" w:hAnsi="Times New Roman" w:cs="Times New Roman"/>
+          <w:b w:val="0"/>
+          <w:bCs w:val="0"/>
+          <w:color w:val="auto"/>
+        </w:rPr>
+        <w:t xml:space="preserve"> </w:t>
+      </w:r>
+      <w:proofErr w:type="spellStart"/>
+      <w:r>
+        <w:rPr>
+          <w:rFonts w:ascii="Times New Roman" w:hAnsi="Times New Roman" w:cs="Times New Roman"/>
+          <w:b w:val="0"/>
+          <w:bCs w:val="0"/>
+          <w:color w:val="auto"/>
+        </w:rPr>
+        <w:t>nghiệm</w:t>
+      </w:r>
+      <w:proofErr w:type="spellEnd"/>
+      <w:r>
+        <w:rPr>
+          <w:rFonts w:ascii="Times New Roman" w:hAnsi="Times New Roman" w:cs="Times New Roman"/>
+          <w:b w:val="0"/>
+          <w:bCs w:val="0"/>
+          <w:color w:val="auto"/>
+        </w:rPr>
+        <w:t xml:space="preserve"> </w:t>
+      </w:r>
+      <w:proofErr w:type="spellStart"/>
+      <w:r>
+        <w:rPr>
+          <w:rFonts w:ascii="Times New Roman" w:hAnsi="Times New Roman" w:cs="Times New Roman"/>
+          <w:b w:val="0"/>
+          <w:bCs w:val="0"/>
+          <w:color w:val="auto"/>
+        </w:rPr>
+        <w:t>người</w:t>
+      </w:r>
+      <w:proofErr w:type="spellEnd"/>
+      <w:r>
+        <w:rPr>
+          <w:rFonts w:ascii="Times New Roman" w:hAnsi="Times New Roman" w:cs="Times New Roman"/>
+          <w:b w:val="0"/>
+          <w:bCs w:val="0"/>
+          <w:color w:val="auto"/>
+        </w:rPr>
+        <w:t xml:space="preserve"> </w:t>
+      </w:r>
+      <w:proofErr w:type="spellStart"/>
+      <w:r>
+        <w:rPr>
+          <w:rFonts w:ascii="Times New Roman" w:hAnsi="Times New Roman" w:cs="Times New Roman"/>
+          <w:b w:val="0"/>
+          <w:bCs w:val="0"/>
+          <w:color w:val="auto"/>
+        </w:rPr>
+        <w:t>dùng</w:t>
+      </w:r>
+      <w:proofErr w:type="spellEnd"/>
+      <w:r>
+        <w:rPr>
+          <w:rFonts w:ascii="Times New Roman" w:hAnsi="Times New Roman" w:cs="Times New Roman"/>
+          <w:b w:val="0"/>
+          <w:bCs w:val="0"/>
+          <w:color w:val="auto"/>
+        </w:rPr>
+        <w:t xml:space="preserve">, </w:t>
+      </w:r>
+      <w:proofErr w:type="spellStart"/>
+      <w:r>
+        <w:rPr>
+          <w:rFonts w:ascii="Times New Roman" w:hAnsi="Times New Roman" w:cs="Times New Roman"/>
+          <w:b w:val="0"/>
+          <w:bCs w:val="0"/>
+          <w:color w:val="auto"/>
+        </w:rPr>
+        <w:t>thiết</w:t>
+      </w:r>
+      <w:proofErr w:type="spellEnd"/>
+      <w:r>
+        <w:rPr>
+          <w:rFonts w:ascii="Times New Roman" w:hAnsi="Times New Roman" w:cs="Times New Roman"/>
+          <w:b w:val="0"/>
+          <w:bCs w:val="0"/>
+          <w:color w:val="auto"/>
+        </w:rPr>
+        <w:t xml:space="preserve"> </w:t>
+      </w:r>
+      <w:proofErr w:type="spellStart"/>
+      <w:r>
+        <w:rPr>
+          <w:rFonts w:ascii="Times New Roman" w:hAnsi="Times New Roman" w:cs="Times New Roman"/>
+          <w:b w:val="0"/>
+          <w:bCs w:val="0"/>
+          <w:color w:val="auto"/>
+        </w:rPr>
+        <w:t>kế</w:t>
+      </w:r>
+      <w:proofErr w:type="spellEnd"/>
+      <w:r>
+        <w:rPr>
+          <w:rFonts w:ascii="Times New Roman" w:hAnsi="Times New Roman" w:cs="Times New Roman"/>
+          <w:b w:val="0"/>
+          <w:bCs w:val="0"/>
+          <w:color w:val="auto"/>
+        </w:rPr>
+        <w:t xml:space="preserve"> </w:t>
+      </w:r>
+      <w:proofErr w:type="spellStart"/>
+      <w:r>
+        <w:rPr>
+          <w:rFonts w:ascii="Times New Roman" w:hAnsi="Times New Roman" w:cs="Times New Roman"/>
+          <w:b w:val="0"/>
+          <w:bCs w:val="0"/>
+          <w:color w:val="auto"/>
+        </w:rPr>
+        <w:t>giao</w:t>
+      </w:r>
+      <w:proofErr w:type="spellEnd"/>
+      <w:r>
+        <w:rPr>
+          <w:rFonts w:ascii="Times New Roman" w:hAnsi="Times New Roman" w:cs="Times New Roman"/>
+          <w:b w:val="0"/>
+          <w:bCs w:val="0"/>
+          <w:color w:val="auto"/>
+        </w:rPr>
+        <w:t xml:space="preserve"> </w:t>
+      </w:r>
+      <w:proofErr w:type="spellStart"/>
+      <w:r>
+        <w:rPr>
+          <w:rFonts w:ascii="Times New Roman" w:hAnsi="Times New Roman" w:cs="Times New Roman"/>
+          <w:b w:val="0"/>
+          <w:bCs w:val="0"/>
+          <w:color w:val="auto"/>
+        </w:rPr>
+        <w:t>diện</w:t>
+      </w:r>
+      <w:proofErr w:type="spellEnd"/>
+      <w:r>
+        <w:rPr>
+          <w:rFonts w:ascii="Times New Roman" w:hAnsi="Times New Roman" w:cs="Times New Roman"/>
+          <w:b w:val="0"/>
+          <w:bCs w:val="0"/>
+          <w:color w:val="auto"/>
+        </w:rPr>
+        <w:t xml:space="preserve"> </w:t>
+      </w:r>
+      <w:proofErr w:type="spellStart"/>
+      <w:r>
+        <w:rPr>
+          <w:rFonts w:ascii="Times New Roman" w:hAnsi="Times New Roman" w:cs="Times New Roman"/>
+          <w:b w:val="0"/>
+          <w:bCs w:val="0"/>
+          <w:color w:val="auto"/>
+        </w:rPr>
+        <w:t>thân</w:t>
+      </w:r>
+      <w:proofErr w:type="spellEnd"/>
+      <w:r>
+        <w:rPr>
+          <w:rFonts w:ascii="Times New Roman" w:hAnsi="Times New Roman" w:cs="Times New Roman"/>
+          <w:b w:val="0"/>
+          <w:bCs w:val="0"/>
+          <w:color w:val="auto"/>
+        </w:rPr>
+        <w:t xml:space="preserve"> </w:t>
+      </w:r>
+      <w:proofErr w:type="spellStart"/>
+      <w:r>
+        <w:rPr>
+          <w:rFonts w:ascii="Times New Roman" w:hAnsi="Times New Roman" w:cs="Times New Roman"/>
+          <w:b w:val="0"/>
+          <w:bCs w:val="0"/>
+          <w:color w:val="auto"/>
+        </w:rPr>
+        <w:t>thiện</w:t>
+      </w:r>
+      <w:proofErr w:type="spellEnd"/>
+      <w:r>
+        <w:rPr>
+          <w:rFonts w:ascii="Times New Roman" w:hAnsi="Times New Roman" w:cs="Times New Roman"/>
+          <w:b w:val="0"/>
+          <w:bCs w:val="0"/>
+          <w:color w:val="auto"/>
+        </w:rPr>
+        <w:t xml:space="preserve"> </w:t>
+      </w:r>
+      <w:proofErr w:type="spellStart"/>
+      <w:r>
+        <w:rPr>
+          <w:rFonts w:ascii="Times New Roman" w:hAnsi="Times New Roman" w:cs="Times New Roman"/>
+          <w:b w:val="0"/>
+          <w:bCs w:val="0"/>
+          <w:color w:val="auto"/>
+        </w:rPr>
+        <w:t>và</w:t>
+      </w:r>
+      <w:proofErr w:type="spellEnd"/>
+      <w:r>
+        <w:rPr>
+          <w:rFonts w:ascii="Times New Roman" w:hAnsi="Times New Roman" w:cs="Times New Roman"/>
+          <w:b w:val="0"/>
+          <w:bCs w:val="0"/>
+          <w:color w:val="auto"/>
+        </w:rPr>
+        <w:t xml:space="preserve"> </w:t>
+      </w:r>
+      <w:proofErr w:type="spellStart"/>
+      <w:r>
+        <w:rPr>
+          <w:rFonts w:ascii="Times New Roman" w:hAnsi="Times New Roman" w:cs="Times New Roman"/>
+          <w:b w:val="0"/>
+          <w:bCs w:val="0"/>
+          <w:color w:val="auto"/>
+        </w:rPr>
+        <w:t>phát</w:t>
+      </w:r>
+      <w:proofErr w:type="spellEnd"/>
+      <w:r>
+        <w:rPr>
+          <w:rFonts w:ascii="Times New Roman" w:hAnsi="Times New Roman" w:cs="Times New Roman"/>
+          <w:b w:val="0"/>
+          <w:bCs w:val="0"/>
+          <w:color w:val="auto"/>
+        </w:rPr>
+        <w:t xml:space="preserve"> </w:t>
+      </w:r>
+      <w:proofErr w:type="spellStart"/>
+      <w:r>
+        <w:rPr>
+          <w:rFonts w:ascii="Times New Roman" w:hAnsi="Times New Roman" w:cs="Times New Roman"/>
+          <w:b w:val="0"/>
+          <w:bCs w:val="0"/>
+          <w:color w:val="auto"/>
+        </w:rPr>
+        <w:t>triển</w:t>
+      </w:r>
+      <w:proofErr w:type="spellEnd"/>
+      <w:r>
+        <w:rPr>
+          <w:rFonts w:ascii="Times New Roman" w:hAnsi="Times New Roman" w:cs="Times New Roman"/>
+          <w:b w:val="0"/>
+          <w:bCs w:val="0"/>
+          <w:color w:val="auto"/>
+        </w:rPr>
+        <w:t xml:space="preserve"> </w:t>
+      </w:r>
+      <w:proofErr w:type="spellStart"/>
+      <w:r>
+        <w:rPr>
+          <w:rFonts w:ascii="Times New Roman" w:hAnsi="Times New Roman" w:cs="Times New Roman"/>
+          <w:b w:val="0"/>
+          <w:bCs w:val="0"/>
+          <w:color w:val="auto"/>
+        </w:rPr>
+        <w:t>các</w:t>
+      </w:r>
+      <w:proofErr w:type="spellEnd"/>
+      <w:r>
+        <w:rPr>
+          <w:rFonts w:ascii="Times New Roman" w:hAnsi="Times New Roman" w:cs="Times New Roman"/>
+          <w:b w:val="0"/>
+          <w:bCs w:val="0"/>
+          <w:color w:val="auto"/>
+        </w:rPr>
+        <w:t xml:space="preserve"> </w:t>
+      </w:r>
+      <w:proofErr w:type="spellStart"/>
+      <w:r>
+        <w:rPr>
+          <w:rFonts w:ascii="Times New Roman" w:hAnsi="Times New Roman" w:cs="Times New Roman"/>
+          <w:b w:val="0"/>
+          <w:bCs w:val="0"/>
+          <w:color w:val="auto"/>
+        </w:rPr>
+        <w:t>tính</w:t>
+      </w:r>
+      <w:proofErr w:type="spellEnd"/>
+      <w:r>
+        <w:rPr>
+          <w:rFonts w:ascii="Times New Roman" w:hAnsi="Times New Roman" w:cs="Times New Roman"/>
+          <w:b w:val="0"/>
+          <w:bCs w:val="0"/>
+          <w:color w:val="auto"/>
+        </w:rPr>
+        <w:t xml:space="preserve"> </w:t>
+      </w:r>
+      <w:proofErr w:type="spellStart"/>
+      <w:r>
+        <w:rPr>
+          <w:rFonts w:ascii="Times New Roman" w:hAnsi="Times New Roman" w:cs="Times New Roman"/>
+          <w:b w:val="0"/>
+          <w:bCs w:val="0"/>
+          <w:color w:val="auto"/>
+        </w:rPr>
+        <w:t>năng</w:t>
+      </w:r>
+      <w:proofErr w:type="spellEnd"/>
+      <w:r>
+        <w:rPr>
+          <w:rFonts w:ascii="Times New Roman" w:hAnsi="Times New Roman" w:cs="Times New Roman"/>
+          <w:b w:val="0"/>
+          <w:bCs w:val="0"/>
+          <w:color w:val="auto"/>
+        </w:rPr>
+        <w:t xml:space="preserve"> </w:t>
+      </w:r>
+      <w:proofErr w:type="spellStart"/>
+      <w:r>
+        <w:rPr>
+          <w:rFonts w:ascii="Times New Roman" w:hAnsi="Times New Roman" w:cs="Times New Roman"/>
+          <w:b w:val="0"/>
+          <w:bCs w:val="0"/>
+          <w:color w:val="auto"/>
+        </w:rPr>
+        <w:t>cá</w:t>
+      </w:r>
+      <w:proofErr w:type="spellEnd"/>
+      <w:r>
+        <w:rPr>
+          <w:rFonts w:ascii="Times New Roman" w:hAnsi="Times New Roman" w:cs="Times New Roman"/>
+          <w:b w:val="0"/>
+          <w:bCs w:val="0"/>
+          <w:color w:val="auto"/>
+        </w:rPr>
+        <w:t xml:space="preserve"> </w:t>
+      </w:r>
+      <w:proofErr w:type="spellStart"/>
+      <w:r>
+        <w:rPr>
+          <w:rFonts w:ascii="Times New Roman" w:hAnsi="Times New Roman" w:cs="Times New Roman"/>
+          <w:b w:val="0"/>
+          <w:bCs w:val="0"/>
+          <w:color w:val="auto"/>
+        </w:rPr>
+        <w:t>nhân</w:t>
+      </w:r>
+      <w:proofErr w:type="spellEnd"/>
+      <w:r>
+        <w:rPr>
+          <w:rFonts w:ascii="Times New Roman" w:hAnsi="Times New Roman" w:cs="Times New Roman"/>
+          <w:b w:val="0"/>
+          <w:bCs w:val="0"/>
+          <w:color w:val="auto"/>
+        </w:rPr>
+        <w:t xml:space="preserve"> </w:t>
+      </w:r>
+      <w:proofErr w:type="spellStart"/>
+      <w:r>
+        <w:rPr>
+          <w:rFonts w:ascii="Times New Roman" w:hAnsi="Times New Roman" w:cs="Times New Roman"/>
+          <w:b w:val="0"/>
+          <w:bCs w:val="0"/>
+          <w:color w:val="auto"/>
+        </w:rPr>
+        <w:t>hóa</w:t>
+      </w:r>
+      <w:proofErr w:type="spellEnd"/>
+      <w:r>
+        <w:rPr>
+          <w:rFonts w:ascii="Times New Roman" w:hAnsi="Times New Roman" w:cs="Times New Roman"/>
+          <w:b w:val="0"/>
+          <w:bCs w:val="0"/>
+          <w:color w:val="auto"/>
+        </w:rPr>
+        <w:t>.</w:t>
       </w:r>
     </w:p>
     <w:p>
@@ -380,6 +3937,8 @@
         <w:pStyle w:val="Heading2"/>
         <w:rPr>
           <w:rFonts w:ascii="Times New Roman" w:hAnsi="Times New Roman" w:cs="Times New Roman"/>
+          <w:b w:val="0"/>
+          <w:bCs w:val="0"/>
           <w:color w:val="auto"/>
         </w:rPr>
       </w:pPr>
@@ -388,33 +3947,1601 @@
           <w:rFonts w:ascii="Times New Roman" w:hAnsi="Times New Roman" w:cs="Times New Roman"/>
           <w:color w:val="auto"/>
         </w:rPr>
-        <w:t>Paper 9 - Thuật toán phân bổ xe</w:t>
-      </w:r>
-    </w:p>
-    <w:p>
-      <w:pPr>
-        <w:rPr>
-          <w:rFonts w:ascii="Times New Roman" w:hAnsi="Times New Roman" w:cs="Times New Roman"/>
-        </w:rPr>
-      </w:pPr>
-      <w:r>
-        <w:rPr>
-          <w:rFonts w:ascii="Times New Roman" w:hAnsi="Times New Roman" w:cs="Times New Roman"/>
-        </w:rPr>
-        <w:t>Nội dung chính: Bài báo nghiên cứu các thuật toán tối ưu cho bài toán phân bổ xe trực tuyến.</w:t>
-      </w:r>
-    </w:p>
-    <w:p>
-      <w:pPr>
-        <w:rPr>
-          <w:rFonts w:ascii="Times New Roman" w:hAnsi="Times New Roman" w:cs="Times New Roman"/>
-        </w:rPr>
-      </w:pPr>
-      <w:r>
-        <w:rPr>
-          <w:rFonts w:ascii="Times New Roman" w:hAnsi="Times New Roman" w:cs="Times New Roman"/>
-        </w:rPr>
-        <w:t>Nhận định và khả năng áp dụng: Mặc dù đồ án chưa triển khai thuật toán phức tạp, nhưng đây là hướng phát triển tiềm năng nhằm nâng cao hiệu quả sử dụng đội xe.</w:t>
+        <w:t xml:space="preserve">Paper 8 - </w:t>
+      </w:r>
+      <w:proofErr w:type="spellStart"/>
+      <w:r>
+        <w:rPr>
+          <w:rFonts w:ascii="Times New Roman" w:hAnsi="Times New Roman" w:cs="Times New Roman"/>
+          <w:color w:val="auto"/>
+        </w:rPr>
+        <w:t>Tối</w:t>
+      </w:r>
+      <w:proofErr w:type="spellEnd"/>
+      <w:r>
+        <w:rPr>
+          <w:rFonts w:ascii="Times New Roman" w:hAnsi="Times New Roman" w:cs="Times New Roman"/>
+          <w:color w:val="auto"/>
+        </w:rPr>
+        <w:t xml:space="preserve"> </w:t>
+      </w:r>
+      <w:proofErr w:type="spellStart"/>
+      <w:r>
+        <w:rPr>
+          <w:rFonts w:ascii="Times New Roman" w:hAnsi="Times New Roman" w:cs="Times New Roman"/>
+          <w:color w:val="auto"/>
+        </w:rPr>
+        <w:t>ưu</w:t>
+      </w:r>
+      <w:proofErr w:type="spellEnd"/>
+      <w:r>
+        <w:rPr>
+          <w:rFonts w:ascii="Times New Roman" w:hAnsi="Times New Roman" w:cs="Times New Roman"/>
+          <w:color w:val="auto"/>
+        </w:rPr>
+        <w:t xml:space="preserve"> </w:t>
+      </w:r>
+      <w:proofErr w:type="spellStart"/>
+      <w:r>
+        <w:rPr>
+          <w:rFonts w:ascii="Times New Roman" w:hAnsi="Times New Roman" w:cs="Times New Roman"/>
+          <w:color w:val="auto"/>
+        </w:rPr>
+        <w:t>phân</w:t>
+      </w:r>
+      <w:proofErr w:type="spellEnd"/>
+      <w:r>
+        <w:rPr>
+          <w:rFonts w:ascii="Times New Roman" w:hAnsi="Times New Roman" w:cs="Times New Roman"/>
+          <w:color w:val="auto"/>
+        </w:rPr>
+        <w:t xml:space="preserve"> </w:t>
+      </w:r>
+      <w:proofErr w:type="spellStart"/>
+      <w:r>
+        <w:rPr>
+          <w:rFonts w:ascii="Times New Roman" w:hAnsi="Times New Roman" w:cs="Times New Roman"/>
+          <w:color w:val="auto"/>
+        </w:rPr>
+        <w:t>bổ</w:t>
+      </w:r>
+      <w:proofErr w:type="spellEnd"/>
+      <w:r>
+        <w:rPr>
+          <w:rFonts w:ascii="Times New Roman" w:hAnsi="Times New Roman" w:cs="Times New Roman"/>
+          <w:color w:val="auto"/>
+        </w:rPr>
+        <w:t xml:space="preserve"> </w:t>
+      </w:r>
+      <w:proofErr w:type="spellStart"/>
+      <w:r>
+        <w:rPr>
+          <w:rFonts w:ascii="Times New Roman" w:hAnsi="Times New Roman" w:cs="Times New Roman"/>
+          <w:color w:val="auto"/>
+        </w:rPr>
+        <w:t>xe</w:t>
+      </w:r>
+      <w:proofErr w:type="spellEnd"/>
+      <w:r>
+        <w:rPr>
+          <w:rFonts w:ascii="Times New Roman" w:hAnsi="Times New Roman" w:cs="Times New Roman"/>
+          <w:color w:val="auto"/>
+        </w:rPr>
+        <w:t xml:space="preserve"> </w:t>
+      </w:r>
+      <w:proofErr w:type="spellStart"/>
+      <w:r>
+        <w:rPr>
+          <w:rFonts w:ascii="Times New Roman" w:hAnsi="Times New Roman" w:cs="Times New Roman"/>
+          <w:color w:val="auto"/>
+        </w:rPr>
+        <w:t>bằng</w:t>
+      </w:r>
+      <w:proofErr w:type="spellEnd"/>
+      <w:r>
+        <w:rPr>
+          <w:rFonts w:ascii="Times New Roman" w:hAnsi="Times New Roman" w:cs="Times New Roman"/>
+          <w:color w:val="auto"/>
+        </w:rPr>
+        <w:t xml:space="preserve"> Queueing Network</w:t>
+      </w:r>
+      <w:r>
+        <w:rPr>
+          <w:rFonts w:ascii="Times New Roman" w:hAnsi="Times New Roman" w:cs="Times New Roman"/>
+          <w:b w:val="0"/>
+          <w:bCs w:val="0"/>
+          <w:color w:val="auto"/>
+        </w:rPr>
+        <w:br/>
+      </w:r>
+      <w:proofErr w:type="spellStart"/>
+      <w:r>
+        <w:rPr>
+          <w:rFonts w:ascii="Times New Roman" w:hAnsi="Times New Roman" w:cs="Times New Roman"/>
+          <w:b w:val="0"/>
+          <w:bCs w:val="0"/>
+          <w:color w:val="auto"/>
+        </w:rPr>
+        <w:t>Nội</w:t>
+      </w:r>
+      <w:proofErr w:type="spellEnd"/>
+      <w:r>
+        <w:rPr>
+          <w:rFonts w:ascii="Times New Roman" w:hAnsi="Times New Roman" w:cs="Times New Roman"/>
+          <w:b w:val="0"/>
+          <w:bCs w:val="0"/>
+          <w:color w:val="auto"/>
+        </w:rPr>
+        <w:t xml:space="preserve"> dung </w:t>
+      </w:r>
+      <w:proofErr w:type="spellStart"/>
+      <w:r>
+        <w:rPr>
+          <w:rFonts w:ascii="Times New Roman" w:hAnsi="Times New Roman" w:cs="Times New Roman"/>
+          <w:b w:val="0"/>
+          <w:bCs w:val="0"/>
+          <w:color w:val="auto"/>
+        </w:rPr>
+        <w:t>chính</w:t>
+      </w:r>
+      <w:proofErr w:type="spellEnd"/>
+      <w:r>
+        <w:rPr>
+          <w:rFonts w:ascii="Times New Roman" w:hAnsi="Times New Roman" w:cs="Times New Roman"/>
+          <w:b w:val="0"/>
+          <w:bCs w:val="0"/>
+          <w:color w:val="auto"/>
+        </w:rPr>
+        <w:t xml:space="preserve">: </w:t>
+      </w:r>
+      <w:proofErr w:type="spellStart"/>
+      <w:r>
+        <w:rPr>
+          <w:rFonts w:ascii="Times New Roman" w:hAnsi="Times New Roman" w:cs="Times New Roman"/>
+          <w:b w:val="0"/>
+          <w:bCs w:val="0"/>
+          <w:color w:val="auto"/>
+        </w:rPr>
+        <w:t>Bài</w:t>
+      </w:r>
+      <w:proofErr w:type="spellEnd"/>
+      <w:r>
+        <w:rPr>
+          <w:rFonts w:ascii="Times New Roman" w:hAnsi="Times New Roman" w:cs="Times New Roman"/>
+          <w:b w:val="0"/>
+          <w:bCs w:val="0"/>
+          <w:color w:val="auto"/>
+        </w:rPr>
+        <w:t xml:space="preserve"> </w:t>
+      </w:r>
+      <w:proofErr w:type="spellStart"/>
+      <w:r>
+        <w:rPr>
+          <w:rFonts w:ascii="Times New Roman" w:hAnsi="Times New Roman" w:cs="Times New Roman"/>
+          <w:b w:val="0"/>
+          <w:bCs w:val="0"/>
+          <w:color w:val="auto"/>
+        </w:rPr>
+        <w:t>báo</w:t>
+      </w:r>
+      <w:proofErr w:type="spellEnd"/>
+      <w:r>
+        <w:rPr>
+          <w:rFonts w:ascii="Times New Roman" w:hAnsi="Times New Roman" w:cs="Times New Roman"/>
+          <w:b w:val="0"/>
+          <w:bCs w:val="0"/>
+          <w:color w:val="auto"/>
+        </w:rPr>
+        <w:t xml:space="preserve"> </w:t>
+      </w:r>
+      <w:proofErr w:type="spellStart"/>
+      <w:r>
+        <w:rPr>
+          <w:rFonts w:ascii="Times New Roman" w:hAnsi="Times New Roman" w:cs="Times New Roman"/>
+          <w:b w:val="0"/>
+          <w:bCs w:val="0"/>
+          <w:color w:val="auto"/>
+        </w:rPr>
+        <w:t>đề</w:t>
+      </w:r>
+      <w:proofErr w:type="spellEnd"/>
+      <w:r>
+        <w:rPr>
+          <w:rFonts w:ascii="Times New Roman" w:hAnsi="Times New Roman" w:cs="Times New Roman"/>
+          <w:b w:val="0"/>
+          <w:bCs w:val="0"/>
+          <w:color w:val="auto"/>
+        </w:rPr>
+        <w:t xml:space="preserve"> </w:t>
+      </w:r>
+      <w:proofErr w:type="spellStart"/>
+      <w:r>
+        <w:rPr>
+          <w:rFonts w:ascii="Times New Roman" w:hAnsi="Times New Roman" w:cs="Times New Roman"/>
+          <w:b w:val="0"/>
+          <w:bCs w:val="0"/>
+          <w:color w:val="auto"/>
+        </w:rPr>
+        <w:t>xuất</w:t>
+      </w:r>
+      <w:proofErr w:type="spellEnd"/>
+      <w:r>
+        <w:rPr>
+          <w:rFonts w:ascii="Times New Roman" w:hAnsi="Times New Roman" w:cs="Times New Roman"/>
+          <w:b w:val="0"/>
+          <w:bCs w:val="0"/>
+          <w:color w:val="auto"/>
+        </w:rPr>
+        <w:t xml:space="preserve"> </w:t>
+      </w:r>
+      <w:proofErr w:type="spellStart"/>
+      <w:r>
+        <w:rPr>
+          <w:rFonts w:ascii="Times New Roman" w:hAnsi="Times New Roman" w:cs="Times New Roman"/>
+          <w:b w:val="0"/>
+          <w:bCs w:val="0"/>
+          <w:color w:val="auto"/>
+        </w:rPr>
+        <w:t>mô</w:t>
+      </w:r>
+      <w:proofErr w:type="spellEnd"/>
+      <w:r>
+        <w:rPr>
+          <w:rFonts w:ascii="Times New Roman" w:hAnsi="Times New Roman" w:cs="Times New Roman"/>
+          <w:b w:val="0"/>
+          <w:bCs w:val="0"/>
+          <w:color w:val="auto"/>
+        </w:rPr>
+        <w:t xml:space="preserve"> </w:t>
+      </w:r>
+      <w:proofErr w:type="spellStart"/>
+      <w:r>
+        <w:rPr>
+          <w:rFonts w:ascii="Times New Roman" w:hAnsi="Times New Roman" w:cs="Times New Roman"/>
+          <w:b w:val="0"/>
+          <w:bCs w:val="0"/>
+          <w:color w:val="auto"/>
+        </w:rPr>
+        <w:t>hình</w:t>
+      </w:r>
+      <w:proofErr w:type="spellEnd"/>
+      <w:r>
+        <w:rPr>
+          <w:rFonts w:ascii="Times New Roman" w:hAnsi="Times New Roman" w:cs="Times New Roman"/>
+          <w:b w:val="0"/>
+          <w:bCs w:val="0"/>
+          <w:color w:val="auto"/>
+        </w:rPr>
+        <w:t xml:space="preserve"> </w:t>
+      </w:r>
+      <w:proofErr w:type="spellStart"/>
+      <w:r>
+        <w:rPr>
+          <w:rFonts w:ascii="Times New Roman" w:hAnsi="Times New Roman" w:cs="Times New Roman"/>
+          <w:b w:val="0"/>
+          <w:bCs w:val="0"/>
+          <w:color w:val="auto"/>
+        </w:rPr>
+        <w:t>mạng</w:t>
+      </w:r>
+      <w:proofErr w:type="spellEnd"/>
+      <w:r>
+        <w:rPr>
+          <w:rFonts w:ascii="Times New Roman" w:hAnsi="Times New Roman" w:cs="Times New Roman"/>
+          <w:b w:val="0"/>
+          <w:bCs w:val="0"/>
+          <w:color w:val="auto"/>
+        </w:rPr>
+        <w:t xml:space="preserve"> </w:t>
+      </w:r>
+      <w:proofErr w:type="spellStart"/>
+      <w:r>
+        <w:rPr>
+          <w:rFonts w:ascii="Times New Roman" w:hAnsi="Times New Roman" w:cs="Times New Roman"/>
+          <w:b w:val="0"/>
+          <w:bCs w:val="0"/>
+          <w:color w:val="auto"/>
+        </w:rPr>
+        <w:t>hàng</w:t>
+      </w:r>
+      <w:proofErr w:type="spellEnd"/>
+      <w:r>
+        <w:rPr>
+          <w:rFonts w:ascii="Times New Roman" w:hAnsi="Times New Roman" w:cs="Times New Roman"/>
+          <w:b w:val="0"/>
+          <w:bCs w:val="0"/>
+          <w:color w:val="auto"/>
+        </w:rPr>
+        <w:t xml:space="preserve"> </w:t>
+      </w:r>
+      <w:proofErr w:type="spellStart"/>
+      <w:r>
+        <w:rPr>
+          <w:rFonts w:ascii="Times New Roman" w:hAnsi="Times New Roman" w:cs="Times New Roman"/>
+          <w:b w:val="0"/>
+          <w:bCs w:val="0"/>
+          <w:color w:val="auto"/>
+        </w:rPr>
+        <w:t>đợi</w:t>
+      </w:r>
+      <w:proofErr w:type="spellEnd"/>
+      <w:r>
+        <w:rPr>
+          <w:rFonts w:ascii="Times New Roman" w:hAnsi="Times New Roman" w:cs="Times New Roman"/>
+          <w:b w:val="0"/>
+          <w:bCs w:val="0"/>
+          <w:color w:val="auto"/>
+        </w:rPr>
+        <w:t xml:space="preserve"> </w:t>
+      </w:r>
+      <w:proofErr w:type="spellStart"/>
+      <w:r>
+        <w:rPr>
+          <w:rFonts w:ascii="Times New Roman" w:hAnsi="Times New Roman" w:cs="Times New Roman"/>
+          <w:b w:val="0"/>
+          <w:bCs w:val="0"/>
+          <w:color w:val="auto"/>
+        </w:rPr>
+        <w:t>khép</w:t>
+      </w:r>
+      <w:proofErr w:type="spellEnd"/>
+      <w:r>
+        <w:rPr>
+          <w:rFonts w:ascii="Times New Roman" w:hAnsi="Times New Roman" w:cs="Times New Roman"/>
+          <w:b w:val="0"/>
+          <w:bCs w:val="0"/>
+          <w:color w:val="auto"/>
+        </w:rPr>
+        <w:t xml:space="preserve"> </w:t>
+      </w:r>
+      <w:proofErr w:type="spellStart"/>
+      <w:r>
+        <w:rPr>
+          <w:rFonts w:ascii="Times New Roman" w:hAnsi="Times New Roman" w:cs="Times New Roman"/>
+          <w:b w:val="0"/>
+          <w:bCs w:val="0"/>
+          <w:color w:val="auto"/>
+        </w:rPr>
+        <w:t>kín</w:t>
+      </w:r>
+      <w:proofErr w:type="spellEnd"/>
+      <w:r>
+        <w:rPr>
+          <w:rFonts w:ascii="Times New Roman" w:hAnsi="Times New Roman" w:cs="Times New Roman"/>
+          <w:b w:val="0"/>
+          <w:bCs w:val="0"/>
+          <w:color w:val="auto"/>
+        </w:rPr>
+        <w:t xml:space="preserve"> </w:t>
+      </w:r>
+      <w:proofErr w:type="spellStart"/>
+      <w:r>
+        <w:rPr>
+          <w:rFonts w:ascii="Times New Roman" w:hAnsi="Times New Roman" w:cs="Times New Roman"/>
+          <w:b w:val="0"/>
+          <w:bCs w:val="0"/>
+          <w:color w:val="auto"/>
+        </w:rPr>
+        <w:t>kết</w:t>
+      </w:r>
+      <w:proofErr w:type="spellEnd"/>
+      <w:r>
+        <w:rPr>
+          <w:rFonts w:ascii="Times New Roman" w:hAnsi="Times New Roman" w:cs="Times New Roman"/>
+          <w:b w:val="0"/>
+          <w:bCs w:val="0"/>
+          <w:color w:val="auto"/>
+        </w:rPr>
+        <w:t xml:space="preserve"> </w:t>
+      </w:r>
+      <w:proofErr w:type="spellStart"/>
+      <w:r>
+        <w:rPr>
+          <w:rFonts w:ascii="Times New Roman" w:hAnsi="Times New Roman" w:cs="Times New Roman"/>
+          <w:b w:val="0"/>
+          <w:bCs w:val="0"/>
+          <w:color w:val="auto"/>
+        </w:rPr>
+        <w:t>hợp</w:t>
+      </w:r>
+      <w:proofErr w:type="spellEnd"/>
+      <w:r>
+        <w:rPr>
+          <w:rFonts w:ascii="Times New Roman" w:hAnsi="Times New Roman" w:cs="Times New Roman"/>
+          <w:b w:val="0"/>
+          <w:bCs w:val="0"/>
+          <w:color w:val="auto"/>
+        </w:rPr>
+        <w:t xml:space="preserve"> Gravity Model </w:t>
+      </w:r>
+      <w:proofErr w:type="spellStart"/>
+      <w:r>
+        <w:rPr>
+          <w:rFonts w:ascii="Times New Roman" w:hAnsi="Times New Roman" w:cs="Times New Roman"/>
+          <w:b w:val="0"/>
+          <w:bCs w:val="0"/>
+          <w:color w:val="auto"/>
+        </w:rPr>
+        <w:t>nhằm</w:t>
+      </w:r>
+      <w:proofErr w:type="spellEnd"/>
+      <w:r>
+        <w:rPr>
+          <w:rFonts w:ascii="Times New Roman" w:hAnsi="Times New Roman" w:cs="Times New Roman"/>
+          <w:b w:val="0"/>
+          <w:bCs w:val="0"/>
+          <w:color w:val="auto"/>
+        </w:rPr>
+        <w:t xml:space="preserve"> </w:t>
+      </w:r>
+      <w:proofErr w:type="spellStart"/>
+      <w:r>
+        <w:rPr>
+          <w:rFonts w:ascii="Times New Roman" w:hAnsi="Times New Roman" w:cs="Times New Roman"/>
+          <w:b w:val="0"/>
+          <w:bCs w:val="0"/>
+          <w:color w:val="auto"/>
+        </w:rPr>
+        <w:t>xác</w:t>
+      </w:r>
+      <w:proofErr w:type="spellEnd"/>
+      <w:r>
+        <w:rPr>
+          <w:rFonts w:ascii="Times New Roman" w:hAnsi="Times New Roman" w:cs="Times New Roman"/>
+          <w:b w:val="0"/>
+          <w:bCs w:val="0"/>
+          <w:color w:val="auto"/>
+        </w:rPr>
+        <w:t xml:space="preserve"> </w:t>
+      </w:r>
+      <w:proofErr w:type="spellStart"/>
+      <w:r>
+        <w:rPr>
+          <w:rFonts w:ascii="Times New Roman" w:hAnsi="Times New Roman" w:cs="Times New Roman"/>
+          <w:b w:val="0"/>
+          <w:bCs w:val="0"/>
+          <w:color w:val="auto"/>
+        </w:rPr>
+        <w:t>định</w:t>
+      </w:r>
+      <w:proofErr w:type="spellEnd"/>
+      <w:r>
+        <w:rPr>
+          <w:rFonts w:ascii="Times New Roman" w:hAnsi="Times New Roman" w:cs="Times New Roman"/>
+          <w:b w:val="0"/>
+          <w:bCs w:val="0"/>
+          <w:color w:val="auto"/>
+        </w:rPr>
+        <w:t xml:space="preserve"> </w:t>
+      </w:r>
+      <w:proofErr w:type="spellStart"/>
+      <w:r>
+        <w:rPr>
+          <w:rFonts w:ascii="Times New Roman" w:hAnsi="Times New Roman" w:cs="Times New Roman"/>
+          <w:b w:val="0"/>
+          <w:bCs w:val="0"/>
+          <w:color w:val="auto"/>
+        </w:rPr>
+        <w:t>số</w:t>
+      </w:r>
+      <w:proofErr w:type="spellEnd"/>
+      <w:r>
+        <w:rPr>
+          <w:rFonts w:ascii="Times New Roman" w:hAnsi="Times New Roman" w:cs="Times New Roman"/>
+          <w:b w:val="0"/>
+          <w:bCs w:val="0"/>
+          <w:color w:val="auto"/>
+        </w:rPr>
+        <w:t xml:space="preserve"> </w:t>
+      </w:r>
+      <w:proofErr w:type="spellStart"/>
+      <w:r>
+        <w:rPr>
+          <w:rFonts w:ascii="Times New Roman" w:hAnsi="Times New Roman" w:cs="Times New Roman"/>
+          <w:b w:val="0"/>
+          <w:bCs w:val="0"/>
+          <w:color w:val="auto"/>
+        </w:rPr>
+        <w:t>lượng</w:t>
+      </w:r>
+      <w:proofErr w:type="spellEnd"/>
+      <w:r>
+        <w:rPr>
+          <w:rFonts w:ascii="Times New Roman" w:hAnsi="Times New Roman" w:cs="Times New Roman"/>
+          <w:b w:val="0"/>
+          <w:bCs w:val="0"/>
+          <w:color w:val="auto"/>
+        </w:rPr>
+        <w:t xml:space="preserve"> </w:t>
+      </w:r>
+      <w:proofErr w:type="spellStart"/>
+      <w:r>
+        <w:rPr>
+          <w:rFonts w:ascii="Times New Roman" w:hAnsi="Times New Roman" w:cs="Times New Roman"/>
+          <w:b w:val="0"/>
+          <w:bCs w:val="0"/>
+          <w:color w:val="auto"/>
+        </w:rPr>
+        <w:t>xe</w:t>
+      </w:r>
+      <w:proofErr w:type="spellEnd"/>
+      <w:r>
+        <w:rPr>
+          <w:rFonts w:ascii="Times New Roman" w:hAnsi="Times New Roman" w:cs="Times New Roman"/>
+          <w:b w:val="0"/>
+          <w:bCs w:val="0"/>
+          <w:color w:val="auto"/>
+        </w:rPr>
+        <w:t xml:space="preserve"> </w:t>
+      </w:r>
+      <w:proofErr w:type="spellStart"/>
+      <w:r>
+        <w:rPr>
+          <w:rFonts w:ascii="Times New Roman" w:hAnsi="Times New Roman" w:cs="Times New Roman"/>
+          <w:b w:val="0"/>
+          <w:bCs w:val="0"/>
+          <w:color w:val="auto"/>
+        </w:rPr>
+        <w:t>và</w:t>
+      </w:r>
+      <w:proofErr w:type="spellEnd"/>
+      <w:r>
+        <w:rPr>
+          <w:rFonts w:ascii="Times New Roman" w:hAnsi="Times New Roman" w:cs="Times New Roman"/>
+          <w:b w:val="0"/>
+          <w:bCs w:val="0"/>
+          <w:color w:val="auto"/>
+        </w:rPr>
+        <w:t xml:space="preserve"> </w:t>
+      </w:r>
+      <w:proofErr w:type="spellStart"/>
+      <w:r>
+        <w:rPr>
+          <w:rFonts w:ascii="Times New Roman" w:hAnsi="Times New Roman" w:cs="Times New Roman"/>
+          <w:b w:val="0"/>
+          <w:bCs w:val="0"/>
+          <w:color w:val="auto"/>
+        </w:rPr>
+        <w:t>vị</w:t>
+      </w:r>
+      <w:proofErr w:type="spellEnd"/>
+      <w:r>
+        <w:rPr>
+          <w:rFonts w:ascii="Times New Roman" w:hAnsi="Times New Roman" w:cs="Times New Roman"/>
+          <w:b w:val="0"/>
+          <w:bCs w:val="0"/>
+          <w:color w:val="auto"/>
+        </w:rPr>
+        <w:t xml:space="preserve"> </w:t>
+      </w:r>
+      <w:proofErr w:type="spellStart"/>
+      <w:r>
+        <w:rPr>
+          <w:rFonts w:ascii="Times New Roman" w:hAnsi="Times New Roman" w:cs="Times New Roman"/>
+          <w:b w:val="0"/>
+          <w:bCs w:val="0"/>
+          <w:color w:val="auto"/>
+        </w:rPr>
+        <w:t>trí</w:t>
+      </w:r>
+      <w:proofErr w:type="spellEnd"/>
+      <w:r>
+        <w:rPr>
+          <w:rFonts w:ascii="Times New Roman" w:hAnsi="Times New Roman" w:cs="Times New Roman"/>
+          <w:b w:val="0"/>
+          <w:bCs w:val="0"/>
+          <w:color w:val="auto"/>
+        </w:rPr>
+        <w:t xml:space="preserve"> </w:t>
+      </w:r>
+      <w:proofErr w:type="spellStart"/>
+      <w:r>
+        <w:rPr>
+          <w:rFonts w:ascii="Times New Roman" w:hAnsi="Times New Roman" w:cs="Times New Roman"/>
+          <w:b w:val="0"/>
+          <w:bCs w:val="0"/>
+          <w:color w:val="auto"/>
+        </w:rPr>
+        <w:t>phân</w:t>
+      </w:r>
+      <w:proofErr w:type="spellEnd"/>
+      <w:r>
+        <w:rPr>
+          <w:rFonts w:ascii="Times New Roman" w:hAnsi="Times New Roman" w:cs="Times New Roman"/>
+          <w:b w:val="0"/>
+          <w:bCs w:val="0"/>
+          <w:color w:val="auto"/>
+        </w:rPr>
+        <w:t xml:space="preserve"> </w:t>
+      </w:r>
+      <w:proofErr w:type="spellStart"/>
+      <w:r>
+        <w:rPr>
+          <w:rFonts w:ascii="Times New Roman" w:hAnsi="Times New Roman" w:cs="Times New Roman"/>
+          <w:b w:val="0"/>
+          <w:bCs w:val="0"/>
+          <w:color w:val="auto"/>
+        </w:rPr>
+        <w:t>bổ</w:t>
+      </w:r>
+      <w:proofErr w:type="spellEnd"/>
+      <w:r>
+        <w:rPr>
+          <w:rFonts w:ascii="Times New Roman" w:hAnsi="Times New Roman" w:cs="Times New Roman"/>
+          <w:b w:val="0"/>
+          <w:bCs w:val="0"/>
+          <w:color w:val="auto"/>
+        </w:rPr>
+        <w:t xml:space="preserve"> </w:t>
+      </w:r>
+      <w:proofErr w:type="spellStart"/>
+      <w:r>
+        <w:rPr>
+          <w:rFonts w:ascii="Times New Roman" w:hAnsi="Times New Roman" w:cs="Times New Roman"/>
+          <w:b w:val="0"/>
+          <w:bCs w:val="0"/>
+          <w:color w:val="auto"/>
+        </w:rPr>
+        <w:t>tối</w:t>
+      </w:r>
+      <w:proofErr w:type="spellEnd"/>
+      <w:r>
+        <w:rPr>
+          <w:rFonts w:ascii="Times New Roman" w:hAnsi="Times New Roman" w:cs="Times New Roman"/>
+          <w:b w:val="0"/>
+          <w:bCs w:val="0"/>
+          <w:color w:val="auto"/>
+        </w:rPr>
+        <w:t xml:space="preserve"> </w:t>
+      </w:r>
+      <w:proofErr w:type="spellStart"/>
+      <w:r>
+        <w:rPr>
+          <w:rFonts w:ascii="Times New Roman" w:hAnsi="Times New Roman" w:cs="Times New Roman"/>
+          <w:b w:val="0"/>
+          <w:bCs w:val="0"/>
+          <w:color w:val="auto"/>
+        </w:rPr>
+        <w:t>ưu</w:t>
+      </w:r>
+      <w:proofErr w:type="spellEnd"/>
+      <w:r>
+        <w:rPr>
+          <w:rFonts w:ascii="Times New Roman" w:hAnsi="Times New Roman" w:cs="Times New Roman"/>
+          <w:b w:val="0"/>
+          <w:bCs w:val="0"/>
+          <w:color w:val="auto"/>
+        </w:rPr>
+        <w:t xml:space="preserve"> </w:t>
+      </w:r>
+      <w:proofErr w:type="spellStart"/>
+      <w:r>
+        <w:rPr>
+          <w:rFonts w:ascii="Times New Roman" w:hAnsi="Times New Roman" w:cs="Times New Roman"/>
+          <w:b w:val="0"/>
+          <w:bCs w:val="0"/>
+          <w:color w:val="auto"/>
+        </w:rPr>
+        <w:t>tại</w:t>
+      </w:r>
+      <w:proofErr w:type="spellEnd"/>
+      <w:r>
+        <w:rPr>
+          <w:rFonts w:ascii="Times New Roman" w:hAnsi="Times New Roman" w:cs="Times New Roman"/>
+          <w:b w:val="0"/>
+          <w:bCs w:val="0"/>
+          <w:color w:val="auto"/>
+        </w:rPr>
+        <w:t xml:space="preserve"> </w:t>
+      </w:r>
+      <w:proofErr w:type="spellStart"/>
+      <w:r>
+        <w:rPr>
+          <w:rFonts w:ascii="Times New Roman" w:hAnsi="Times New Roman" w:cs="Times New Roman"/>
+          <w:b w:val="0"/>
+          <w:bCs w:val="0"/>
+          <w:color w:val="auto"/>
+        </w:rPr>
+        <w:t>các</w:t>
+      </w:r>
+      <w:proofErr w:type="spellEnd"/>
+      <w:r>
+        <w:rPr>
+          <w:rFonts w:ascii="Times New Roman" w:hAnsi="Times New Roman" w:cs="Times New Roman"/>
+          <w:b w:val="0"/>
+          <w:bCs w:val="0"/>
+          <w:color w:val="auto"/>
+        </w:rPr>
+        <w:t xml:space="preserve"> </w:t>
+      </w:r>
+      <w:proofErr w:type="spellStart"/>
+      <w:r>
+        <w:rPr>
+          <w:rFonts w:ascii="Times New Roman" w:hAnsi="Times New Roman" w:cs="Times New Roman"/>
+          <w:b w:val="0"/>
+          <w:bCs w:val="0"/>
+          <w:color w:val="auto"/>
+        </w:rPr>
+        <w:t>trạm</w:t>
+      </w:r>
+      <w:proofErr w:type="spellEnd"/>
+      <w:r>
+        <w:rPr>
+          <w:rFonts w:ascii="Times New Roman" w:hAnsi="Times New Roman" w:cs="Times New Roman"/>
+          <w:b w:val="0"/>
+          <w:bCs w:val="0"/>
+          <w:color w:val="auto"/>
+        </w:rPr>
+        <w:t xml:space="preserve"> </w:t>
+      </w:r>
+      <w:proofErr w:type="spellStart"/>
+      <w:r>
+        <w:rPr>
+          <w:rFonts w:ascii="Times New Roman" w:hAnsi="Times New Roman" w:cs="Times New Roman"/>
+          <w:b w:val="0"/>
+          <w:bCs w:val="0"/>
+          <w:color w:val="auto"/>
+        </w:rPr>
+        <w:t>cho</w:t>
+      </w:r>
+      <w:proofErr w:type="spellEnd"/>
+      <w:r>
+        <w:rPr>
+          <w:rFonts w:ascii="Times New Roman" w:hAnsi="Times New Roman" w:cs="Times New Roman"/>
+          <w:b w:val="0"/>
+          <w:bCs w:val="0"/>
+          <w:color w:val="auto"/>
+        </w:rPr>
+        <w:t xml:space="preserve"> </w:t>
+      </w:r>
+      <w:proofErr w:type="spellStart"/>
+      <w:r>
+        <w:rPr>
+          <w:rFonts w:ascii="Times New Roman" w:hAnsi="Times New Roman" w:cs="Times New Roman"/>
+          <w:b w:val="0"/>
+          <w:bCs w:val="0"/>
+          <w:color w:val="auto"/>
+        </w:rPr>
+        <w:t>thuê</w:t>
+      </w:r>
+      <w:proofErr w:type="spellEnd"/>
+      <w:r>
+        <w:rPr>
+          <w:rFonts w:ascii="Times New Roman" w:hAnsi="Times New Roman" w:cs="Times New Roman"/>
+          <w:b w:val="0"/>
+          <w:bCs w:val="0"/>
+          <w:color w:val="auto"/>
+        </w:rPr>
+        <w:t>.</w:t>
+      </w:r>
+      <w:r>
+        <w:rPr>
+          <w:rFonts w:ascii="Times New Roman" w:hAnsi="Times New Roman" w:cs="Times New Roman"/>
+          <w:b w:val="0"/>
+          <w:bCs w:val="0"/>
+          <w:color w:val="auto"/>
+        </w:rPr>
+        <w:br/>
+      </w:r>
+      <w:proofErr w:type="spellStart"/>
+      <w:r>
+        <w:rPr>
+          <w:rFonts w:ascii="Times New Roman" w:hAnsi="Times New Roman" w:cs="Times New Roman"/>
+          <w:b w:val="0"/>
+          <w:bCs w:val="0"/>
+          <w:color w:val="auto"/>
+        </w:rPr>
+        <w:t>Nhận</w:t>
+      </w:r>
+      <w:proofErr w:type="spellEnd"/>
+      <w:r>
+        <w:rPr>
+          <w:rFonts w:ascii="Times New Roman" w:hAnsi="Times New Roman" w:cs="Times New Roman"/>
+          <w:b w:val="0"/>
+          <w:bCs w:val="0"/>
+          <w:color w:val="auto"/>
+        </w:rPr>
+        <w:t xml:space="preserve"> </w:t>
+      </w:r>
+      <w:proofErr w:type="spellStart"/>
+      <w:r>
+        <w:rPr>
+          <w:rFonts w:ascii="Times New Roman" w:hAnsi="Times New Roman" w:cs="Times New Roman"/>
+          <w:b w:val="0"/>
+          <w:bCs w:val="0"/>
+          <w:color w:val="auto"/>
+        </w:rPr>
+        <w:t>định</w:t>
+      </w:r>
+      <w:proofErr w:type="spellEnd"/>
+      <w:r>
+        <w:rPr>
+          <w:rFonts w:ascii="Times New Roman" w:hAnsi="Times New Roman" w:cs="Times New Roman"/>
+          <w:b w:val="0"/>
+          <w:bCs w:val="0"/>
+          <w:color w:val="auto"/>
+        </w:rPr>
+        <w:t xml:space="preserve"> </w:t>
+      </w:r>
+      <w:proofErr w:type="spellStart"/>
+      <w:r>
+        <w:rPr>
+          <w:rFonts w:ascii="Times New Roman" w:hAnsi="Times New Roman" w:cs="Times New Roman"/>
+          <w:b w:val="0"/>
+          <w:bCs w:val="0"/>
+          <w:color w:val="auto"/>
+        </w:rPr>
+        <w:t>và</w:t>
+      </w:r>
+      <w:proofErr w:type="spellEnd"/>
+      <w:r>
+        <w:rPr>
+          <w:rFonts w:ascii="Times New Roman" w:hAnsi="Times New Roman" w:cs="Times New Roman"/>
+          <w:b w:val="0"/>
+          <w:bCs w:val="0"/>
+          <w:color w:val="auto"/>
+        </w:rPr>
+        <w:t xml:space="preserve"> </w:t>
+      </w:r>
+      <w:proofErr w:type="spellStart"/>
+      <w:r>
+        <w:rPr>
+          <w:rFonts w:ascii="Times New Roman" w:hAnsi="Times New Roman" w:cs="Times New Roman"/>
+          <w:b w:val="0"/>
+          <w:bCs w:val="0"/>
+          <w:color w:val="auto"/>
+        </w:rPr>
+        <w:t>khả</w:t>
+      </w:r>
+      <w:proofErr w:type="spellEnd"/>
+      <w:r>
+        <w:rPr>
+          <w:rFonts w:ascii="Times New Roman" w:hAnsi="Times New Roman" w:cs="Times New Roman"/>
+          <w:b w:val="0"/>
+          <w:bCs w:val="0"/>
+          <w:color w:val="auto"/>
+        </w:rPr>
+        <w:t xml:space="preserve"> </w:t>
+      </w:r>
+      <w:proofErr w:type="spellStart"/>
+      <w:r>
+        <w:rPr>
+          <w:rFonts w:ascii="Times New Roman" w:hAnsi="Times New Roman" w:cs="Times New Roman"/>
+          <w:b w:val="0"/>
+          <w:bCs w:val="0"/>
+          <w:color w:val="auto"/>
+        </w:rPr>
+        <w:t>năng</w:t>
+      </w:r>
+      <w:proofErr w:type="spellEnd"/>
+      <w:r>
+        <w:rPr>
+          <w:rFonts w:ascii="Times New Roman" w:hAnsi="Times New Roman" w:cs="Times New Roman"/>
+          <w:b w:val="0"/>
+          <w:bCs w:val="0"/>
+          <w:color w:val="auto"/>
+        </w:rPr>
+        <w:t xml:space="preserve"> </w:t>
+      </w:r>
+      <w:proofErr w:type="spellStart"/>
+      <w:r>
+        <w:rPr>
+          <w:rFonts w:ascii="Times New Roman" w:hAnsi="Times New Roman" w:cs="Times New Roman"/>
+          <w:b w:val="0"/>
+          <w:bCs w:val="0"/>
+          <w:color w:val="auto"/>
+        </w:rPr>
+        <w:t>áp</w:t>
+      </w:r>
+      <w:proofErr w:type="spellEnd"/>
+      <w:r>
+        <w:rPr>
+          <w:rFonts w:ascii="Times New Roman" w:hAnsi="Times New Roman" w:cs="Times New Roman"/>
+          <w:b w:val="0"/>
+          <w:bCs w:val="0"/>
+          <w:color w:val="auto"/>
+        </w:rPr>
+        <w:t xml:space="preserve"> </w:t>
+      </w:r>
+      <w:proofErr w:type="spellStart"/>
+      <w:r>
+        <w:rPr>
+          <w:rFonts w:ascii="Times New Roman" w:hAnsi="Times New Roman" w:cs="Times New Roman"/>
+          <w:b w:val="0"/>
+          <w:bCs w:val="0"/>
+          <w:color w:val="auto"/>
+        </w:rPr>
+        <w:t>dụng</w:t>
+      </w:r>
+      <w:proofErr w:type="spellEnd"/>
+      <w:r>
+        <w:rPr>
+          <w:rFonts w:ascii="Times New Roman" w:hAnsi="Times New Roman" w:cs="Times New Roman"/>
+          <w:b w:val="0"/>
+          <w:bCs w:val="0"/>
+          <w:color w:val="auto"/>
+        </w:rPr>
+        <w:t xml:space="preserve">: </w:t>
+      </w:r>
+      <w:proofErr w:type="spellStart"/>
+      <w:r>
+        <w:rPr>
+          <w:rFonts w:ascii="Times New Roman" w:hAnsi="Times New Roman" w:cs="Times New Roman"/>
+          <w:b w:val="0"/>
+          <w:bCs w:val="0"/>
+          <w:color w:val="auto"/>
+        </w:rPr>
+        <w:t>Mặc</w:t>
+      </w:r>
+      <w:proofErr w:type="spellEnd"/>
+      <w:r>
+        <w:rPr>
+          <w:rFonts w:ascii="Times New Roman" w:hAnsi="Times New Roman" w:cs="Times New Roman"/>
+          <w:b w:val="0"/>
+          <w:bCs w:val="0"/>
+          <w:color w:val="auto"/>
+        </w:rPr>
+        <w:t xml:space="preserve"> </w:t>
+      </w:r>
+      <w:proofErr w:type="spellStart"/>
+      <w:r>
+        <w:rPr>
+          <w:rFonts w:ascii="Times New Roman" w:hAnsi="Times New Roman" w:cs="Times New Roman"/>
+          <w:b w:val="0"/>
+          <w:bCs w:val="0"/>
+          <w:color w:val="auto"/>
+        </w:rPr>
+        <w:t>dù</w:t>
+      </w:r>
+      <w:proofErr w:type="spellEnd"/>
+      <w:r>
+        <w:rPr>
+          <w:rFonts w:ascii="Times New Roman" w:hAnsi="Times New Roman" w:cs="Times New Roman"/>
+          <w:b w:val="0"/>
+          <w:bCs w:val="0"/>
+          <w:color w:val="auto"/>
+        </w:rPr>
+        <w:t xml:space="preserve"> </w:t>
+      </w:r>
+      <w:proofErr w:type="spellStart"/>
+      <w:r>
+        <w:rPr>
+          <w:rFonts w:ascii="Times New Roman" w:hAnsi="Times New Roman" w:cs="Times New Roman"/>
+          <w:b w:val="0"/>
+          <w:bCs w:val="0"/>
+          <w:color w:val="auto"/>
+        </w:rPr>
+        <w:t>chưa</w:t>
+      </w:r>
+      <w:proofErr w:type="spellEnd"/>
+      <w:r>
+        <w:rPr>
+          <w:rFonts w:ascii="Times New Roman" w:hAnsi="Times New Roman" w:cs="Times New Roman"/>
+          <w:b w:val="0"/>
+          <w:bCs w:val="0"/>
+          <w:color w:val="auto"/>
+        </w:rPr>
+        <w:t xml:space="preserve"> </w:t>
+      </w:r>
+      <w:proofErr w:type="spellStart"/>
+      <w:r>
+        <w:rPr>
+          <w:rFonts w:ascii="Times New Roman" w:hAnsi="Times New Roman" w:cs="Times New Roman"/>
+          <w:b w:val="0"/>
+          <w:bCs w:val="0"/>
+          <w:color w:val="auto"/>
+        </w:rPr>
+        <w:t>triển</w:t>
+      </w:r>
+      <w:proofErr w:type="spellEnd"/>
+      <w:r>
+        <w:rPr>
+          <w:rFonts w:ascii="Times New Roman" w:hAnsi="Times New Roman" w:cs="Times New Roman"/>
+          <w:b w:val="0"/>
+          <w:bCs w:val="0"/>
+          <w:color w:val="auto"/>
+        </w:rPr>
+        <w:t xml:space="preserve"> </w:t>
+      </w:r>
+      <w:proofErr w:type="spellStart"/>
+      <w:r>
+        <w:rPr>
+          <w:rFonts w:ascii="Times New Roman" w:hAnsi="Times New Roman" w:cs="Times New Roman"/>
+          <w:b w:val="0"/>
+          <w:bCs w:val="0"/>
+          <w:color w:val="auto"/>
+        </w:rPr>
+        <w:t>khai</w:t>
+      </w:r>
+      <w:proofErr w:type="spellEnd"/>
+      <w:r>
+        <w:rPr>
+          <w:rFonts w:ascii="Times New Roman" w:hAnsi="Times New Roman" w:cs="Times New Roman"/>
+          <w:b w:val="0"/>
+          <w:bCs w:val="0"/>
+          <w:color w:val="auto"/>
+        </w:rPr>
+        <w:t xml:space="preserve"> </w:t>
+      </w:r>
+      <w:proofErr w:type="spellStart"/>
+      <w:r>
+        <w:rPr>
+          <w:rFonts w:ascii="Times New Roman" w:hAnsi="Times New Roman" w:cs="Times New Roman"/>
+          <w:b w:val="0"/>
+          <w:bCs w:val="0"/>
+          <w:color w:val="auto"/>
+        </w:rPr>
+        <w:t>thuật</w:t>
+      </w:r>
+      <w:proofErr w:type="spellEnd"/>
+      <w:r>
+        <w:rPr>
+          <w:rFonts w:ascii="Times New Roman" w:hAnsi="Times New Roman" w:cs="Times New Roman"/>
+          <w:b w:val="0"/>
+          <w:bCs w:val="0"/>
+          <w:color w:val="auto"/>
+        </w:rPr>
+        <w:t xml:space="preserve"> </w:t>
+      </w:r>
+      <w:proofErr w:type="spellStart"/>
+      <w:r>
+        <w:rPr>
+          <w:rFonts w:ascii="Times New Roman" w:hAnsi="Times New Roman" w:cs="Times New Roman"/>
+          <w:b w:val="0"/>
+          <w:bCs w:val="0"/>
+          <w:color w:val="auto"/>
+        </w:rPr>
+        <w:t>toán</w:t>
+      </w:r>
+      <w:proofErr w:type="spellEnd"/>
+      <w:r>
+        <w:rPr>
+          <w:rFonts w:ascii="Times New Roman" w:hAnsi="Times New Roman" w:cs="Times New Roman"/>
+          <w:b w:val="0"/>
+          <w:bCs w:val="0"/>
+          <w:color w:val="auto"/>
+        </w:rPr>
+        <w:t xml:space="preserve"> </w:t>
+      </w:r>
+      <w:proofErr w:type="spellStart"/>
+      <w:r>
+        <w:rPr>
+          <w:rFonts w:ascii="Times New Roman" w:hAnsi="Times New Roman" w:cs="Times New Roman"/>
+          <w:b w:val="0"/>
+          <w:bCs w:val="0"/>
+          <w:color w:val="auto"/>
+        </w:rPr>
+        <w:t>phức</w:t>
+      </w:r>
+      <w:proofErr w:type="spellEnd"/>
+      <w:r>
+        <w:rPr>
+          <w:rFonts w:ascii="Times New Roman" w:hAnsi="Times New Roman" w:cs="Times New Roman"/>
+          <w:b w:val="0"/>
+          <w:bCs w:val="0"/>
+          <w:color w:val="auto"/>
+        </w:rPr>
+        <w:t xml:space="preserve"> </w:t>
+      </w:r>
+      <w:proofErr w:type="spellStart"/>
+      <w:r>
+        <w:rPr>
+          <w:rFonts w:ascii="Times New Roman" w:hAnsi="Times New Roman" w:cs="Times New Roman"/>
+          <w:b w:val="0"/>
+          <w:bCs w:val="0"/>
+          <w:color w:val="auto"/>
+        </w:rPr>
+        <w:t>tạp</w:t>
+      </w:r>
+      <w:proofErr w:type="spellEnd"/>
+      <w:r>
+        <w:rPr>
+          <w:rFonts w:ascii="Times New Roman" w:hAnsi="Times New Roman" w:cs="Times New Roman"/>
+          <w:b w:val="0"/>
+          <w:bCs w:val="0"/>
+          <w:color w:val="auto"/>
+        </w:rPr>
+        <w:t xml:space="preserve">, </w:t>
+      </w:r>
+      <w:proofErr w:type="spellStart"/>
+      <w:r>
+        <w:rPr>
+          <w:rFonts w:ascii="Times New Roman" w:hAnsi="Times New Roman" w:cs="Times New Roman"/>
+          <w:b w:val="0"/>
+          <w:bCs w:val="0"/>
+          <w:color w:val="auto"/>
+        </w:rPr>
+        <w:t>nghiên</w:t>
+      </w:r>
+      <w:proofErr w:type="spellEnd"/>
+      <w:r>
+        <w:rPr>
+          <w:rFonts w:ascii="Times New Roman" w:hAnsi="Times New Roman" w:cs="Times New Roman"/>
+          <w:b w:val="0"/>
+          <w:bCs w:val="0"/>
+          <w:color w:val="auto"/>
+        </w:rPr>
+        <w:t xml:space="preserve"> </w:t>
+      </w:r>
+      <w:proofErr w:type="spellStart"/>
+      <w:r>
+        <w:rPr>
+          <w:rFonts w:ascii="Times New Roman" w:hAnsi="Times New Roman" w:cs="Times New Roman"/>
+          <w:b w:val="0"/>
+          <w:bCs w:val="0"/>
+          <w:color w:val="auto"/>
+        </w:rPr>
+        <w:t>cứu</w:t>
+      </w:r>
+      <w:proofErr w:type="spellEnd"/>
+      <w:r>
+        <w:rPr>
+          <w:rFonts w:ascii="Times New Roman" w:hAnsi="Times New Roman" w:cs="Times New Roman"/>
+          <w:b w:val="0"/>
+          <w:bCs w:val="0"/>
+          <w:color w:val="auto"/>
+        </w:rPr>
+        <w:t xml:space="preserve"> </w:t>
+      </w:r>
+      <w:proofErr w:type="spellStart"/>
+      <w:r>
+        <w:rPr>
+          <w:rFonts w:ascii="Times New Roman" w:hAnsi="Times New Roman" w:cs="Times New Roman"/>
+          <w:b w:val="0"/>
+          <w:bCs w:val="0"/>
+          <w:color w:val="auto"/>
+        </w:rPr>
+        <w:t>giúp</w:t>
+      </w:r>
+      <w:proofErr w:type="spellEnd"/>
+      <w:r>
+        <w:rPr>
+          <w:rFonts w:ascii="Times New Roman" w:hAnsi="Times New Roman" w:cs="Times New Roman"/>
+          <w:b w:val="0"/>
+          <w:bCs w:val="0"/>
+          <w:color w:val="auto"/>
+        </w:rPr>
+        <w:t xml:space="preserve"> </w:t>
+      </w:r>
+      <w:proofErr w:type="spellStart"/>
+      <w:r>
+        <w:rPr>
+          <w:rFonts w:ascii="Times New Roman" w:hAnsi="Times New Roman" w:cs="Times New Roman"/>
+          <w:b w:val="0"/>
+          <w:bCs w:val="0"/>
+          <w:color w:val="auto"/>
+        </w:rPr>
+        <w:t>nhóm</w:t>
+      </w:r>
+      <w:proofErr w:type="spellEnd"/>
+      <w:r>
+        <w:rPr>
+          <w:rFonts w:ascii="Times New Roman" w:hAnsi="Times New Roman" w:cs="Times New Roman"/>
+          <w:b w:val="0"/>
+          <w:bCs w:val="0"/>
+          <w:color w:val="auto"/>
+        </w:rPr>
+        <w:t xml:space="preserve"> </w:t>
+      </w:r>
+      <w:proofErr w:type="spellStart"/>
+      <w:r>
+        <w:rPr>
+          <w:rFonts w:ascii="Times New Roman" w:hAnsi="Times New Roman" w:cs="Times New Roman"/>
+          <w:b w:val="0"/>
+          <w:bCs w:val="0"/>
+          <w:color w:val="auto"/>
+        </w:rPr>
+        <w:t>hiểu</w:t>
+      </w:r>
+      <w:proofErr w:type="spellEnd"/>
+      <w:r>
+        <w:rPr>
+          <w:rFonts w:ascii="Times New Roman" w:hAnsi="Times New Roman" w:cs="Times New Roman"/>
+          <w:b w:val="0"/>
+          <w:bCs w:val="0"/>
+          <w:color w:val="auto"/>
+        </w:rPr>
+        <w:t xml:space="preserve"> </w:t>
+      </w:r>
+      <w:proofErr w:type="spellStart"/>
+      <w:r>
+        <w:rPr>
+          <w:rFonts w:ascii="Times New Roman" w:hAnsi="Times New Roman" w:cs="Times New Roman"/>
+          <w:b w:val="0"/>
+          <w:bCs w:val="0"/>
+          <w:color w:val="auto"/>
+        </w:rPr>
+        <w:t>được</w:t>
+      </w:r>
+      <w:proofErr w:type="spellEnd"/>
+      <w:r>
+        <w:rPr>
+          <w:rFonts w:ascii="Times New Roman" w:hAnsi="Times New Roman" w:cs="Times New Roman"/>
+          <w:b w:val="0"/>
+          <w:bCs w:val="0"/>
+          <w:color w:val="auto"/>
+        </w:rPr>
+        <w:t xml:space="preserve"> </w:t>
+      </w:r>
+      <w:proofErr w:type="spellStart"/>
+      <w:r>
+        <w:rPr>
+          <w:rFonts w:ascii="Times New Roman" w:hAnsi="Times New Roman" w:cs="Times New Roman"/>
+          <w:b w:val="0"/>
+          <w:bCs w:val="0"/>
+          <w:color w:val="auto"/>
+        </w:rPr>
+        <w:t>tầm</w:t>
+      </w:r>
+      <w:proofErr w:type="spellEnd"/>
+      <w:r>
+        <w:rPr>
+          <w:rFonts w:ascii="Times New Roman" w:hAnsi="Times New Roman" w:cs="Times New Roman"/>
+          <w:b w:val="0"/>
+          <w:bCs w:val="0"/>
+          <w:color w:val="auto"/>
+        </w:rPr>
+        <w:t xml:space="preserve"> </w:t>
+      </w:r>
+      <w:proofErr w:type="spellStart"/>
+      <w:r>
+        <w:rPr>
+          <w:rFonts w:ascii="Times New Roman" w:hAnsi="Times New Roman" w:cs="Times New Roman"/>
+          <w:b w:val="0"/>
+          <w:bCs w:val="0"/>
+          <w:color w:val="auto"/>
+        </w:rPr>
+        <w:t>quan</w:t>
+      </w:r>
+      <w:proofErr w:type="spellEnd"/>
+      <w:r>
+        <w:rPr>
+          <w:rFonts w:ascii="Times New Roman" w:hAnsi="Times New Roman" w:cs="Times New Roman"/>
+          <w:b w:val="0"/>
+          <w:bCs w:val="0"/>
+          <w:color w:val="auto"/>
+        </w:rPr>
+        <w:t xml:space="preserve"> </w:t>
+      </w:r>
+      <w:proofErr w:type="spellStart"/>
+      <w:r>
+        <w:rPr>
+          <w:rFonts w:ascii="Times New Roman" w:hAnsi="Times New Roman" w:cs="Times New Roman"/>
+          <w:b w:val="0"/>
+          <w:bCs w:val="0"/>
+          <w:color w:val="auto"/>
+        </w:rPr>
+        <w:t>trọng</w:t>
+      </w:r>
+      <w:proofErr w:type="spellEnd"/>
+      <w:r>
+        <w:rPr>
+          <w:rFonts w:ascii="Times New Roman" w:hAnsi="Times New Roman" w:cs="Times New Roman"/>
+          <w:b w:val="0"/>
+          <w:bCs w:val="0"/>
+          <w:color w:val="auto"/>
+        </w:rPr>
+        <w:t xml:space="preserve"> </w:t>
+      </w:r>
+      <w:proofErr w:type="spellStart"/>
+      <w:r>
+        <w:rPr>
+          <w:rFonts w:ascii="Times New Roman" w:hAnsi="Times New Roman" w:cs="Times New Roman"/>
+          <w:b w:val="0"/>
+          <w:bCs w:val="0"/>
+          <w:color w:val="auto"/>
+        </w:rPr>
+        <w:t>của</w:t>
+      </w:r>
+      <w:proofErr w:type="spellEnd"/>
+      <w:r>
+        <w:rPr>
+          <w:rFonts w:ascii="Times New Roman" w:hAnsi="Times New Roman" w:cs="Times New Roman"/>
+          <w:b w:val="0"/>
+          <w:bCs w:val="0"/>
+          <w:color w:val="auto"/>
+        </w:rPr>
+        <w:t xml:space="preserve"> </w:t>
+      </w:r>
+      <w:proofErr w:type="spellStart"/>
+      <w:r>
+        <w:rPr>
+          <w:rFonts w:ascii="Times New Roman" w:hAnsi="Times New Roman" w:cs="Times New Roman"/>
+          <w:b w:val="0"/>
+          <w:bCs w:val="0"/>
+          <w:color w:val="auto"/>
+        </w:rPr>
+        <w:t>việc</w:t>
+      </w:r>
+      <w:proofErr w:type="spellEnd"/>
+      <w:r>
+        <w:rPr>
+          <w:rFonts w:ascii="Times New Roman" w:hAnsi="Times New Roman" w:cs="Times New Roman"/>
+          <w:b w:val="0"/>
+          <w:bCs w:val="0"/>
+          <w:color w:val="auto"/>
+        </w:rPr>
+        <w:t xml:space="preserve"> </w:t>
+      </w:r>
+      <w:proofErr w:type="spellStart"/>
+      <w:r>
+        <w:rPr>
+          <w:rFonts w:ascii="Times New Roman" w:hAnsi="Times New Roman" w:cs="Times New Roman"/>
+          <w:b w:val="0"/>
+          <w:bCs w:val="0"/>
+          <w:color w:val="auto"/>
+        </w:rPr>
+        <w:t>điều</w:t>
+      </w:r>
+      <w:proofErr w:type="spellEnd"/>
+      <w:r>
+        <w:rPr>
+          <w:rFonts w:ascii="Times New Roman" w:hAnsi="Times New Roman" w:cs="Times New Roman"/>
+          <w:b w:val="0"/>
+          <w:bCs w:val="0"/>
+          <w:color w:val="auto"/>
+        </w:rPr>
+        <w:t xml:space="preserve"> </w:t>
+      </w:r>
+      <w:proofErr w:type="spellStart"/>
+      <w:r>
+        <w:rPr>
+          <w:rFonts w:ascii="Times New Roman" w:hAnsi="Times New Roman" w:cs="Times New Roman"/>
+          <w:b w:val="0"/>
+          <w:bCs w:val="0"/>
+          <w:color w:val="auto"/>
+        </w:rPr>
+        <w:t>phối</w:t>
+      </w:r>
+      <w:proofErr w:type="spellEnd"/>
+      <w:r>
+        <w:rPr>
+          <w:rFonts w:ascii="Times New Roman" w:hAnsi="Times New Roman" w:cs="Times New Roman"/>
+          <w:b w:val="0"/>
+          <w:bCs w:val="0"/>
+          <w:color w:val="auto"/>
+        </w:rPr>
+        <w:t xml:space="preserve"> </w:t>
+      </w:r>
+      <w:proofErr w:type="spellStart"/>
+      <w:r>
+        <w:rPr>
+          <w:rFonts w:ascii="Times New Roman" w:hAnsi="Times New Roman" w:cs="Times New Roman"/>
+          <w:b w:val="0"/>
+          <w:bCs w:val="0"/>
+          <w:color w:val="auto"/>
+        </w:rPr>
+        <w:t>đội</w:t>
+      </w:r>
+      <w:proofErr w:type="spellEnd"/>
+      <w:r>
+        <w:rPr>
+          <w:rFonts w:ascii="Times New Roman" w:hAnsi="Times New Roman" w:cs="Times New Roman"/>
+          <w:b w:val="0"/>
+          <w:bCs w:val="0"/>
+          <w:color w:val="auto"/>
+        </w:rPr>
+        <w:t xml:space="preserve"> </w:t>
+      </w:r>
+      <w:proofErr w:type="spellStart"/>
+      <w:r>
+        <w:rPr>
+          <w:rFonts w:ascii="Times New Roman" w:hAnsi="Times New Roman" w:cs="Times New Roman"/>
+          <w:b w:val="0"/>
+          <w:bCs w:val="0"/>
+          <w:color w:val="auto"/>
+        </w:rPr>
+        <w:t>xe</w:t>
+      </w:r>
+      <w:proofErr w:type="spellEnd"/>
+      <w:r>
+        <w:rPr>
+          <w:rFonts w:ascii="Times New Roman" w:hAnsi="Times New Roman" w:cs="Times New Roman"/>
+          <w:b w:val="0"/>
+          <w:bCs w:val="0"/>
+          <w:color w:val="auto"/>
+        </w:rPr>
+        <w:t xml:space="preserve"> </w:t>
+      </w:r>
+      <w:proofErr w:type="spellStart"/>
+      <w:r>
+        <w:rPr>
+          <w:rFonts w:ascii="Times New Roman" w:hAnsi="Times New Roman" w:cs="Times New Roman"/>
+          <w:b w:val="0"/>
+          <w:bCs w:val="0"/>
+          <w:color w:val="auto"/>
+        </w:rPr>
+        <w:t>và</w:t>
+      </w:r>
+      <w:proofErr w:type="spellEnd"/>
+      <w:r>
+        <w:rPr>
+          <w:rFonts w:ascii="Times New Roman" w:hAnsi="Times New Roman" w:cs="Times New Roman"/>
+          <w:b w:val="0"/>
+          <w:bCs w:val="0"/>
+          <w:color w:val="auto"/>
+        </w:rPr>
+        <w:t xml:space="preserve"> </w:t>
+      </w:r>
+      <w:proofErr w:type="spellStart"/>
+      <w:r>
+        <w:rPr>
+          <w:rFonts w:ascii="Times New Roman" w:hAnsi="Times New Roman" w:cs="Times New Roman"/>
+          <w:b w:val="0"/>
+          <w:bCs w:val="0"/>
+          <w:color w:val="auto"/>
+        </w:rPr>
+        <w:t>quản</w:t>
+      </w:r>
+      <w:proofErr w:type="spellEnd"/>
+      <w:r>
+        <w:rPr>
+          <w:rFonts w:ascii="Times New Roman" w:hAnsi="Times New Roman" w:cs="Times New Roman"/>
+          <w:b w:val="0"/>
+          <w:bCs w:val="0"/>
+          <w:color w:val="auto"/>
+        </w:rPr>
+        <w:t xml:space="preserve"> </w:t>
+      </w:r>
+      <w:proofErr w:type="spellStart"/>
+      <w:r>
+        <w:rPr>
+          <w:rFonts w:ascii="Times New Roman" w:hAnsi="Times New Roman" w:cs="Times New Roman"/>
+          <w:b w:val="0"/>
+          <w:bCs w:val="0"/>
+          <w:color w:val="auto"/>
+        </w:rPr>
+        <w:t>lý</w:t>
+      </w:r>
+      <w:proofErr w:type="spellEnd"/>
+      <w:r>
+        <w:rPr>
+          <w:rFonts w:ascii="Times New Roman" w:hAnsi="Times New Roman" w:cs="Times New Roman"/>
+          <w:b w:val="0"/>
+          <w:bCs w:val="0"/>
+          <w:color w:val="auto"/>
+        </w:rPr>
+        <w:t xml:space="preserve"> </w:t>
+      </w:r>
+      <w:proofErr w:type="spellStart"/>
+      <w:r>
+        <w:rPr>
+          <w:rFonts w:ascii="Times New Roman" w:hAnsi="Times New Roman" w:cs="Times New Roman"/>
+          <w:b w:val="0"/>
+          <w:bCs w:val="0"/>
+          <w:color w:val="auto"/>
+        </w:rPr>
+        <w:t>số</w:t>
+      </w:r>
+      <w:proofErr w:type="spellEnd"/>
+      <w:r>
+        <w:rPr>
+          <w:rFonts w:ascii="Times New Roman" w:hAnsi="Times New Roman" w:cs="Times New Roman"/>
+          <w:b w:val="0"/>
+          <w:bCs w:val="0"/>
+          <w:color w:val="auto"/>
+        </w:rPr>
+        <w:t xml:space="preserve"> </w:t>
+      </w:r>
+      <w:proofErr w:type="spellStart"/>
+      <w:r>
+        <w:rPr>
+          <w:rFonts w:ascii="Times New Roman" w:hAnsi="Times New Roman" w:cs="Times New Roman"/>
+          <w:b w:val="0"/>
+          <w:bCs w:val="0"/>
+          <w:color w:val="auto"/>
+        </w:rPr>
+        <w:t>lượng</w:t>
+      </w:r>
+      <w:proofErr w:type="spellEnd"/>
+      <w:r>
+        <w:rPr>
+          <w:rFonts w:ascii="Times New Roman" w:hAnsi="Times New Roman" w:cs="Times New Roman"/>
+          <w:b w:val="0"/>
+          <w:bCs w:val="0"/>
+          <w:color w:val="auto"/>
+        </w:rPr>
+        <w:t xml:space="preserve"> </w:t>
+      </w:r>
+      <w:proofErr w:type="spellStart"/>
+      <w:r>
+        <w:rPr>
+          <w:rFonts w:ascii="Times New Roman" w:hAnsi="Times New Roman" w:cs="Times New Roman"/>
+          <w:b w:val="0"/>
+          <w:bCs w:val="0"/>
+          <w:color w:val="auto"/>
+        </w:rPr>
+        <w:t>phương</w:t>
+      </w:r>
+      <w:proofErr w:type="spellEnd"/>
+      <w:r>
+        <w:rPr>
+          <w:rFonts w:ascii="Times New Roman" w:hAnsi="Times New Roman" w:cs="Times New Roman"/>
+          <w:b w:val="0"/>
+          <w:bCs w:val="0"/>
+          <w:color w:val="auto"/>
+        </w:rPr>
+        <w:t xml:space="preserve"> </w:t>
+      </w:r>
+      <w:proofErr w:type="spellStart"/>
+      <w:r>
+        <w:rPr>
+          <w:rFonts w:ascii="Times New Roman" w:hAnsi="Times New Roman" w:cs="Times New Roman"/>
+          <w:b w:val="0"/>
+          <w:bCs w:val="0"/>
+          <w:color w:val="auto"/>
+        </w:rPr>
+        <w:t>tiện</w:t>
+      </w:r>
+      <w:proofErr w:type="spellEnd"/>
+      <w:r>
+        <w:rPr>
+          <w:rFonts w:ascii="Times New Roman" w:hAnsi="Times New Roman" w:cs="Times New Roman"/>
+          <w:b w:val="0"/>
+          <w:bCs w:val="0"/>
+          <w:color w:val="auto"/>
+        </w:rPr>
+        <w:t xml:space="preserve"> </w:t>
+      </w:r>
+      <w:proofErr w:type="spellStart"/>
+      <w:r>
+        <w:rPr>
+          <w:rFonts w:ascii="Times New Roman" w:hAnsi="Times New Roman" w:cs="Times New Roman"/>
+          <w:b w:val="0"/>
+          <w:bCs w:val="0"/>
+          <w:color w:val="auto"/>
+        </w:rPr>
+        <w:t>theo</w:t>
+      </w:r>
+      <w:proofErr w:type="spellEnd"/>
+      <w:r>
+        <w:rPr>
+          <w:rFonts w:ascii="Times New Roman" w:hAnsi="Times New Roman" w:cs="Times New Roman"/>
+          <w:b w:val="0"/>
+          <w:bCs w:val="0"/>
+          <w:color w:val="auto"/>
+        </w:rPr>
+        <w:t xml:space="preserve"> </w:t>
+      </w:r>
+      <w:proofErr w:type="spellStart"/>
+      <w:r>
+        <w:rPr>
+          <w:rFonts w:ascii="Times New Roman" w:hAnsi="Times New Roman" w:cs="Times New Roman"/>
+          <w:b w:val="0"/>
+          <w:bCs w:val="0"/>
+          <w:color w:val="auto"/>
+        </w:rPr>
+        <w:t>khu</w:t>
+      </w:r>
+      <w:proofErr w:type="spellEnd"/>
+      <w:r>
+        <w:rPr>
+          <w:rFonts w:ascii="Times New Roman" w:hAnsi="Times New Roman" w:cs="Times New Roman"/>
+          <w:b w:val="0"/>
+          <w:bCs w:val="0"/>
+          <w:color w:val="auto"/>
+        </w:rPr>
+        <w:t xml:space="preserve"> </w:t>
+      </w:r>
+      <w:proofErr w:type="spellStart"/>
+      <w:r>
+        <w:rPr>
+          <w:rFonts w:ascii="Times New Roman" w:hAnsi="Times New Roman" w:cs="Times New Roman"/>
+          <w:b w:val="0"/>
+          <w:bCs w:val="0"/>
+          <w:color w:val="auto"/>
+        </w:rPr>
+        <w:t>vực</w:t>
+      </w:r>
+      <w:proofErr w:type="spellEnd"/>
+      <w:r>
+        <w:rPr>
+          <w:rFonts w:ascii="Times New Roman" w:hAnsi="Times New Roman" w:cs="Times New Roman"/>
+          <w:b w:val="0"/>
+          <w:bCs w:val="0"/>
+          <w:color w:val="auto"/>
+        </w:rPr>
+        <w:t>.</w:t>
       </w:r>
     </w:p>
     <w:p>
@@ -430,6 +5557,64 @@
           <w:rFonts w:ascii="Times New Roman" w:hAnsi="Times New Roman" w:cs="Times New Roman"/>
           <w:color w:val="auto"/>
         </w:rPr>
+        <w:t xml:space="preserve">Paper 9 - </w:t>
+      </w:r>
+      <w:proofErr w:type="spellStart"/>
+      <w:r>
+        <w:rPr>
+          <w:rFonts w:ascii="Times New Roman" w:hAnsi="Times New Roman" w:cs="Times New Roman"/>
+          <w:color w:val="auto"/>
+        </w:rPr>
+        <w:t>Thuật</w:t>
+      </w:r>
+      <w:proofErr w:type="spellEnd"/>
+      <w:r>
+        <w:rPr>
+          <w:rFonts w:ascii="Times New Roman" w:hAnsi="Times New Roman" w:cs="Times New Roman"/>
+          <w:color w:val="auto"/>
+        </w:rPr>
+        <w:t xml:space="preserve"> toán phân bổ xe</w:t>
+      </w:r>
+    </w:p>
+    <w:p>
+      <w:pPr>
+        <w:rPr>
+          <w:rFonts w:ascii="Times New Roman" w:hAnsi="Times New Roman" w:cs="Times New Roman"/>
+        </w:rPr>
+      </w:pPr>
+      <w:r>
+        <w:rPr>
+          <w:rFonts w:ascii="Times New Roman" w:hAnsi="Times New Roman" w:cs="Times New Roman"/>
+        </w:rPr>
+        <w:t>Nội dung chính: Bài báo nghiên cứu các thuật toán tối ưu cho bài toán phân bổ xe trực tuyến.</w:t>
+      </w:r>
+    </w:p>
+    <w:p>
+      <w:pPr>
+        <w:rPr>
+          <w:rFonts w:ascii="Times New Roman" w:hAnsi="Times New Roman" w:cs="Times New Roman"/>
+        </w:rPr>
+      </w:pPr>
+      <w:r>
+        <w:rPr>
+          <w:rFonts w:ascii="Times New Roman" w:hAnsi="Times New Roman" w:cs="Times New Roman"/>
+        </w:rPr>
+        <w:t>Nhận định và khả năng áp dụng: Mặc dù đồ án chưa triển khai thuật toán phức tạp, nhưng đây là hướng phát triển tiềm năng nhằm nâng cao hiệu quả sử dụng đội xe.</w:t>
+      </w:r>
+    </w:p>
+    <w:p>
+      <w:pPr>
+        <w:pStyle w:val="Heading2"/>
+        <w:rPr>
+          <w:rFonts w:ascii="Times New Roman" w:hAnsi="Times New Roman" w:cs="Times New Roman"/>
+          <w:color w:val="auto"/>
+        </w:rPr>
+      </w:pPr>
+      <w:r>
+        <w:rPr>
+          <w:rFonts w:ascii="Times New Roman" w:hAnsi="Times New Roman" w:cs="Times New Roman"/>
+          <w:color w:val="auto"/>
+        </w:rPr>
         <w:t>Paper 10 - Hệ thống đánh giá uy tín</w:t>
       </w:r>
     </w:p>
@@ -498,14 +5683,8 @@
         <w:rPr>
           <w:rFonts w:ascii="Times New Roman" w:hAnsi="Times New Roman" w:cs="Times New Roman"/>
         </w:rPr>
-        <w:t xml:space="preserve">Một trong những bài học quan trọng nhất là việc thiết kế hệ thống cần dựa trên khả năng mở rộng. Các mô hình Car Rental và Car Sharing đang dần hội tụ, vì vậy hệ thống được xây dựng </w:t>
-      </w:r>
-      <w:r>
-        <w:rPr>
-          <w:rFonts w:ascii="Times New Roman" w:hAnsi="Times New Roman" w:cs="Times New Roman"/>
-        </w:rPr>
         <w:lastRenderedPageBreak/>
-        <w:t>nên có kiến trúc linh hoạt để hỗ trợ nhiều loại hình dịch vụ. Bên cạnh đó, việc quản lý đội xe, theo dõi tình trạng phương tiện, quản lý khách hàng và xử lý giao dịch cần được số hóa hoàn toàn để giảm chi phí vận hành.</w:t>
+        <w:t>Một trong những bài học quan trọng nhất là việc thiết kế hệ thống cần dựa trên khả năng mở rộng. Các mô hình Car Rental và Car Sharing đang dần hội tụ, vì vậy hệ thống được xây dựng nên có kiến trúc linh hoạt để hỗ trợ nhiều loại hình dịch vụ. Bên cạnh đó, việc quản lý đội xe, theo dõi tình trạng phương tiện, quản lý khách hàng và xử lý giao dịch cần được số hóa hoàn toàn để giảm chi phí vận hành.</w:t>
       </w:r>
     </w:p>
     <w:p>
@@ -1366,7 +6545,6 @@
   <w:style w:type="character" w:default="1" w:styleId="DefaultParagraphFont">
     <w:name w:val="Default Paragraph Font"/>
     <w:uiPriority w:val="1"/>
-    <w:semiHidden/>
     <w:unhideWhenUsed/>
   </w:style>
   <w:style w:type="table" w:default="1" w:styleId="TableNormal">
